--- a/plantillas_maestras/17_seguro_no_especificado/clausula_abusiva/2_o_mas_ddos_varios/mujer/TPL_2389_2025_SEGURO_NO_ESPECIFICADO_CLAUSULA_ABUSIVA_ASEGURADORA_MUJER_R1.DOCX
+++ b/plantillas_maestras/17_seguro_no_especificado/clausula_abusiva/2_o_mas_ddos_varios/mujer/TPL_2389_2025_SEGURO_NO_ESPECIFICADO_CLAUSULA_ABUSIVA_ASEGURADORA_MUJER_R1.DOCX
@@ -408,7 +408,7 @@
           <w14:ligatures w14:val="none"/>
         </w:rPr>
         <w:tab/>
-        <w:t xml:space="preserve">:       </w:t>
+        <w:t xml:space="preserve">: </w:t>
       </w:r>
       <w:r>
         <w:rPr>
@@ -818,7 +818,7 @@
           <w:lang w:val="es-ES" w:eastAsia="es-ES"/>
           <w14:ligatures w14:val="none"/>
         </w:rPr>
-        <w:t>por presuntas infracciones a la Ley N°29571, Código de Protección y Defensa del Consumidor (en adelante</w:t>
+        <w:t>por presuntas infracciones a la Ley 29571, Código de Protección y Defensa del Consumidor (en adelante</w:t>
       </w:r>
       <w:r>
         <w:rPr>
@@ -904,7 +904,7 @@
           <w:color w:val="000000" w:themeColor="text1"/>
           <w:lang w:eastAsia="es-ES"/>
         </w:rPr>
-        <w:t>Con anterioridad al 19 de agosto de 2025, adquirió el Seguro Protección de Tarjetas – Póliza N° 26720 (en adelante, “Seguro Protección de Tarjetas”)</w:t>
+        <w:t>Con anterioridad al 19 de agosto de 2025, adquirió el Seguro Protección de Tarjetas – Póliza 26720 (en adelante, “Seguro Protección de Tarjetas”)</w:t>
       </w:r>
       <w:r>
         <w:rPr>
@@ -1739,7 +1739,7 @@
           <w:lang w:eastAsia="es-PE"/>
           <w14:ligatures w14:val="none"/>
         </w:rPr>
-        <w:t>Técnica de la Comisión de Protección al Consumidor N°1 (en adelante, la Secretaría Técnica), en ejercicio de sus facultades</w:t>
+        <w:t>Técnica de la Comisión de Protección al Consumidor 1 (en adelante, la Secretaría Técnica), en ejercicio de sus facultades</w:t>
       </w:r>
       <w:r>
         <w:rPr>
@@ -1787,7 +1787,7 @@
         <w:rPr>
           <w:rFonts w:ascii="Arial Narrow" w:eastAsia="Arial Narrow" w:hAnsi="Arial Narrow" w:cs="Arial Narrow"/>
         </w:rPr>
-        <w:t>N°</w:t>
+        <w:t/>
       </w:r>
       <w:proofErr w:type="spellEnd"/>
       <w:r>
@@ -1812,7 +1812,7 @@
           <w:lang w:eastAsia="es-PE"/>
           <w14:ligatures w14:val="none"/>
         </w:rPr>
-        <w:t>°</w:t>
+        <w:t/>
       </w:r>
       <w:r>
         <w:rPr>
@@ -1830,7 +1830,7 @@
           <w:lang w:eastAsia="es-PE"/>
           <w14:ligatures w14:val="none"/>
         </w:rPr>
-        <w:t>°</w:t>
+        <w:t/>
       </w:r>
       <w:r>
         <w:rPr>
@@ -1940,7 +1940,7 @@
           <w:color w:val="000000" w:themeColor="text1"/>
           <w:lang w:eastAsia="es-PE"/>
         </w:rPr>
-        <w:t>°</w:t>
+        <w:t/>
       </w:r>
       <w:r>
         <w:rPr>
@@ -1954,7 +1954,7 @@
           <w:color w:val="000000" w:themeColor="text1"/>
           <w:lang w:eastAsia="es-PE"/>
         </w:rPr>
-        <w:t>°</w:t>
+        <w:t/>
       </w:r>
       <w:r>
         <w:rPr>
@@ -2052,7 +2052,7 @@
         <w:rPr>
           <w:rFonts w:ascii="Arial Narrow" w:eastAsia="Arial Narrow" w:hAnsi="Arial Narrow" w:cs="Arial Narrow"/>
         </w:rPr>
-        <w:t xml:space="preserve">literal h) del artículo 62° </w:t>
+        <w:t xml:space="preserve">literal h) del artículo 62 </w:t>
       </w:r>
       <w:r>
         <w:rPr>
@@ -2077,7 +2077,7 @@
           <w:lang w:eastAsia="es-PE"/>
           <w14:ligatures w14:val="none"/>
         </w:rPr>
-        <w:t xml:space="preserve">.    </w:t>
+        <w:t xml:space="preserve">. </w:t>
       </w:r>
     </w:p>
     <w:p>
@@ -2394,7 +2394,7 @@
           <w:lang w:val="es-ES" w:eastAsia="es-ES"/>
           <w14:ligatures w14:val="none"/>
         </w:rPr>
-        <w:t>N°</w:t>
+        <w:t/>
       </w:r>
       <w:proofErr w:type="spellEnd"/>
       <w:r>
@@ -2438,7 +2438,7 @@
           <w:lang w:val="es-ES" w:eastAsia="es-ES"/>
           <w14:ligatures w14:val="none"/>
         </w:rPr>
-        <w:t>N°</w:t>
+        <w:t/>
       </w:r>
       <w:proofErr w:type="spellEnd"/>
       <w:r>
@@ -2598,7 +2598,7 @@
           <w:lang w:val="es-ES" w:eastAsia="es-ES"/>
           <w14:ligatures w14:val="none"/>
         </w:rPr>
-        <w:t>N°</w:t>
+        <w:t/>
       </w:r>
       <w:proofErr w:type="spellEnd"/>
       <w:r>
@@ -2705,7 +2705,7 @@
           <w:lang w:eastAsia="es-PE"/>
           <w14:ligatures w14:val="none"/>
         </w:rPr>
-        <w:t xml:space="preserve">RESOLUCIÓN DE LA SECRETARÍA TÉCNICA  </w:t>
+        <w:t xml:space="preserve">RESOLUCIÓN DE LA SECRETARÍA TÉCNICA </w:t>
       </w:r>
     </w:p>
     <w:p>
@@ -2892,7 +2892,7 @@
           <w:rFonts w:ascii="Arial Narrow" w:eastAsia="Times New Roman" w:hAnsi="Arial Narrow" w:cs="Times New Roman"/>
           <w:lang w:eastAsia="es-PE"/>
         </w:rPr>
-        <w:t xml:space="preserve"> infracción a los artículos 18° y 19°</w:t>
+        <w:t xml:space="preserve"> infracción a los artículos 18 y 19</w:t>
       </w:r>
       <w:r>
         <w:rPr>
@@ -2948,7 +2948,7 @@
         <w:rPr>
           <w:rFonts w:ascii="Arial Narrow" w:eastAsia="Arial Narrow" w:hAnsi="Arial Narrow" w:cs="Arial Narrow"/>
         </w:rPr>
-        <w:t>N°</w:t>
+        <w:t/>
       </w:r>
       <w:r>
         <w:rPr>
@@ -3033,7 +3033,7 @@
           <w:rFonts w:ascii="Arial Narrow" w:eastAsia="Times New Roman" w:hAnsi="Arial Narrow" w:cs="Times New Roman"/>
           <w:lang w:eastAsia="es-PE"/>
         </w:rPr>
-        <w:t xml:space="preserve"> infracción a los artículos 18° y 19°</w:t>
+        <w:t xml:space="preserve"> infracción a los artículos 18 y 19</w:t>
       </w:r>
       <w:r>
         <w:rPr>
@@ -3162,7 +3162,7 @@
           <w:rFonts w:ascii="Arial Narrow" w:eastAsia="Times New Roman" w:hAnsi="Arial Narrow" w:cs="Times New Roman"/>
           <w:lang w:eastAsia="es-PE"/>
         </w:rPr>
-        <w:t>°</w:t>
+        <w:t/>
       </w:r>
       <w:r>
         <w:rPr>
@@ -3583,7 +3583,7 @@
           <w:lang w:eastAsia="es-PE"/>
           <w14:ligatures w14:val="none"/>
         </w:rPr>
-        <w:t>°</w:t>
+        <w:t/>
       </w:r>
       <w:r>
         <w:rPr>
@@ -3679,7 +3679,7 @@
           <w:lang w:eastAsia="es-PE"/>
           <w14:ligatures w14:val="none"/>
         </w:rPr>
-        <w:t>°</w:t>
+        <w:t/>
       </w:r>
       <w:r>
         <w:rPr>
@@ -3849,7 +3849,7 @@
           <w:lang w:eastAsia="es-PE"/>
           <w14:ligatures w14:val="none"/>
         </w:rPr>
-        <w:t>°</w:t>
+        <w:t/>
       </w:r>
       <w:r>
         <w:rPr>
@@ -4005,7 +4005,7 @@
           <w:color w:val="000000" w:themeColor="text1"/>
           <w:lang w:val="es-ES" w:eastAsia="es-ES"/>
         </w:rPr>
-        <w:t xml:space="preserve">(i) presentar una copia debidamente suscrita de la Póliza N° 26720 del Seguro Protección de Tarjetas </w:t>
+        <w:t xml:space="preserve">(i) presentar una copia debidamente suscrita de la Póliza 26720 del Seguro Protección de Tarjetas </w:t>
       </w:r>
       <w:r>
         <w:rPr>
@@ -4032,7 +4032,7 @@
           <w:color w:val="000000" w:themeColor="text1"/>
           <w:lang w:val="es-ES" w:eastAsia="es-ES"/>
         </w:rPr>
-        <w:t>) presentar los medios probatorios que acrediten que la negativa de otorgar la cobertura de la Póliza N° 26720 del Seguro Protección de Tarjetas fue justificada y, (</w:t>
+        <w:t>) presentar los medios probatorios que acrediten que la negativa de otorgar la cobertura de la Póliza 26720 del Seguro Protección de Tarjetas fue justificada y, (</w:t>
       </w:r>
       <w:proofErr w:type="spellStart"/>
       <w:r>
@@ -4173,7 +4173,7 @@
           <w:color w:val="000000" w:themeColor="text1"/>
           <w:lang w:val="es-ES" w:eastAsia="es-ES"/>
         </w:rPr>
-        <w:t>(i) presentar una copia debidamente suscrita de la Póliza N° 26720 del Seguro Protección de Tarjetas materia de denuncia, así como el cargo de remisión de la póliza; y, (</w:t>
+        <w:t>(i) presentar una copia debidamente suscrita de la Póliza 26720 del Seguro Protección de Tarjetas materia de denuncia, así como el cargo de remisión de la póliza; y, (</w:t>
       </w:r>
       <w:proofErr w:type="spellStart"/>
       <w:r>
@@ -4271,7 +4271,7 @@
           <w:lang w:eastAsia="es-PE"/>
           <w14:ligatures w14:val="none"/>
         </w:rPr>
-        <w:t>°</w:t>
+        <w:t/>
       </w:r>
       <w:r>
         <w:rPr>
@@ -4312,7 +4312,7 @@
           <w:lang w:eastAsia="es-PE"/>
           <w14:ligatures w14:val="none"/>
         </w:rPr>
-        <w:t>°</w:t>
+        <w:t/>
       </w:r>
       <w:r>
         <w:rPr>
@@ -4332,7 +4332,7 @@
           <w:lang w:eastAsia="es-PE"/>
           <w14:ligatures w14:val="none"/>
         </w:rPr>
-        <w:t>°</w:t>
+        <w:t/>
       </w:r>
       <w:r>
         <w:rPr>
@@ -4352,7 +4352,7 @@
           <w:lang w:eastAsia="es-PE"/>
           <w14:ligatures w14:val="none"/>
         </w:rPr>
-        <w:t>°</w:t>
+        <w:t/>
       </w:r>
       <w:r>
         <w:rPr>
@@ -4405,7 +4405,7 @@
           <w:lang w:eastAsia="es-PE"/>
           <w14:ligatures w14:val="none"/>
         </w:rPr>
-        <w:t>°</w:t>
+        <w:t/>
       </w:r>
       <w:r>
         <w:rPr>
@@ -4506,7 +4506,7 @@
           <w:lang w:eastAsia="es-PE"/>
           <w14:ligatures w14:val="none"/>
         </w:rPr>
-        <w:t>°</w:t>
+        <w:t/>
       </w:r>
       <w:r>
         <w:rPr>
@@ -4601,7 +4601,7 @@
           <w:lang w:eastAsia="es-PE"/>
           <w14:ligatures w14:val="none"/>
         </w:rPr>
-        <w:t>°</w:t>
+        <w:t/>
       </w:r>
       <w:r>
         <w:rPr>
@@ -4609,7 +4609,7 @@
           <w:kern w:val="0"/>
           <w14:ligatures w14:val="none"/>
         </w:rPr>
-        <w:t xml:space="preserve"> del Decreto Legislativo N° 807</w:t>
+        <w:t xml:space="preserve"> del Decreto Legislativo 807</w:t>
       </w:r>
       <w:r>
         <w:rPr>
@@ -4828,7 +4828,7 @@
           <w:lang w:eastAsia="es-PE"/>
           <w14:ligatures w14:val="none"/>
         </w:rPr>
-        <w:t>°</w:t>
+        <w:t/>
       </w:r>
       <w:r>
         <w:rPr>
@@ -4853,7 +4853,7 @@
           <w:lang w:eastAsia="es-PE"/>
           <w14:ligatures w14:val="none"/>
         </w:rPr>
-        <w:t>°</w:t>
+        <w:t/>
       </w:r>
       <w:r>
         <w:rPr>
@@ -5369,7 +5369,7 @@
           <w:sz w:val="14"/>
           <w:szCs w:val="14"/>
         </w:rPr>
-        <w:t xml:space="preserve">  </w:t>
+        <w:t xml:space="preserve"> </w:t>
       </w:r>
       <w:r>
         <w:rPr>
@@ -5387,7 +5387,7 @@
           <w:sz w:val="14"/>
           <w:szCs w:val="14"/>
         </w:rPr>
-        <w:t xml:space="preserve">LEY N° 29571, CÓDIGO DE PROTECCIÓN Y DEFENSA DEL CONSUMIDOR, publicado el 2 de setiembre de 2010 y modificado por Decreto Legislativo N° 1308 </w:t>
+        <w:t xml:space="preserve">LEY 29571, CÓDIGO DE PROTECCIÓN Y DEFENSA DEL CONSUMIDOR, publicado el 2 de setiembre de 2010 y modificado por Decreto Legislativo 1308 </w:t>
       </w:r>
     </w:p>
     <w:p>
@@ -5455,7 +5455,7 @@
           <w:sz w:val="14"/>
           <w:szCs w:val="14"/>
         </w:rPr>
-        <w:t xml:space="preserve">El Instituto Nacional de Defensa de la Competencia y de la Protección de la Propiedad Intelectual (Indecopi) es la autoridad con competencia primaria y de alcance nacional para conocer las presuntas infracciones a las disposiciones contenidas en el presente Código, así como para imponer las sanciones y medidas correctivas establecidas en el presente capítulo, conforme al Decreto Legislativo N° 1033, Ley de Organización y Funciones del Indecopi. Dicha competencia solo puede ser negada cuando ella haya sido asignada o se asigne a favor de otro organismo por norma expresa con rango de ley. </w:t>
+        <w:t xml:space="preserve">El Instituto Nacional de Defensa de la Competencia y de la Protección de la Propiedad Intelectual (Indecopi) es la autoridad con competencia primaria y de alcance nacional para conocer las presuntas infracciones a las disposiciones contenidas en el presente Código, así como para imponer las sanciones y medidas correctivas establecidas en el presente capítulo, conforme al Decreto Legislativo 1033, Ley de Organización y Funciones del Indecopi. Dicha competencia solo puede ser negada cuando ella haya sido asignada o se asigne a favor de otro organismo por norma expresa con rango de ley. </w:t>
       </w:r>
     </w:p>
     <w:p>
@@ -5546,7 +5546,7 @@
           <w:sz w:val="14"/>
           <w:szCs w:val="14"/>
         </w:rPr>
-        <w:t xml:space="preserve">LEY DE ORGANIZACIÓN Y FUNCIONES DEL INDECOPI, APROBADA POR DECRETO LEGISLATIVO N° 1033 </w:t>
+        <w:t xml:space="preserve">LEY DE ORGANIZACIÓN Y FUNCIONES DEL INDECOPI, APROBADA POR DECRETO LEGISLATIVO 1033 </w:t>
       </w:r>
     </w:p>
     <w:p>
@@ -5689,7 +5689,7 @@
           <w:sz w:val="14"/>
           <w:szCs w:val="14"/>
         </w:rPr>
-        <w:t xml:space="preserve">           </w:t>
+        <w:t xml:space="preserve"> </w:t>
       </w:r>
       <w:r>
         <w:rPr>
@@ -5707,7 +5707,7 @@
           <w:sz w:val="14"/>
           <w:szCs w:val="14"/>
         </w:rPr>
-        <w:t xml:space="preserve">LEY N° 29571, CÓDIGO DE PROTECCIÓN Y DEFENSA DEL CONSUMIDOR, publicado el 2 de setiembre de 2010 y modificado por Decreto Legislativo N° 1308   </w:t>
+        <w:t xml:space="preserve">LEY 29571, CÓDIGO DE PROTECCIÓN Y DEFENSA DEL CONSUMIDOR, publicado el 2 de setiembre de 2010 y modificado por Decreto Legislativo 1308 </w:t>
       </w:r>
     </w:p>
     <w:p>
@@ -5731,7 +5731,7 @@
           <w:sz w:val="14"/>
           <w:szCs w:val="14"/>
         </w:rPr>
-        <w:t xml:space="preserve">Artículo 18.- Idoneidad   </w:t>
+        <w:t xml:space="preserve">Artículo 18.- Idoneidad </w:t>
       </w:r>
     </w:p>
     <w:p>
@@ -5751,7 +5751,7 @@
           <w:sz w:val="14"/>
           <w:szCs w:val="14"/>
         </w:rPr>
-        <w:t xml:space="preserve">Se entiende por idoneidad la correspondencia entre lo que un consumidor espera y lo que efectivamente recibe, en función a lo que se le hubiera ofrecido, la publicidad e información transmitida, las condiciones y circunstancias de la transacción, las características y naturaleza del producto o servicio, el precio, entre otros factores, atendiendo a las circunstancias del caso.    </w:t>
+        <w:t xml:space="preserve">Se entiende por idoneidad la correspondencia entre lo que un consumidor espera y lo que efectivamente recibe, en función a lo que se le hubiera ofrecido, la publicidad e información transmitida, las condiciones y circunstancias de la transacción, las características y naturaleza del producto o servicio, el precio, entre otros factores, atendiendo a las circunstancias del caso. </w:t>
       </w:r>
     </w:p>
     <w:p>
@@ -5872,7 +5872,7 @@
           <w:sz w:val="14"/>
           <w:szCs w:val="14"/>
         </w:rPr>
-        <w:t xml:space="preserve">           </w:t>
+        <w:t xml:space="preserve"> </w:t>
       </w:r>
       <w:r>
         <w:rPr>
@@ -5901,7 +5901,7 @@
           <w:sz w:val="14"/>
           <w:szCs w:val="14"/>
         </w:rPr>
-        <w:t>N°</w:t>
+        <w:t/>
       </w:r>
       <w:proofErr w:type="spellEnd"/>
       <w:r>
@@ -5923,7 +5923,7 @@
           <w:sz w:val="14"/>
           <w:szCs w:val="14"/>
         </w:rPr>
-        <w:t>N°</w:t>
+        <w:t/>
       </w:r>
       <w:proofErr w:type="spellEnd"/>
       <w:r>
@@ -5934,7 +5934,7 @@
           <w:sz w:val="14"/>
           <w:szCs w:val="14"/>
         </w:rPr>
-        <w:t xml:space="preserve"> 1308   </w:t>
+        <w:t xml:space="preserve"> 1308 </w:t>
       </w:r>
     </w:p>
     <w:p>
@@ -6209,7 +6209,7 @@
           <w:sz w:val="14"/>
           <w:szCs w:val="14"/>
         </w:rPr>
-        <w:t xml:space="preserve">  </w:t>
+        <w:t xml:space="preserve"> </w:t>
       </w:r>
       <w:r>
         <w:rPr>
@@ -6238,7 +6238,7 @@
           <w:sz w:val="14"/>
           <w:szCs w:val="14"/>
         </w:rPr>
-        <w:t>N°</w:t>
+        <w:t/>
       </w:r>
       <w:proofErr w:type="spellEnd"/>
       <w:r>
@@ -6434,7 +6434,7 @@
           <w:sz w:val="14"/>
           <w:szCs w:val="14"/>
         </w:rPr>
-        <w:t>Nº</w:t>
+        <w:t/>
       </w:r>
       <w:proofErr w:type="spellEnd"/>
       <w:r>
@@ -6540,7 +6540,7 @@
           <w:sz w:val="14"/>
           <w:szCs w:val="14"/>
         </w:rPr>
-        <w:t>publicado el 2 de setiembre de 2010 y modificado por Decreto Legislativo N° 1308</w:t>
+        <w:t>publicado el 2 de setiembre de 2010 y modificado por Decreto Legislativo 1308</w:t>
       </w:r>
     </w:p>
     <w:p>
@@ -6697,7 +6697,7 @@
           <w:szCs w:val="14"/>
           <w:vertAlign w:val="superscript"/>
         </w:rPr>
-        <w:t xml:space="preserve">  </w:t>
+        <w:t xml:space="preserve"> </w:t>
       </w:r>
       <w:r>
         <w:rPr>
@@ -6705,7 +6705,7 @@
           <w:sz w:val="14"/>
           <w:szCs w:val="14"/>
         </w:rPr>
-        <w:t xml:space="preserve">     </w:t>
+        <w:t xml:space="preserve"> </w:t>
       </w:r>
       <w:r>
         <w:rPr>
@@ -6741,7 +6741,7 @@
           <w:sz w:val="14"/>
           <w:szCs w:val="14"/>
         </w:rPr>
-        <w:t>publicado el 2 de setiembre de 2010 y modificado por Decreto Legislativo N° 1308</w:t>
+        <w:t>publicado el 2 de setiembre de 2010 y modificado por Decreto Legislativo 1308</w:t>
       </w:r>
     </w:p>
     <w:p>
@@ -6784,7 +6784,7 @@
           <w:sz w:val="14"/>
           <w:szCs w:val="14"/>
         </w:rPr>
-        <w:t>El órgano resolutivo puede sancionar las infracciones administrativas a que se refiere el artículo 108º con amonestación y multas de hasta cuatrocientos cincuenta (450) Unidades Impositivas Tributarias (UIT), las cuales son calificadas de la siguiente manera:</w:t>
+        <w:t>El órgano resolutivo puede sancionar las infracciones administrativas a que se refiere el artículo 108 con amonestación y multas de hasta cuatrocientos cincuenta (450) Unidades Impositivas Tributarias (UIT), las cuales son calificadas de la siguiente manera:</w:t>
       </w:r>
     </w:p>
     <w:p>
@@ -6907,7 +6907,7 @@
           <w:sz w:val="14"/>
           <w:szCs w:val="14"/>
         </w:rPr>
-        <w:t xml:space="preserve">        </w:t>
+        <w:t xml:space="preserve"> </w:t>
       </w:r>
       <w:r>
         <w:rPr>
@@ -7724,7 +7724,7 @@
           <w:sz w:val="14"/>
           <w:szCs w:val="14"/>
         </w:rPr>
-        <w:t xml:space="preserve">         </w:t>
+        <w:t xml:space="preserve"> </w:t>
       </w:r>
       <w:r>
         <w:rPr>
@@ -7760,7 +7760,7 @@
           <w:sz w:val="14"/>
           <w:szCs w:val="14"/>
         </w:rPr>
-        <w:t>publicado el 2 de setiembre de 2010 y modificado por Decreto Legislativo N° 1308</w:t>
+        <w:t>publicado el 2 de setiembre de 2010 y modificado por Decreto Legislativo 1308</w:t>
       </w:r>
     </w:p>
     <w:p>
@@ -7968,7 +7968,7 @@
           <w:sz w:val="14"/>
           <w:szCs w:val="14"/>
         </w:rPr>
-        <w:t>Nº</w:t>
+        <w:t/>
       </w:r>
       <w:proofErr w:type="spellEnd"/>
       <w:r>
@@ -8403,7 +8403,7 @@
               <w:sz w:val="16"/>
               <w:szCs w:val="16"/>
             </w:rPr>
-            <w:t xml:space="preserve">CNICA DE LA    </w:t>
+            <w:t xml:space="preserve">CNICA DE LA </w:t>
           </w:r>
         </w:p>
         <w:p>

--- a/plantillas_maestras/17_seguro_no_especificado/clausula_abusiva/2_o_mas_ddos_varios/mujer/TPL_2389_2025_SEGURO_NO_ESPECIFICADO_CLAUSULA_ABUSIVA_ASEGURADORA_MUJER_R1.DOCX
+++ b/plantillas_maestras/17_seguro_no_especificado/clausula_abusiva/2_o_mas_ddos_varios/mujer/TPL_2389_2025_SEGURO_NO_ESPECIFICADO_CLAUSULA_ABUSIVA_ASEGURADORA_MUJER_R1.DOCX
@@ -104,7 +104,7 @@
           <w:lang w:eastAsia="es-PE"/>
           <w14:ligatures w14:val="none"/>
         </w:rPr>
-        <w:t>DENUNCIANTE</w:t>
+        <w:t xml:space="preserve">DENUNCIANTE:[DENUNCIANTE] (SEÑORA [APELLIDO])</w:t>
       </w:r>
       <w:r>
         <w:rPr>
@@ -116,7 +116,7 @@
           <w14:ligatures w14:val="none"/>
         </w:rPr>
         <w:tab/>
-        <w:t>:</w:t>
+        <w:t/>
       </w:r>
       <w:r>
         <w:rPr>
@@ -138,73 +138,73 @@
           <w:lang w:eastAsia="es-PE"/>
           <w14:ligatures w14:val="none"/>
         </w:rPr>
-        <w:t xml:space="preserve">LOURDES </w:t>
-      </w:r>
-      <w:r>
-        <w:rPr>
-          <w:rFonts w:ascii="Arial Narrow" w:eastAsia="Arial Narrow" w:hAnsi="Arial Narrow" w:cs="Arial Narrow"/>
-          <w:b/>
-          <w:color w:val="000000"/>
-          <w:kern w:val="0"/>
-          <w:lang w:eastAsia="es-PE"/>
-          <w14:ligatures w14:val="none"/>
-        </w:rPr>
-        <w:t xml:space="preserve">ELEANA LINARES VERA </w:t>
-      </w:r>
-      <w:r>
-        <w:rPr>
-          <w:rFonts w:ascii="Arial Narrow" w:eastAsia="Arial Narrow" w:hAnsi="Arial Narrow" w:cs="Arial Narrow"/>
-          <w:b/>
-          <w:color w:val="000000"/>
-          <w:kern w:val="0"/>
-          <w:lang w:eastAsia="es-PE"/>
-          <w14:ligatures w14:val="none"/>
-        </w:rPr>
-        <w:t>(SEÑOR</w:t>
-      </w:r>
-      <w:r>
-        <w:rPr>
-          <w:rFonts w:ascii="Arial Narrow" w:eastAsia="Arial Narrow" w:hAnsi="Arial Narrow" w:cs="Arial Narrow"/>
-          <w:b/>
-          <w:color w:val="000000"/>
-          <w:kern w:val="0"/>
-          <w:lang w:eastAsia="es-PE"/>
-          <w14:ligatures w14:val="none"/>
-        </w:rPr>
-        <w:t>A</w:t>
-      </w:r>
-      <w:r>
-        <w:rPr>
-          <w:rFonts w:ascii="Arial Narrow" w:eastAsia="Arial Narrow" w:hAnsi="Arial Narrow" w:cs="Arial Narrow"/>
-          <w:b/>
-          <w:color w:val="000000"/>
-          <w:kern w:val="0"/>
-          <w:lang w:eastAsia="es-PE"/>
-          <w14:ligatures w14:val="none"/>
-        </w:rPr>
-        <w:t xml:space="preserve"> </w:t>
-      </w:r>
-      <w:r>
-        <w:rPr>
-          <w:rFonts w:ascii="Arial Narrow" w:eastAsia="Arial Narrow" w:hAnsi="Arial Narrow" w:cs="Arial Narrow"/>
-          <w:b/>
-          <w:color w:val="000000"/>
-          <w:kern w:val="0"/>
-          <w:lang w:eastAsia="es-PE"/>
-          <w14:ligatures w14:val="none"/>
-        </w:rPr>
-        <w:t>LINARES</w:t>
-      </w:r>
-      <w:r>
-        <w:rPr>
-          <w:rFonts w:ascii="Arial Narrow" w:eastAsia="Arial Narrow" w:hAnsi="Arial Narrow" w:cs="Arial Narrow"/>
-          <w:b/>
-          <w:color w:val="000000"/>
-          <w:kern w:val="0"/>
-          <w:lang w:eastAsia="es-PE"/>
-          <w14:ligatures w14:val="none"/>
-        </w:rPr>
-        <w:t>)</w:t>
+        <w:t xml:space="preserve"/>
+      </w:r>
+      <w:r>
+        <w:rPr>
+          <w:rFonts w:ascii="Arial Narrow" w:eastAsia="Arial Narrow" w:hAnsi="Arial Narrow" w:cs="Arial Narrow"/>
+          <w:b/>
+          <w:color w:val="000000"/>
+          <w:kern w:val="0"/>
+          <w:lang w:eastAsia="es-PE"/>
+          <w14:ligatures w14:val="none"/>
+        </w:rPr>
+        <w:t xml:space="preserve"/>
+      </w:r>
+      <w:r>
+        <w:rPr>
+          <w:rFonts w:ascii="Arial Narrow" w:eastAsia="Arial Narrow" w:hAnsi="Arial Narrow" w:cs="Arial Narrow"/>
+          <w:b/>
+          <w:color w:val="000000"/>
+          <w:kern w:val="0"/>
+          <w:lang w:eastAsia="es-PE"/>
+          <w14:ligatures w14:val="none"/>
+        </w:rPr>
+        <w:t/>
+      </w:r>
+      <w:r>
+        <w:rPr>
+          <w:rFonts w:ascii="Arial Narrow" w:eastAsia="Arial Narrow" w:hAnsi="Arial Narrow" w:cs="Arial Narrow"/>
+          <w:b/>
+          <w:color w:val="000000"/>
+          <w:kern w:val="0"/>
+          <w:lang w:eastAsia="es-PE"/>
+          <w14:ligatures w14:val="none"/>
+        </w:rPr>
+        <w:t/>
+      </w:r>
+      <w:r>
+        <w:rPr>
+          <w:rFonts w:ascii="Arial Narrow" w:eastAsia="Arial Narrow" w:hAnsi="Arial Narrow" w:cs="Arial Narrow"/>
+          <w:b/>
+          <w:color w:val="000000"/>
+          <w:kern w:val="0"/>
+          <w:lang w:eastAsia="es-PE"/>
+          <w14:ligatures w14:val="none"/>
+        </w:rPr>
+        <w:t xml:space="preserve"/>
+      </w:r>
+      <w:r>
+        <w:rPr>
+          <w:rFonts w:ascii="Arial Narrow" w:eastAsia="Arial Narrow" w:hAnsi="Arial Narrow" w:cs="Arial Narrow"/>
+          <w:b/>
+          <w:color w:val="000000"/>
+          <w:kern w:val="0"/>
+          <w:lang w:eastAsia="es-PE"/>
+          <w14:ligatures w14:val="none"/>
+        </w:rPr>
+        <w:t/>
+      </w:r>
+      <w:r>
+        <w:rPr>
+          <w:rFonts w:ascii="Arial Narrow" w:eastAsia="Arial Narrow" w:hAnsi="Arial Narrow" w:cs="Arial Narrow"/>
+          <w:b/>
+          <w:color w:val="000000"/>
+          <w:kern w:val="0"/>
+          <w:lang w:eastAsia="es-PE"/>
+          <w14:ligatures w14:val="none"/>
+        </w:rPr>
+        <w:t/>
       </w:r>
     </w:p>
     <w:p>
@@ -678,7 +678,7 @@
           <w:lang w:val="es-ES" w:eastAsia="es-ES"/>
           <w14:ligatures w14:val="none"/>
         </w:rPr>
-        <w:t xml:space="preserve">Mediante la denuncia del </w:t>
+        <w:t xml:space="preserve">Mediante la denuncia del 24 de setiembre de 2025, complementada mediante escrito del 22 de octubre de 2025, la señora [APELLIDO] denunció a Chubb y al Banco por presuntas infracciones a la Ley 29571, Código de Protección y Defensa del Consumidor (en adelante, Código), señalando lo siguiente:</w:t>
       </w:r>
       <w:r>
         <w:rPr>
@@ -688,7 +688,7 @@
           <w:lang w:val="es-ES" w:eastAsia="es-ES"/>
           <w14:ligatures w14:val="none"/>
         </w:rPr>
-        <w:t>24 de setiembre de 2025</w:t>
+        <w:t/>
       </w:r>
       <w:r>
         <w:rPr>
@@ -698,7 +698,7 @@
           <w:lang w:val="es-ES" w:eastAsia="es-ES"/>
           <w14:ligatures w14:val="none"/>
         </w:rPr>
-        <w:t xml:space="preserve">, </w:t>
+        <w:t xml:space="preserve"/>
       </w:r>
       <w:r>
         <w:rPr>
@@ -708,7 +708,7 @@
           <w:lang w:val="es-ES" w:eastAsia="es-ES"/>
           <w14:ligatures w14:val="none"/>
         </w:rPr>
-        <w:t>complementada</w:t>
+        <w:t/>
       </w:r>
       <w:r>
         <w:rPr>
@@ -718,7 +718,7 @@
           <w:lang w:val="es-ES" w:eastAsia="es-ES"/>
           <w14:ligatures w14:val="none"/>
         </w:rPr>
-        <w:t xml:space="preserve"> mediante escrito del </w:t>
+        <w:t xml:space="preserve"/>
       </w:r>
       <w:r>
         <w:rPr>
@@ -728,7 +728,7 @@
           <w:lang w:val="es-ES" w:eastAsia="es-ES"/>
           <w14:ligatures w14:val="none"/>
         </w:rPr>
-        <w:t>22 de octubre de 2025</w:t>
+        <w:t/>
       </w:r>
       <w:r>
         <w:rPr>
@@ -736,7 +736,7 @@
           <w:kern w:val="0"/>
           <w14:ligatures w14:val="none"/>
         </w:rPr>
-        <w:t xml:space="preserve">, </w:t>
+        <w:t xml:space="preserve"/>
       </w:r>
       <w:r>
         <w:rPr>
@@ -744,7 +744,7 @@
           <w:kern w:val="0"/>
           <w14:ligatures w14:val="none"/>
         </w:rPr>
-        <w:t>la</w:t>
+        <w:t/>
       </w:r>
       <w:r>
         <w:rPr>
@@ -752,7 +752,7 @@
           <w:kern w:val="0"/>
           <w14:ligatures w14:val="none"/>
         </w:rPr>
-        <w:t xml:space="preserve"> </w:t>
+        <w:t xml:space="preserve"/>
       </w:r>
       <w:r>
         <w:rPr>
@@ -760,7 +760,7 @@
           <w:kern w:val="0"/>
           <w14:ligatures w14:val="none"/>
         </w:rPr>
-        <w:t xml:space="preserve">señora Linares </w:t>
+        <w:t xml:space="preserve"/>
       </w:r>
       <w:r>
         <w:rPr>
@@ -768,7 +768,7 @@
           <w:kern w:val="0"/>
           <w14:ligatures w14:val="none"/>
         </w:rPr>
-        <w:t>d</w:t>
+        <w:t/>
       </w:r>
       <w:r>
         <w:rPr>
@@ -778,7 +778,7 @@
           <w:lang w:val="es-ES" w:eastAsia="es-ES"/>
           <w14:ligatures w14:val="none"/>
         </w:rPr>
-        <w:t xml:space="preserve">enunció a </w:t>
+        <w:t xml:space="preserve"/>
       </w:r>
       <w:r>
         <w:rPr>
@@ -788,7 +788,7 @@
           <w:lang w:val="es-ES" w:eastAsia="es-ES"/>
           <w14:ligatures w14:val="none"/>
         </w:rPr>
-        <w:t xml:space="preserve">Chubb </w:t>
+        <w:t xml:space="preserve"/>
       </w:r>
       <w:r>
         <w:rPr>
@@ -798,7 +798,7 @@
           <w:lang w:val="es-ES" w:eastAsia="es-ES"/>
           <w14:ligatures w14:val="none"/>
         </w:rPr>
-        <w:t xml:space="preserve">y </w:t>
+        <w:t xml:space="preserve"/>
       </w:r>
       <w:r>
         <w:rPr>
@@ -808,7 +808,7 @@
           <w:lang w:val="es-ES" w:eastAsia="es-ES"/>
           <w14:ligatures w14:val="none"/>
         </w:rPr>
-        <w:t xml:space="preserve">al Banco </w:t>
+        <w:t xml:space="preserve"/>
       </w:r>
       <w:r>
         <w:rPr>
@@ -818,7 +818,7 @@
           <w:lang w:val="es-ES" w:eastAsia="es-ES"/>
           <w14:ligatures w14:val="none"/>
         </w:rPr>
-        <w:t>por presuntas infracciones a la Ley 29571, Código de Protección y Defensa del Consumidor (en adelante</w:t>
+        <w:t/>
       </w:r>
       <w:r>
         <w:rPr>
@@ -828,7 +828,7 @@
           <w:lang w:val="es-ES" w:eastAsia="es-ES"/>
           <w14:ligatures w14:val="none"/>
         </w:rPr>
-        <w:t>, Código)</w:t>
+        <w:t/>
       </w:r>
       <w:r>
         <w:rPr>
@@ -849,7 +849,7 @@
           <w:lang w:val="es-ES" w:eastAsia="es-ES"/>
           <w14:ligatures w14:val="none"/>
         </w:rPr>
-        <w:t xml:space="preserve">, señalando </w:t>
+        <w:t xml:space="preserve"/>
       </w:r>
       <w:r>
         <w:rPr>
@@ -859,7 +859,7 @@
           <w:lang w:val="es-ES" w:eastAsia="es-ES"/>
           <w14:ligatures w14:val="none"/>
         </w:rPr>
-        <w:t>lo siguiente:</w:t>
+        <w:t/>
       </w:r>
     </w:p>
     <w:p>
@@ -1434,7 +1434,7 @@
           <w:kern w:val="0"/>
           <w14:ligatures w14:val="none"/>
         </w:rPr>
-        <w:t>L</w:t>
+        <w:t xml:space="preserve">La señora [APELLIDO] solicitó, en calidad de medida correctiva, que Chubb y el Banco cumplan con: (i) cubrir el siniestro por fraude electrónico ocurrido el 19 de agosto de 2025, por el monto de S/ 17 497,00 soles; (ii) dejar sin efecto el compromiso de pago que no fue autorizado por su persona, y que se ordene el cese inmediato de presiones, llamadas telefónicas, mensajes y amenazas de reporte a Infocorp, mediante las cuales se me exige el pago de cuotas derivadas de una compra que no realizó. Asimismo, no requirió de manera expresa el reembolso de costos y costas del presente procedimiento.</w:t>
       </w:r>
       <w:r>
         <w:rPr>
@@ -1442,7 +1442,7 @@
           <w:kern w:val="0"/>
           <w14:ligatures w14:val="none"/>
         </w:rPr>
-        <w:t xml:space="preserve">a señora Linares </w:t>
+        <w:t xml:space="preserve"/>
       </w:r>
       <w:r>
         <w:rPr>
@@ -1452,7 +1452,7 @@
           <w:lang w:val="es-ES" w:eastAsia="es-ES"/>
           <w14:ligatures w14:val="none"/>
         </w:rPr>
-        <w:t xml:space="preserve">solicitó, en calidad de medida correctiva, que </w:t>
+        <w:t xml:space="preserve"/>
       </w:r>
       <w:bookmarkStart w:id="2" w:name="_Hlk206587071"/>
       <w:r>
@@ -1463,7 +1463,7 @@
           <w:lang w:val="es-ES" w:eastAsia="es-ES"/>
           <w14:ligatures w14:val="none"/>
         </w:rPr>
-        <w:t xml:space="preserve">Chubb y </w:t>
+        <w:t xml:space="preserve"/>
       </w:r>
       <w:r>
         <w:rPr>
@@ -1473,7 +1473,7 @@
           <w:lang w:val="es-ES" w:eastAsia="es-ES"/>
           <w14:ligatures w14:val="none"/>
         </w:rPr>
-        <w:t>e</w:t>
+        <w:t/>
       </w:r>
       <w:r>
         <w:rPr>
@@ -1483,7 +1483,7 @@
           <w:lang w:val="es-ES" w:eastAsia="es-ES"/>
           <w14:ligatures w14:val="none"/>
         </w:rPr>
-        <w:t xml:space="preserve">l Banco </w:t>
+        <w:t xml:space="preserve"/>
       </w:r>
       <w:r>
         <w:rPr>
@@ -1493,7 +1493,7 @@
           <w:lang w:val="es-ES" w:eastAsia="es-ES"/>
           <w14:ligatures w14:val="none"/>
         </w:rPr>
-        <w:t>cumplan</w:t>
+        <w:t/>
       </w:r>
       <w:r>
         <w:rPr>
@@ -1503,7 +1503,7 @@
           <w:lang w:val="es-ES" w:eastAsia="es-ES"/>
           <w14:ligatures w14:val="none"/>
         </w:rPr>
-        <w:t xml:space="preserve"> con: (i)</w:t>
+        <w:t xml:space="preserve"/>
       </w:r>
       <w:r>
         <w:rPr>
@@ -1513,7 +1513,7 @@
           <w:lang w:val="es-ES" w:eastAsia="es-ES"/>
           <w14:ligatures w14:val="none"/>
         </w:rPr>
-        <w:t xml:space="preserve"> </w:t>
+        <w:t xml:space="preserve"/>
       </w:r>
       <w:r>
         <w:rPr>
@@ -1521,7 +1521,7 @@
           <w:color w:val="000000" w:themeColor="text1"/>
           <w:lang w:val="es-ES" w:eastAsia="es-ES"/>
         </w:rPr>
-        <w:t>cubrir el siniestro por fraude electrónico ocurrido el 19 de agosto de 2025, por el monto de S/ 17 497,00 soles</w:t>
+        <w:t/>
       </w:r>
       <w:r>
         <w:rPr>
@@ -1529,7 +1529,7 @@
           <w:color w:val="000000" w:themeColor="text1"/>
           <w:lang w:val="es-ES" w:eastAsia="es-ES"/>
         </w:rPr>
-        <w:t>; (</w:t>
+        <w:t/>
       </w:r>
       <w:proofErr w:type="spellStart"/>
       <w:r>
@@ -1538,7 +1538,7 @@
           <w:color w:val="000000" w:themeColor="text1"/>
           <w:lang w:val="es-ES" w:eastAsia="es-ES"/>
         </w:rPr>
-        <w:t>ii</w:t>
+        <w:t/>
       </w:r>
       <w:proofErr w:type="spellEnd"/>
       <w:r>
@@ -1547,7 +1547,7 @@
           <w:color w:val="000000" w:themeColor="text1"/>
           <w:lang w:val="es-ES" w:eastAsia="es-ES"/>
         </w:rPr>
-        <w:t xml:space="preserve">) dejar sin efecto el compromiso de pago que no fue autorizado por su persona, y que se ordene el cese inmediato de presiones, llamadas telefónicas, mensajes y amenazas de </w:t>
+        <w:t xml:space="preserve"/>
       </w:r>
       <w:r>
         <w:rPr>
@@ -1556,7 +1556,7 @@
           <w:lang w:val="es-ES" w:eastAsia="es-ES"/>
         </w:rPr>
         <w:lastRenderedPageBreak/>
-        <w:t>reporte a Infocorp, mediante las cuales se me exige el pago de cuotas derivadas de una compra que no realizó.</w:t>
+        <w:t/>
       </w:r>
       <w:r>
         <w:rPr>
@@ -1566,7 +1566,7 @@
           <w:lang w:val="es-ES" w:eastAsia="es-ES"/>
           <w14:ligatures w14:val="none"/>
         </w:rPr>
-        <w:t xml:space="preserve"> </w:t>
+        <w:t xml:space="preserve"/>
       </w:r>
       <w:r>
         <w:rPr>
@@ -1576,7 +1576,7 @@
           <w:lang w:val="es-ES" w:eastAsia="es-ES"/>
           <w14:ligatures w14:val="none"/>
         </w:rPr>
-        <w:t xml:space="preserve">Asimismo, </w:t>
+        <w:t xml:space="preserve"/>
       </w:r>
       <w:r>
         <w:rPr>
@@ -1586,7 +1586,7 @@
           <w:lang w:val="es-ES" w:eastAsia="es-ES"/>
           <w14:ligatures w14:val="none"/>
         </w:rPr>
-        <w:t xml:space="preserve">no </w:t>
+        <w:t xml:space="preserve"/>
       </w:r>
       <w:r>
         <w:rPr>
@@ -1596,7 +1596,7 @@
           <w:lang w:val="es-ES" w:eastAsia="es-ES"/>
           <w14:ligatures w14:val="none"/>
         </w:rPr>
-        <w:t>requirió</w:t>
+        <w:t/>
       </w:r>
       <w:r>
         <w:rPr>
@@ -1606,7 +1606,7 @@
           <w:lang w:val="es-ES" w:eastAsia="es-ES"/>
           <w14:ligatures w14:val="none"/>
         </w:rPr>
-        <w:t xml:space="preserve"> de manera expresa</w:t>
+        <w:t xml:space="preserve"/>
       </w:r>
       <w:r>
         <w:rPr>
@@ -1616,7 +1616,7 @@
           <w:lang w:val="es-ES" w:eastAsia="es-ES"/>
           <w14:ligatures w14:val="none"/>
         </w:rPr>
-        <w:t xml:space="preserve"> el reembolso de costos y costas del presente procedimiento</w:t>
+        <w:t xml:space="preserve"/>
       </w:r>
       <w:r>
         <w:rPr>
@@ -1626,7 +1626,7 @@
           <w:lang w:val="es-ES" w:eastAsia="es-ES"/>
           <w14:ligatures w14:val="none"/>
         </w:rPr>
-        <w:t>.</w:t>
+        <w:t/>
       </w:r>
     </w:p>
     <w:bookmarkEnd w:id="2"/>
@@ -2744,7 +2744,7 @@
           <w:lang w:eastAsia="es-PE"/>
           <w14:ligatures w14:val="none"/>
         </w:rPr>
-        <w:t xml:space="preserve">PRIMERO: </w:t>
+        <w:t xml:space="preserve">PRIMERO: admitir a trámite la denuncia del 24 de setiembre de 2025, complementada mediante escrito del 22 de octubre de 2025, interpuesta por la señora [DENUNCIANTE] contra Chubb Perú S.A. Compañía de Seguros y Reaseguros y el Banco Internacional del Perú -Interbank S.A.A., por lo siguiente:</w:t>
       </w:r>
       <w:r>
         <w:rPr>
@@ -2755,7 +2755,7 @@
           <w:lang w:eastAsia="es-PE"/>
           <w14:ligatures w14:val="none"/>
         </w:rPr>
-        <w:t xml:space="preserve">admitir a trámite la denuncia del </w:t>
+        <w:t xml:space="preserve"/>
       </w:r>
       <w:r>
         <w:rPr>
@@ -2765,7 +2765,7 @@
           <w:lang w:val="es-ES" w:eastAsia="es-ES"/>
           <w14:ligatures w14:val="none"/>
         </w:rPr>
-        <w:t>24 de setiembre de 2025, complementada mediante escrito del 22 de octubre de 2025</w:t>
+        <w:t/>
       </w:r>
       <w:r>
         <w:rPr>
@@ -2775,7 +2775,7 @@
           <w:lang w:val="es-ES" w:eastAsia="es-ES"/>
           <w14:ligatures w14:val="none"/>
         </w:rPr>
-        <w:t xml:space="preserve">, </w:t>
+        <w:t xml:space="preserve"/>
       </w:r>
       <w:r>
         <w:rPr>
@@ -2786,7 +2786,7 @@
           <w:lang w:eastAsia="es-PE"/>
           <w14:ligatures w14:val="none"/>
         </w:rPr>
-        <w:t xml:space="preserve">interpuesta por </w:t>
+        <w:t xml:space="preserve"/>
       </w:r>
       <w:r>
         <w:rPr>
@@ -2795,7 +2795,7 @@
           <w:kern w:val="0"/>
           <w14:ligatures w14:val="none"/>
         </w:rPr>
-        <w:t xml:space="preserve">la señora </w:t>
+        <w:t xml:space="preserve"/>
       </w:r>
       <w:r>
         <w:rPr>
@@ -2806,7 +2806,7 @@
           <w:lang w:eastAsia="es-PE"/>
           <w14:ligatures w14:val="none"/>
         </w:rPr>
-        <w:t xml:space="preserve">Lourdes Eleana Linares Vera </w:t>
+        <w:t xml:space="preserve"/>
       </w:r>
       <w:r>
         <w:rPr>
@@ -2817,13 +2817,13 @@
           <w:lang w:eastAsia="es-PE"/>
           <w14:ligatures w14:val="none"/>
         </w:rPr>
-        <w:t xml:space="preserve">contra </w:t>
-      </w:r>
-      <w:r>
-        <w:rPr>
-          <w:rFonts w:ascii="Arial Narrow" w:eastAsia="Arial Narrow" w:hAnsi="Arial Narrow" w:cs="Arial Narrow"/>
-        </w:rPr>
-        <w:t>Chubb Perú S.A. Compañía de Seguros y Reaseguros y el Banco Internacional del Perú -Interbank S.A.A.,</w:t>
+        <w:t xml:space="preserve"/>
+      </w:r>
+      <w:r>
+        <w:rPr>
+          <w:rFonts w:ascii="Arial Narrow" w:eastAsia="Arial Narrow" w:hAnsi="Arial Narrow" w:cs="Arial Narrow"/>
+        </w:rPr>
+        <w:t/>
       </w:r>
       <w:r>
         <w:rPr>
@@ -2834,7 +2834,7 @@
           <w:lang w:eastAsia="es-PE"/>
           <w14:ligatures w14:val="none"/>
         </w:rPr>
-        <w:t xml:space="preserve"> </w:t>
+        <w:t xml:space="preserve"/>
       </w:r>
       <w:r>
         <w:rPr>
@@ -2845,7 +2845,7 @@
           <w:lang w:eastAsia="es-PE"/>
           <w14:ligatures w14:val="none"/>
         </w:rPr>
-        <w:t>por lo siguiente:</w:t>
+        <w:t/>
       </w:r>
     </w:p>
     <w:p>
@@ -4752,7 +4752,7 @@
           <w:b/>
           <w:bCs/>
         </w:rPr>
-        <w:t>DÉCIMO</w:t>
+        <w:t xml:space="preserve">DÉCIMO PRIMERO: requerir a la señora [DENUNCIANTE] y al Banco Internacional del Perú -Interbank S.A.A. para que, dentro del plazo de dos (2) días hábiles siguientes a la fecha en que reciban la notificación en sus bandejas de correo electrónico, efectúen la confirmación de recepción de la notificación remitida por este despacho a sus correos electrónicos, de conformidad con el segundo párrafo del numeral 4 del artículo 20 del Texto Único Ordenado de la Ley del Procedimiento Administrativo General, aprobado mediante Decreto Supremo 006-2026-JUS, bajo apercibimiento de rehacer el acto de notificación y notificarle conforme al numeral 1 del artículo 20 del citado cuerpo normativo.</w:t>
       </w:r>
       <w:r>
         <w:rPr>
@@ -4760,7 +4760,7 @@
           <w:b/>
           <w:bCs/>
         </w:rPr>
-        <w:t xml:space="preserve"> PRIMERO</w:t>
+        <w:t xml:space="preserve"/>
       </w:r>
       <w:r>
         <w:rPr>
@@ -4771,7 +4771,7 @@
           <w:kern w:val="0"/>
           <w14:ligatures w14:val="none"/>
         </w:rPr>
-        <w:t>:</w:t>
+        <w:t/>
       </w:r>
       <w:r>
         <w:rPr>
@@ -4780,7 +4780,7 @@
           <w:kern w:val="0"/>
           <w14:ligatures w14:val="none"/>
         </w:rPr>
-        <w:t xml:space="preserve"> </w:t>
+        <w:t xml:space="preserve"/>
       </w:r>
       <w:r>
         <w:rPr>
@@ -4789,7 +4789,7 @@
           <w:kern w:val="0"/>
           <w14:ligatures w14:val="none"/>
         </w:rPr>
-        <w:t xml:space="preserve">requerir a la señora </w:t>
+        <w:t xml:space="preserve"/>
       </w:r>
       <w:r>
         <w:rPr>
@@ -4800,7 +4800,7 @@
           <w:lang w:eastAsia="es-PE"/>
           <w14:ligatures w14:val="none"/>
         </w:rPr>
-        <w:t xml:space="preserve">Lourdes Eleana Linares Vera </w:t>
+        <w:t xml:space="preserve"/>
       </w:r>
       <w:r>
         <w:rPr>
@@ -4811,14 +4811,14 @@
           <w:lang w:eastAsia="es-PE"/>
           <w14:ligatures w14:val="none"/>
         </w:rPr>
-        <w:t xml:space="preserve">y al Banco Internacional del Perú -Interbank S.A.A. </w:t>
+        <w:t xml:space="preserve"/>
       </w:r>
       <w:r>
         <w:rPr>
           <w:rFonts w:ascii="Arial Narrow" w:hAnsi="Arial Narrow"/>
           <w:color w:val="000000"/>
         </w:rPr>
-        <w:t>para que, dentro del plazo de dos (2) días hábiles siguientes a la fecha en que reciban la notificación en sus bandejas de correo electrónico, efectúen la confirmación de recepción de la notificación remitida por este despacho a sus correos electrónicos, de conformidad con el segundo párrafo del numeral 4 del artículo 20</w:t>
+        <w:t/>
       </w:r>
       <w:r>
         <w:rPr>
@@ -4835,7 +4835,7 @@
           <w:rFonts w:ascii="Arial Narrow" w:hAnsi="Arial Narrow"/>
           <w:color w:val="000000"/>
         </w:rPr>
-        <w:t xml:space="preserve"> del Texto Único Ordenado de la Ley del Procedimiento Administrativo General, aprobado </w:t>
+        <w:t xml:space="preserve"/>
       </w:r>
       <w:r>
         <w:rPr>
@@ -4843,7 +4843,7 @@
           <w:color w:val="000000"/>
         </w:rPr>
         <w:lastRenderedPageBreak/>
-        <w:t>mediante Decreto Supremo 006-2026-JUS, bajo apercibimiento de rehacer el acto de notificación y notificarle conforme al numeral 1 del artículo 20</w:t>
+        <w:t/>
       </w:r>
       <w:r>
         <w:rPr>
@@ -4860,7 +4860,7 @@
           <w:rFonts w:ascii="Arial Narrow" w:hAnsi="Arial Narrow"/>
           <w:color w:val="000000"/>
         </w:rPr>
-        <w:t xml:space="preserve"> del citado cuerpo normativo</w:t>
+        <w:t xml:space="preserve"/>
       </w:r>
       <w:r>
         <w:rPr>
@@ -4873,7 +4873,7 @@
         <w:rPr>
           <w:rFonts w:ascii="Arial Narrow" w:hAnsi="Arial Narrow" w:cs="Arial"/>
         </w:rPr>
-        <w:t>.</w:t>
+        <w:t/>
       </w:r>
     </w:p>
     <w:p>

--- a/plantillas_maestras/17_seguro_no_especificado/clausula_abusiva/2_o_mas_ddos_varios/mujer/TPL_2389_2025_SEGURO_NO_ESPECIFICADO_CLAUSULA_ABUSIVA_ASEGURADORA_MUJER_R1.DOCX
+++ b/plantillas_maestras/17_seguro_no_especificado/clausula_abusiva/2_o_mas_ddos_varios/mujer/TPL_2389_2025_SEGURO_NO_ESPECIFICADO_CLAUSULA_ABUSIVA_ASEGURADORA_MUJER_R1.DOCX
@@ -832,6 +832,7 @@
       </w:r>
       <w:r>
         <w:rPr>
+          <w:rStyle w:val="Refdenotaalpie"/>
           <w:rFonts w:ascii="Arial Narrow" w:eastAsia="Times New Roman" w:hAnsi="Arial Narrow" w:cs="Times New Roman"/>
           <w:color w:val="000000"/>
           <w:kern w:val="0"/>
@@ -1743,6 +1744,7 @@
       </w:r>
       <w:r>
         <w:rPr>
+          <w:rStyle w:val="Refdenotaalpie"/>
           <w:rFonts w:ascii="Arial Narrow" w:eastAsia="Arial Narrow" w:hAnsi="Arial Narrow" w:cs="Arial Narrow"/>
           <w:kern w:val="0"/>
           <w:vertAlign w:val="superscript"/>
@@ -1843,6 +1845,7 @@
       <w:bookmarkStart w:id="6" w:name="_Hlk211599421"/>
       <w:r>
         <w:rPr>
+          <w:rStyle w:val="Refdenotaalpie"/>
           <w:rFonts w:ascii="Arial Narrow" w:eastAsia="Arial Narrow" w:hAnsi="Arial Narrow" w:cs="Arial"/>
           <w:kern w:val="0"/>
           <w:vertAlign w:val="superscript"/>
@@ -2062,6 +2065,7 @@
       </w:r>
       <w:r>
         <w:rPr>
+          <w:rStyle w:val="Refdenotaalpie"/>
           <w:rFonts w:ascii="Arial Narrow" w:eastAsia="Arial Narrow" w:hAnsi="Arial Narrow" w:cs="Arial"/>
           <w:kern w:val="0"/>
           <w:vertAlign w:val="superscript"/>
@@ -2121,6 +2125,7 @@
       </w:r>
       <w:r>
         <w:rPr>
+          <w:rStyle w:val="Refdenotaalpie"/>
           <w:rFonts w:ascii="Arial Narrow" w:eastAsia="Arial Narrow" w:hAnsi="Arial Narrow" w:cs="Arial Narrow"/>
           <w:kern w:val="0"/>
           <w:vertAlign w:val="superscript"/>
@@ -3656,6 +3661,7 @@
       </w:r>
       <w:r>
         <w:rPr>
+          <w:rStyle w:val="Refdenotaalpie"/>
           <w:rFonts w:ascii="Arial Narrow" w:eastAsia="Calibri" w:hAnsi="Arial Narrow" w:cs="Arial"/>
           <w:kern w:val="0"/>
           <w:vertAlign w:val="superscript"/>
@@ -3700,6 +3706,7 @@
       </w:r>
       <w:r>
         <w:rPr>
+          <w:rStyle w:val="Refdenotaalpie"/>
           <w:rFonts w:ascii="Arial Narrow" w:eastAsia="Calibri" w:hAnsi="Arial Narrow" w:cs="Arial"/>
           <w:spacing w:val="-2"/>
           <w:kern w:val="0"/>
@@ -4285,6 +4292,7 @@
       </w:r>
       <w:r>
         <w:rPr>
+          <w:rStyle w:val="Refdenotaalpie"/>
           <w:rFonts w:ascii="Arial Narrow" w:eastAsia="Arial Narrow" w:hAnsi="Arial Narrow" w:cs="Times New Roman"/>
           <w:color w:val="000000"/>
           <w:kern w:val="0"/>
@@ -4366,6 +4374,7 @@
       </w:r>
       <w:r>
         <w:rPr>
+          <w:rStyle w:val="Refdenotaalpie"/>
           <w:rFonts w:ascii="Arial Narrow" w:eastAsia="Arial Narrow" w:hAnsi="Arial Narrow" w:cs="Times New Roman"/>
           <w:color w:val="000000"/>
           <w:kern w:val="0"/>
@@ -4419,6 +4428,7 @@
       </w:r>
       <w:r>
         <w:rPr>
+          <w:rStyle w:val="Refdenotaalpie"/>
           <w:rFonts w:ascii="Arial Narrow" w:eastAsia="Arial Narrow" w:hAnsi="Arial Narrow" w:cs="Times New Roman"/>
           <w:color w:val="000000"/>
           <w:kern w:val="0"/>
@@ -4613,6 +4623,7 @@
       </w:r>
       <w:r>
         <w:rPr>
+          <w:rStyle w:val="Refdenotaalpie"/>
           <w:rFonts w:ascii="Arial Narrow" w:eastAsia="Calibri" w:hAnsi="Arial Narrow" w:cs="Arial"/>
           <w:kern w:val="0"/>
           <w:vertAlign w:val="superscript"/>
@@ -4864,6 +4875,7 @@
       </w:r>
       <w:r>
         <w:rPr>
+          <w:rStyle w:val="Refdenotaalpie"/>
           <w:rFonts w:ascii="Arial Narrow" w:hAnsi="Arial Narrow"/>
           <w:vertAlign w:val="superscript"/>
         </w:rPr>
@@ -5183,14 +5195,14 @@
         <w:tab w:val="right" w:pos="8838"/>
       </w:tabs>
       <w:rPr>
-        <w:rFonts w:ascii="Arial" w:eastAsia="Arial" w:hAnsi="Arial" w:cs="Arial"/>
+        <w:rFonts w:ascii="Arial Narrow" w:eastAsia="Arial" w:hAnsi="Arial Narrow" w:cs="Arial"/>
         <w:sz w:val="16"/>
         <w:szCs w:val="16"/>
       </w:rPr>
     </w:pPr>
     <w:r>
       <w:rPr>
-        <w:rFonts w:ascii="Arial" w:eastAsia="Arial" w:hAnsi="Arial" w:cs="Arial"/>
+        <w:rFonts w:ascii="Arial Narrow" w:eastAsia="Arial" w:hAnsi="Arial Narrow" w:cs="Arial"/>
         <w:sz w:val="16"/>
         <w:szCs w:val="16"/>
       </w:rPr>
@@ -5204,7 +5216,7 @@
     </w:pPr>
     <w:r>
       <w:rPr>
-        <w:rFonts w:ascii="Arial" w:eastAsia="Arial" w:hAnsi="Arial" w:cs="Arial"/>
+        <w:rFonts w:ascii="Arial Narrow" w:eastAsia="Arial" w:hAnsi="Arial Narrow" w:cs="Arial"/>
         <w:sz w:val="16"/>
         <w:szCs w:val="16"/>
       </w:rPr>
@@ -5212,7 +5224,7 @@
     </w:r>
     <w:r>
       <w:rPr>
-        <w:rFonts w:ascii="Arial" w:eastAsia="Arial" w:hAnsi="Arial" w:cs="Arial"/>
+        <w:rFonts w:ascii="Arial Narrow" w:eastAsia="Arial" w:hAnsi="Arial Narrow" w:cs="Arial"/>
         <w:sz w:val="16"/>
         <w:szCs w:val="16"/>
       </w:rPr>
@@ -5220,7 +5232,7 @@
     </w:r>
     <w:r>
       <w:rPr>
-        <w:rFonts w:ascii="Arial" w:eastAsia="Arial" w:hAnsi="Arial" w:cs="Arial"/>
+        <w:rFonts w:ascii="Arial Narrow" w:eastAsia="Arial" w:hAnsi="Arial Narrow" w:cs="Arial"/>
         <w:sz w:val="16"/>
         <w:szCs w:val="16"/>
       </w:rPr>
@@ -5228,7 +5240,7 @@
     </w:r>
     <w:r>
       <w:rPr>
-        <w:rFonts w:ascii="Arial" w:eastAsia="Arial" w:hAnsi="Arial" w:cs="Arial"/>
+        <w:rFonts w:ascii="Arial Narrow" w:eastAsia="Arial" w:hAnsi="Arial Narrow" w:cs="Arial"/>
         <w:sz w:val="16"/>
         <w:szCs w:val="16"/>
       </w:rPr>
@@ -5236,7 +5248,7 @@
     </w:r>
     <w:r>
       <w:rPr>
-        <w:rFonts w:ascii="Arial" w:eastAsia="Arial" w:hAnsi="Arial" w:cs="Arial"/>
+        <w:rFonts w:ascii="Arial Narrow" w:eastAsia="Arial" w:hAnsi="Arial Narrow" w:cs="Arial"/>
         <w:sz w:val="16"/>
         <w:szCs w:val="16"/>
       </w:rPr>
@@ -5284,8 +5296,9 @@
         <w:rPr>
           <w:rStyle w:val="Refdenotaalpie"/>
           <w:rFonts w:ascii="Arial Narrow" w:hAnsi="Arial Narrow" w:cs="Arial"/>
-          <w:sz w:val="14"/>
-          <w:szCs w:val="14"/>
+          <w:sz w:val="16"/>
+          <w:szCs w:val="14"/>
+          <w:vertAlign w:val="superscript"/>
         </w:rPr>
         <w:footnoteRef/>
       </w:r>
@@ -5358,8 +5371,9 @@
         <w:rPr>
           <w:rStyle w:val="Refdenotaalpie"/>
           <w:rFonts w:ascii="Arial Narrow" w:hAnsi="Arial Narrow" w:cs="Arial"/>
-          <w:sz w:val="14"/>
-          <w:szCs w:val="14"/>
+          <w:sz w:val="16"/>
+          <w:szCs w:val="14"/>
+          <w:vertAlign w:val="superscript"/>
         </w:rPr>
         <w:footnoteRef/>
       </w:r>
@@ -5678,8 +5692,9 @@
         <w:rPr>
           <w:rStyle w:val="Refdenotaalpie"/>
           <w:rFonts w:ascii="Arial Narrow" w:hAnsi="Arial Narrow"/>
-          <w:sz w:val="14"/>
-          <w:szCs w:val="14"/>
+          <w:sz w:val="16"/>
+          <w:szCs w:val="14"/>
+          <w:vertAlign w:val="superscript"/>
         </w:rPr>
         <w:footnoteRef/>
       </w:r>
@@ -5861,8 +5876,9 @@
         <w:rPr>
           <w:rStyle w:val="Refdenotaalpie"/>
           <w:rFonts w:ascii="Arial Narrow" w:hAnsi="Arial Narrow"/>
-          <w:sz w:val="14"/>
-          <w:szCs w:val="14"/>
+          <w:sz w:val="16"/>
+          <w:szCs w:val="14"/>
+          <w:vertAlign w:val="superscript"/>
         </w:rPr>
         <w:footnoteRef/>
       </w:r>
@@ -6198,8 +6214,9 @@
         <w:rPr>
           <w:rStyle w:val="Refdenotaalpie"/>
           <w:rFonts w:ascii="Arial Narrow" w:hAnsi="Arial Narrow" w:cs="Arial"/>
-          <w:sz w:val="14"/>
-          <w:szCs w:val="14"/>
+          <w:sz w:val="16"/>
+          <w:szCs w:val="14"/>
+          <w:vertAlign w:val="superscript"/>
         </w:rPr>
         <w:footnoteRef/>
       </w:r>
@@ -6405,8 +6422,9 @@
         <w:rPr>
           <w:rStyle w:val="Refdenotaalpie"/>
           <w:rFonts w:ascii="Arial Narrow" w:hAnsi="Arial Narrow" w:cs="Arial"/>
-          <w:sz w:val="14"/>
-          <w:szCs w:val="14"/>
+          <w:sz w:val="16"/>
+          <w:szCs w:val="14"/>
+          <w:vertAlign w:val="superscript"/>
         </w:rPr>
         <w:footnoteRef/>
       </w:r>
@@ -6493,8 +6511,9 @@
         <w:rPr>
           <w:rStyle w:val="Refdenotaalpie"/>
           <w:rFonts w:ascii="Arial Narrow" w:hAnsi="Arial Narrow" w:cs="Arial"/>
-          <w:sz w:val="14"/>
-          <w:szCs w:val="14"/>
+          <w:sz w:val="16"/>
+          <w:szCs w:val="14"/>
+          <w:vertAlign w:val="superscript"/>
         </w:rPr>
         <w:footnoteRef/>
       </w:r>
@@ -6682,9 +6701,9 @@
       </w:pPr>
       <w:r>
         <w:rPr>
-          <w:rStyle w:val="TextonotapieCar"/>
+          <w:rStyle w:val="Refdenotaalpie"/>
           <w:rFonts w:ascii="Arial Narrow" w:hAnsi="Arial Narrow" w:cs="Arial"/>
-          <w:sz w:val="14"/>
+          <w:sz w:val="16"/>
           <w:szCs w:val="14"/>
           <w:vertAlign w:val="superscript"/>
         </w:rPr>
@@ -6896,8 +6915,9 @@
         <w:rPr>
           <w:rStyle w:val="Refdenotaalpie"/>
           <w:rFonts w:ascii="Arial Narrow" w:hAnsi="Arial Narrow" w:cs="Arial"/>
-          <w:sz w:val="14"/>
-          <w:szCs w:val="14"/>
+          <w:sz w:val="16"/>
+          <w:szCs w:val="14"/>
+          <w:vertAlign w:val="superscript"/>
         </w:rPr>
         <w:footnoteRef/>
       </w:r>
@@ -7713,8 +7733,9 @@
         <w:rPr>
           <w:rStyle w:val="Refdenotaalpie"/>
           <w:rFonts w:ascii="Arial Narrow" w:hAnsi="Arial Narrow" w:cs="Arial"/>
-          <w:sz w:val="14"/>
-          <w:szCs w:val="14"/>
+          <w:sz w:val="16"/>
+          <w:szCs w:val="14"/>
+          <w:vertAlign w:val="superscript"/>
         </w:rPr>
         <w:footnoteRef/>
       </w:r>
@@ -7933,8 +7954,9 @@
           <w:rFonts w:ascii="Arial Narrow" w:hAnsi="Arial Narrow" w:cs="Arial"/>
           <w:b/>
           <w:bCs/>
-          <w:sz w:val="14"/>
-          <w:szCs w:val="14"/>
+          <w:sz w:val="16"/>
+          <w:szCs w:val="14"/>
+          <w:vertAlign w:val="superscript"/>
         </w:rPr>
         <w:footnoteRef/>
       </w:r>
@@ -8084,8 +8106,9 @@
         <w:rPr>
           <w:rStyle w:val="Refdenotaalpie"/>
           <w:rFonts w:ascii="Arial Narrow" w:hAnsi="Arial Narrow" w:cs="Arial"/>
-          <w:sz w:val="14"/>
-          <w:szCs w:val="14"/>
+          <w:sz w:val="16"/>
+          <w:szCs w:val="14"/>
+          <w:vertAlign w:val="superscript"/>
         </w:rPr>
         <w:footnoteRef/>
       </w:r>
@@ -10604,6 +10627,17 @@
       <w:szCs w:val="20"/>
     </w:rPr>
   </w:style>
+  <w:style w:type="character" w:styleId="FootnoteReference">
+    <w:name w:val="footnote reference"/>
+    <w:basedOn w:val="Fuentedeprrafopredeter"/>
+    <w:uiPriority w:val="99"/>
+    <w:semiHidden/>
+    <w:unhideWhenUsed/>
+    <w:rPr>
+      <w:rFonts w:ascii="Arial Narrow" w:hAnsi="Arial Narrow"/>
+      <w:vertAlign w:val="superscript"/>
+    </w:rPr>
+  </w:style>
 </w:styles>
 </file>
 

--- a/plantillas_maestras/17_seguro_no_especificado/clausula_abusiva/2_o_mas_ddos_varios/mujer/TPL_2389_2025_SEGURO_NO_ESPECIFICADO_CLAUSULA_ABUSIVA_ASEGURADORA_MUJER_R1.DOCX
+++ b/plantillas_maestras/17_seguro_no_especificado/clausula_abusiva/2_o_mas_ddos_varios/mujer/TPL_2389_2025_SEGURO_NO_ESPECIFICADO_CLAUSULA_ABUSIVA_ASEGURADORA_MUJER_R1.DOCX
@@ -1,8 +1,8 @@
 
 <file path=word/document.xml><?xml version="1.0" encoding="utf-8"?>
-<w:document xmlns:wpc="http://schemas.microsoft.com/office/word/2010/wordprocessingCanvas" xmlns:cx="http://schemas.microsoft.com/office/drawing/2014/chartex" xmlns:cx1="http://schemas.microsoft.com/office/drawing/2015/9/8/chartex" xmlns:cx2="http://schemas.microsoft.com/office/drawing/2015/10/21/chartex" xmlns:cx3="http://schemas.microsoft.com/office/drawing/2016/5/9/chartex" xmlns:cx4="http://schemas.microsoft.com/office/drawing/2016/5/10/chartex" xmlns:cx5="http://schemas.microsoft.com/office/drawing/2016/5/11/chartex" xmlns:cx6="http://schemas.microsoft.com/office/drawing/2016/5/12/chartex" xmlns:cx7="http://schemas.microsoft.com/office/drawing/2016/5/13/chartex" xmlns:cx8="http://schemas.microsoft.com/office/drawing/2016/5/14/chartex" xmlns:mc="http://schemas.openxmlformats.org/markup-compatibility/2006" xmlns:aink="http://schemas.microsoft.com/office/drawing/2016/ink" xmlns:am3d="http://schemas.microsoft.com/office/drawing/2017/model3d" xmlns:o="urn:schemas-microsoft-com:office:office" xmlns:oel="http://schemas.microsoft.com/office/2019/extlst" xmlns:r="http://schemas.openxmlformats.org/officeDocument/2006/relationships" xmlns:m="http://schemas.openxmlformats.org/officeDocument/2006/math" xmlns:v="urn:schemas-microsoft-com:vml" xmlns:wp14="http://schemas.microsoft.com/office/word/2010/wordprocessingDrawing" xmlns:wp="http://schemas.openxmlformats.org/drawingml/2006/wordprocessingDrawing" xmlns:w10="urn:schemas-microsoft-com:office:word" xmlns:w="http://schemas.openxmlformats.org/wordprocessingml/2006/main" xmlns:w14="http://schemas.microsoft.com/office/word/2010/wordml" xmlns:w15="http://schemas.microsoft.com/office/word/2012/wordml" xmlns:w16cex="http://schemas.microsoft.com/office/word/2018/wordml/cex" xmlns:w16cid="http://schemas.microsoft.com/office/word/2016/wordml/cid" xmlns:w16="http://schemas.microsoft.com/office/word/2018/wordml" xmlns:w16du="http://schemas.microsoft.com/office/word/2023/wordml/word16du" xmlns:w16sdtdh="http://schemas.microsoft.com/office/word/2020/wordml/sdtdatahash" xmlns:w16sdtfl="http://schemas.microsoft.com/office/word/2024/wordml/sdtformatlock" xmlns:w16se="http://schemas.microsoft.com/office/word/2015/wordml/symex" xmlns:wpg="http://schemas.microsoft.com/office/word/2010/wordprocessingGroup" xmlns:wpi="http://schemas.microsoft.com/office/word/2010/wordprocessingInk" xmlns:wne="http://schemas.microsoft.com/office/word/2006/wordml" xmlns:wps="http://schemas.microsoft.com/office/word/2010/wordprocessingShape" mc:Ignorable="w14 w15 w16se w16cid w16 w16cex w16sdtdh w16sdtfl w16du wp14">
+<w:document xmlns:ns1="http://schemas.openxmlformats.org/markup-compatibility/2006" xmlns:ns2="http://schemas.microsoft.com/office/word/2010/wordml" xmlns:ns3="http://schemas.openxmlformats.org/officeDocument/2006/relationships" xmlns:w="http://schemas.openxmlformats.org/wordprocessingml/2006/main" ns1:Ignorable="w14 w15 w16se w16cid w16 w16cex w16sdtdh w16sdtfl w16du wp14">
   <w:body>
-    <w:p>
+    <w:p ns2:paraId="4D92E425" ns2:textId="6C8F53E5">
       <w:pPr>
         <w:tabs>
           <w:tab w:val="left" w:pos="1701"/>
@@ -14,7 +14,7 @@
           <w:color w:val="000000"/>
           <w:kern w:val="0"/>
           <w:lang w:eastAsia="es-PE"/>
-          <w14:ligatures w14:val="none"/>
+          <ns2:ligatures ns2:val="none"/>
         </w:rPr>
       </w:pPr>
       <w:bookmarkStart w:id="0" w:name="_Hlk80343540"/>
@@ -25,7 +25,7 @@
           <w:color w:val="000000"/>
           <w:kern w:val="0"/>
           <w:lang w:eastAsia="es-PE"/>
-          <w14:ligatures w14:val="none"/>
+          <ns2:ligatures ns2:val="none"/>
         </w:rPr>
         <w:t>EX</w:t>
       </w:r>
@@ -36,7 +36,7 @@
           <w:color w:val="000000"/>
           <w:kern w:val="0"/>
           <w:lang w:eastAsia="es-PE"/>
-          <w14:ligatures w14:val="none"/>
+          <ns2:ligatures ns2:val="none"/>
         </w:rPr>
         <w:t xml:space="preserve">PEDIENTE </w:t>
       </w:r>
@@ -47,7 +47,7 @@
           <w:color w:val="000000"/>
           <w:kern w:val="0"/>
           <w:lang w:eastAsia="es-PE"/>
-          <w14:ligatures w14:val="none"/>
+          <ns2:ligatures ns2:val="none"/>
         </w:rPr>
         <w:tab/>
         <w:t>:</w:t>
@@ -59,7 +59,7 @@
           <w:color w:val="000000"/>
           <w:kern w:val="0"/>
           <w:lang w:eastAsia="es-PE"/>
-          <w14:ligatures w14:val="none"/>
+          <ns2:ligatures ns2:val="none"/>
         </w:rPr>
         <w:tab/>
       </w:r>
@@ -72,12 +72,12 @@
           <w:kern w:val="0"/>
           <w:shd w:val="clear" w:color="auto" w:fill="FFFFFF"/>
           <w:lang w:eastAsia="es-PE"/>
-          <w14:ligatures w14:val="none"/>
+          <ns2:ligatures ns2:val="none"/>
         </w:rPr>
         <w:t>2389-2025/CC1</w:t>
       </w:r>
     </w:p>
-    <w:p>
+    <w:p ns2:paraId="174737B6" ns2:textId="15105FAF">
       <w:pPr>
         <w:tabs>
           <w:tab w:val="left" w:pos="1701"/>
@@ -92,17 +92,17 @@
           <w:color w:val="000000"/>
           <w:kern w:val="0"/>
           <w:lang w:eastAsia="es-PE"/>
-          <w14:ligatures w14:val="none"/>
-        </w:rPr>
-      </w:pPr>
-      <w:r>
-        <w:rPr>
-          <w:rFonts w:ascii="Arial Narrow" w:eastAsia="Arial Narrow" w:hAnsi="Arial Narrow" w:cs="Arial Narrow"/>
-          <w:b/>
-          <w:color w:val="000000"/>
-          <w:kern w:val="0"/>
-          <w:lang w:eastAsia="es-PE"/>
-          <w14:ligatures w14:val="none"/>
+          <ns2:ligatures ns2:val="none"/>
+        </w:rPr>
+      </w:pPr>
+      <w:r>
+        <w:rPr>
+          <w:rFonts w:ascii="Arial Narrow" w:eastAsia="Arial Narrow" w:hAnsi="Arial Narrow" w:cs="Arial Narrow"/>
+          <w:b/>
+          <w:color w:val="000000"/>
+          <w:kern w:val="0"/>
+          <w:lang w:eastAsia="es-PE"/>
+          <ns2:ligatures ns2:val="none"/>
         </w:rPr>
         <w:t xml:space="preserve">DENUNCIANTE:[DENUNCIANTE] (SEÑORA [APELLIDO])</w:t>
       </w:r>
@@ -113,7 +113,7 @@
           <w:color w:val="000000"/>
           <w:kern w:val="0"/>
           <w:lang w:eastAsia="es-PE"/>
-          <w14:ligatures w14:val="none"/>
+          <ns2:ligatures ns2:val="none"/>
         </w:rPr>
         <w:tab/>
         <w:t/>
@@ -125,7 +125,7 @@
           <w:color w:val="000000"/>
           <w:kern w:val="0"/>
           <w:lang w:eastAsia="es-PE"/>
-          <w14:ligatures w14:val="none"/>
+          <ns2:ligatures ns2:val="none"/>
         </w:rPr>
         <w:tab/>
       </w:r>
@@ -136,7 +136,7 @@
           <w:color w:val="000000"/>
           <w:kern w:val="0"/>
           <w:lang w:eastAsia="es-PE"/>
-          <w14:ligatures w14:val="none"/>
+          <ns2:ligatures ns2:val="none"/>
         </w:rPr>
         <w:t xml:space="preserve"/>
       </w:r>
@@ -147,7 +147,7 @@
           <w:color w:val="000000"/>
           <w:kern w:val="0"/>
           <w:lang w:eastAsia="es-PE"/>
-          <w14:ligatures w14:val="none"/>
+          <ns2:ligatures ns2:val="none"/>
         </w:rPr>
         <w:t xml:space="preserve"/>
       </w:r>
@@ -158,7 +158,7 @@
           <w:color w:val="000000"/>
           <w:kern w:val="0"/>
           <w:lang w:eastAsia="es-PE"/>
-          <w14:ligatures w14:val="none"/>
+          <ns2:ligatures ns2:val="none"/>
         </w:rPr>
         <w:t/>
       </w:r>
@@ -169,7 +169,7 @@
           <w:color w:val="000000"/>
           <w:kern w:val="0"/>
           <w:lang w:eastAsia="es-PE"/>
-          <w14:ligatures w14:val="none"/>
+          <ns2:ligatures ns2:val="none"/>
         </w:rPr>
         <w:t/>
       </w:r>
@@ -180,7 +180,7 @@
           <w:color w:val="000000"/>
           <w:kern w:val="0"/>
           <w:lang w:eastAsia="es-PE"/>
-          <w14:ligatures w14:val="none"/>
+          <ns2:ligatures ns2:val="none"/>
         </w:rPr>
         <w:t xml:space="preserve"/>
       </w:r>
@@ -191,7 +191,7 @@
           <w:color w:val="000000"/>
           <w:kern w:val="0"/>
           <w:lang w:eastAsia="es-PE"/>
-          <w14:ligatures w14:val="none"/>
+          <ns2:ligatures ns2:val="none"/>
         </w:rPr>
         <w:t/>
       </w:r>
@@ -202,12 +202,12 @@
           <w:color w:val="000000"/>
           <w:kern w:val="0"/>
           <w:lang w:eastAsia="es-PE"/>
-          <w14:ligatures w14:val="none"/>
+          <ns2:ligatures ns2:val="none"/>
         </w:rPr>
         <w:t/>
       </w:r>
     </w:p>
-    <w:p>
+    <w:p ns2:paraId="223101EF" ns2:textId="385984CC">
       <w:pPr>
         <w:tabs>
           <w:tab w:val="left" w:pos="1701"/>
@@ -222,17 +222,17 @@
           <w:color w:val="000000"/>
           <w:kern w:val="0"/>
           <w:lang w:eastAsia="es-PE"/>
-          <w14:ligatures w14:val="none"/>
-        </w:rPr>
-      </w:pPr>
-      <w:r>
-        <w:rPr>
-          <w:rFonts w:ascii="Arial Narrow" w:eastAsia="Arial Narrow" w:hAnsi="Arial Narrow" w:cs="Arial Narrow"/>
-          <w:b/>
-          <w:color w:val="000000"/>
-          <w:kern w:val="0"/>
-          <w:lang w:eastAsia="es-PE"/>
-          <w14:ligatures w14:val="none"/>
+          <ns2:ligatures ns2:val="none"/>
+        </w:rPr>
+      </w:pPr>
+      <w:r>
+        <w:rPr>
+          <w:rFonts w:ascii="Arial Narrow" w:eastAsia="Arial Narrow" w:hAnsi="Arial Narrow" w:cs="Arial Narrow"/>
+          <w:b/>
+          <w:color w:val="000000"/>
+          <w:kern w:val="0"/>
+          <w:lang w:eastAsia="es-PE"/>
+          <ns2:ligatures ns2:val="none"/>
         </w:rPr>
         <w:t>DENUNCIADOS</w:t>
       </w:r>
@@ -243,7 +243,7 @@
           <w:color w:val="000000"/>
           <w:kern w:val="0"/>
           <w:lang w:eastAsia="es-PE"/>
-          <w14:ligatures w14:val="none"/>
+          <ns2:ligatures ns2:val="none"/>
         </w:rPr>
         <w:tab/>
         <w:t>:</w:t>
@@ -255,7 +255,7 @@
           <w:color w:val="000000"/>
           <w:kern w:val="0"/>
           <w:lang w:eastAsia="es-PE"/>
-          <w14:ligatures w14:val="none"/>
+          <ns2:ligatures ns2:val="none"/>
         </w:rPr>
         <w:tab/>
       </w:r>
@@ -266,7 +266,7 @@
           <w:color w:val="000000"/>
           <w:kern w:val="0"/>
           <w:lang w:eastAsia="es-PE"/>
-          <w14:ligatures w14:val="none"/>
+          <ns2:ligatures ns2:val="none"/>
         </w:rPr>
         <w:t xml:space="preserve">CHUBB PERÚ S.A. COMPAÑÍA DE SEGUROS Y REASEGUROS </w:t>
       </w:r>
@@ -277,7 +277,7 @@
           <w:color w:val="000000"/>
           <w:kern w:val="0"/>
           <w:lang w:eastAsia="es-PE"/>
-          <w14:ligatures w14:val="none"/>
+          <ns2:ligatures ns2:val="none"/>
         </w:rPr>
         <w:t>(</w:t>
       </w:r>
@@ -289,7 +289,7 @@
           <w:color w:val="000000"/>
           <w:kern w:val="0"/>
           <w:lang w:eastAsia="es-PE"/>
-          <w14:ligatures w14:val="none"/>
+          <ns2:ligatures ns2:val="none"/>
         </w:rPr>
         <w:t>CHUBB</w:t>
       </w:r>
@@ -301,12 +301,12 @@
           <w:color w:val="000000"/>
           <w:kern w:val="0"/>
           <w:lang w:eastAsia="es-PE"/>
-          <w14:ligatures w14:val="none"/>
+          <ns2:ligatures ns2:val="none"/>
         </w:rPr>
         <w:t xml:space="preserve">) </w:t>
       </w:r>
     </w:p>
-    <w:p>
+    <w:p ns2:paraId="4D23E5DF" ns2:textId="776C5B12">
       <w:pPr>
         <w:tabs>
           <w:tab w:val="left" w:pos="1701"/>
@@ -321,17 +321,17 @@
           <w:color w:val="000000"/>
           <w:kern w:val="0"/>
           <w:lang w:eastAsia="es-PE"/>
-          <w14:ligatures w14:val="none"/>
-        </w:rPr>
-      </w:pPr>
-      <w:r>
-        <w:rPr>
-          <w:rFonts w:ascii="Arial Narrow" w:eastAsia="Arial Narrow" w:hAnsi="Arial Narrow" w:cs="Arial Narrow"/>
-          <w:b/>
-          <w:color w:val="000000"/>
-          <w:kern w:val="0"/>
-          <w:lang w:eastAsia="es-PE"/>
-          <w14:ligatures w14:val="none"/>
+          <ns2:ligatures ns2:val="none"/>
+        </w:rPr>
+      </w:pPr>
+      <w:r>
+        <w:rPr>
+          <w:rFonts w:ascii="Arial Narrow" w:eastAsia="Arial Narrow" w:hAnsi="Arial Narrow" w:cs="Arial Narrow"/>
+          <w:b/>
+          <w:color w:val="000000"/>
+          <w:kern w:val="0"/>
+          <w:lang w:eastAsia="es-PE"/>
+          <ns2:ligatures ns2:val="none"/>
         </w:rPr>
         <w:tab/>
       </w:r>
@@ -342,7 +342,7 @@
           <w:color w:val="000000"/>
           <w:kern w:val="0"/>
           <w:lang w:eastAsia="es-PE"/>
-          <w14:ligatures w14:val="none"/>
+          <ns2:ligatures ns2:val="none"/>
         </w:rPr>
         <w:tab/>
       </w:r>
@@ -353,7 +353,7 @@
           <w:color w:val="000000"/>
           <w:kern w:val="0"/>
           <w:lang w:eastAsia="es-PE"/>
-          <w14:ligatures w14:val="none"/>
+          <ns2:ligatures ns2:val="none"/>
         </w:rPr>
         <w:t>BANCO INTERNACIONAL DEL PERU-INTERBANK S.A.A. (BANCO</w:t>
       </w:r>
@@ -364,12 +364,12 @@
           <w:color w:val="000000"/>
           <w:kern w:val="0"/>
           <w:lang w:eastAsia="es-PE"/>
-          <w14:ligatures w14:val="none"/>
+          <ns2:ligatures ns2:val="none"/>
         </w:rPr>
         <w:t>)</w:t>
       </w:r>
     </w:p>
-    <w:p>
+    <w:p ns2:paraId="753670C1" ns2:textId="77777777">
       <w:pPr>
         <w:tabs>
           <w:tab w:val="left" w:pos="1701"/>
@@ -384,17 +384,17 @@
           <w:color w:val="000000"/>
           <w:kern w:val="0"/>
           <w:lang w:eastAsia="es-PE"/>
-          <w14:ligatures w14:val="none"/>
-        </w:rPr>
-      </w:pPr>
-      <w:r>
-        <w:rPr>
-          <w:rFonts w:ascii="Arial Narrow" w:eastAsia="Arial Narrow" w:hAnsi="Arial Narrow" w:cs="Arial Narrow"/>
-          <w:b/>
-          <w:color w:val="000000"/>
-          <w:kern w:val="0"/>
-          <w:lang w:eastAsia="es-PE"/>
-          <w14:ligatures w14:val="none"/>
+          <ns2:ligatures ns2:val="none"/>
+        </w:rPr>
+      </w:pPr>
+      <w:r>
+        <w:rPr>
+          <w:rFonts w:ascii="Arial Narrow" w:eastAsia="Arial Narrow" w:hAnsi="Arial Narrow" w:cs="Arial Narrow"/>
+          <w:b/>
+          <w:color w:val="000000"/>
+          <w:kern w:val="0"/>
+          <w:lang w:eastAsia="es-PE"/>
+          <ns2:ligatures ns2:val="none"/>
         </w:rPr>
         <w:t>MATERIAS</w:t>
       </w:r>
@@ -405,7 +405,7 @@
           <w:color w:val="000000"/>
           <w:kern w:val="0"/>
           <w:lang w:eastAsia="es-PE"/>
-          <w14:ligatures w14:val="none"/>
+          <ns2:ligatures ns2:val="none"/>
         </w:rPr>
         <w:tab/>
         <w:t xml:space="preserve">: </w:t>
@@ -417,13 +417,13 @@
           <w:color w:val="000000"/>
           <w:kern w:val="0"/>
           <w:lang w:eastAsia="es-PE"/>
-          <w14:ligatures w14:val="none"/>
+          <ns2:ligatures ns2:val="none"/>
         </w:rPr>
         <w:tab/>
         <w:t>ADMISIÓN A TRÁMITE</w:t>
       </w:r>
     </w:p>
-    <w:p>
+    <w:p ns2:paraId="449086A9" ns2:textId="77777777">
       <w:pPr>
         <w:tabs>
           <w:tab w:val="left" w:pos="1701"/>
@@ -438,22 +438,22 @@
           <w:color w:val="000000"/>
           <w:kern w:val="0"/>
           <w:lang w:eastAsia="es-PE"/>
-          <w14:ligatures w14:val="none"/>
-        </w:rPr>
-      </w:pPr>
-      <w:r>
-        <w:rPr>
-          <w:rFonts w:ascii="Arial Narrow" w:eastAsia="Arial Narrow" w:hAnsi="Arial Narrow" w:cs="Arial Narrow"/>
-          <w:b/>
-          <w:color w:val="000000"/>
-          <w:kern w:val="0"/>
-          <w:lang w:eastAsia="es-PE"/>
-          <w14:ligatures w14:val="none"/>
+          <ns2:ligatures ns2:val="none"/>
+        </w:rPr>
+      </w:pPr>
+      <w:r>
+        <w:rPr>
+          <w:rFonts w:ascii="Arial Narrow" w:eastAsia="Arial Narrow" w:hAnsi="Arial Narrow" w:cs="Arial Narrow"/>
+          <w:b/>
+          <w:color w:val="000000"/>
+          <w:kern w:val="0"/>
+          <w:lang w:eastAsia="es-PE"/>
+          <ns2:ligatures ns2:val="none"/>
         </w:rPr>
         <w:t xml:space="preserve">REQUERIMIENTO DE INFORMACIÓN </w:t>
       </w:r>
     </w:p>
-    <w:p>
+    <w:p ns2:paraId="778AE69F" ns2:textId="77777777">
       <w:pPr>
         <w:tabs>
           <w:tab w:val="left" w:pos="1701"/>
@@ -467,17 +467,17 @@
           <w:color w:val="000000"/>
           <w:kern w:val="0"/>
           <w:lang w:eastAsia="es-PE"/>
-          <w14:ligatures w14:val="none"/>
-        </w:rPr>
-      </w:pPr>
-      <w:r>
-        <w:rPr>
-          <w:rFonts w:ascii="Arial Narrow" w:eastAsia="Arial Narrow" w:hAnsi="Arial Narrow" w:cs="Arial Narrow"/>
-          <w:b/>
-          <w:color w:val="000000"/>
-          <w:kern w:val="0"/>
-          <w:lang w:eastAsia="es-PE"/>
-          <w14:ligatures w14:val="none"/>
+          <ns2:ligatures ns2:val="none"/>
+        </w:rPr>
+      </w:pPr>
+      <w:r>
+        <w:rPr>
+          <w:rFonts w:ascii="Arial Narrow" w:eastAsia="Arial Narrow" w:hAnsi="Arial Narrow" w:cs="Arial Narrow"/>
+          <w:b/>
+          <w:color w:val="000000"/>
+          <w:kern w:val="0"/>
+          <w:lang w:eastAsia="es-PE"/>
+          <ns2:ligatures ns2:val="none"/>
         </w:rPr>
         <w:t xml:space="preserve">RESOLUCIÓN </w:t>
       </w:r>
@@ -488,7 +488,7 @@
           <w:color w:val="000000"/>
           <w:kern w:val="0"/>
           <w:lang w:eastAsia="es-PE"/>
-          <w14:ligatures w14:val="none"/>
+          <ns2:ligatures ns2:val="none"/>
         </w:rPr>
         <w:tab/>
         <w:t>:</w:t>
@@ -500,13 +500,13 @@
           <w:color w:val="000000"/>
           <w:kern w:val="0"/>
           <w:lang w:eastAsia="es-PE"/>
-          <w14:ligatures w14:val="none"/>
+          <ns2:ligatures ns2:val="none"/>
         </w:rPr>
         <w:tab/>
         <w:t>1</w:t>
       </w:r>
     </w:p>
-    <w:p>
+    <w:p ns2:paraId="26BE4AD0" ns2:textId="77777777">
       <w:pPr>
         <w:tabs>
           <w:tab w:val="left" w:pos="1014"/>
@@ -519,11 +519,11 @@
           <w:kern w:val="0"/>
           <w:shd w:val="clear" w:color="auto" w:fill="FFFFFF"/>
           <w:lang w:eastAsia="es-PE"/>
-          <w14:ligatures w14:val="none"/>
-        </w:rPr>
-      </w:pPr>
-    </w:p>
-    <w:p>
+          <ns2:ligatures ns2:val="none"/>
+        </w:rPr>
+      </w:pPr>
+    </w:p>
+    <w:p ns2:paraId="6D48DA83" ns2:textId="550F8C57">
       <w:pPr>
         <w:tabs>
           <w:tab w:val="left" w:pos="1014"/>
@@ -536,7 +536,7 @@
           <w:kern w:val="0"/>
           <w:shd w:val="clear" w:color="auto" w:fill="FFFFFF"/>
           <w:lang w:eastAsia="es-PE"/>
-          <w14:ligatures w14:val="none"/>
+          <ns2:ligatures ns2:val="none"/>
         </w:rPr>
       </w:pPr>
       <w:r>
@@ -546,7 +546,7 @@
           <w:kern w:val="0"/>
           <w:shd w:val="clear" w:color="auto" w:fill="FFFFFF"/>
           <w:lang w:eastAsia="es-PE"/>
-          <w14:ligatures w14:val="none"/>
+          <ns2:ligatures ns2:val="none"/>
         </w:rPr>
         <w:t xml:space="preserve">Lima, </w:t>
       </w:r>
@@ -557,7 +557,7 @@
           <w:kern w:val="0"/>
           <w:shd w:val="clear" w:color="auto" w:fill="FFFFFF"/>
           <w:lang w:eastAsia="es-PE"/>
-          <w14:ligatures w14:val="none"/>
+          <ns2:ligatures ns2:val="none"/>
         </w:rPr>
         <w:t>24</w:t>
       </w:r>
@@ -568,7 +568,7 @@
           <w:kern w:val="0"/>
           <w:shd w:val="clear" w:color="auto" w:fill="FFFFFF"/>
           <w:lang w:eastAsia="es-PE"/>
-          <w14:ligatures w14:val="none"/>
+          <ns2:ligatures ns2:val="none"/>
         </w:rPr>
         <w:t xml:space="preserve"> de </w:t>
       </w:r>
@@ -579,7 +579,7 @@
           <w:kern w:val="0"/>
           <w:shd w:val="clear" w:color="auto" w:fill="FFFFFF"/>
           <w:lang w:eastAsia="es-PE"/>
-          <w14:ligatures w14:val="none"/>
+          <ns2:ligatures ns2:val="none"/>
         </w:rPr>
         <w:t xml:space="preserve">octubre </w:t>
       </w:r>
@@ -590,12 +590,12 @@
           <w:kern w:val="0"/>
           <w:shd w:val="clear" w:color="auto" w:fill="FFFFFF"/>
           <w:lang w:eastAsia="es-PE"/>
-          <w14:ligatures w14:val="none"/>
+          <ns2:ligatures ns2:val="none"/>
         </w:rPr>
         <w:t>de 2025</w:t>
       </w:r>
     </w:p>
-    <w:p>
+    <w:p ns2:paraId="1EF3C256" ns2:textId="77777777">
       <w:pPr>
         <w:tabs>
           <w:tab w:val="left" w:pos="1014"/>
@@ -607,11 +607,11 @@
           <w:color w:val="000000"/>
           <w:kern w:val="0"/>
           <w:lang w:eastAsia="es-PE"/>
-          <w14:ligatures w14:val="none"/>
-        </w:rPr>
-      </w:pPr>
-    </w:p>
-    <w:p>
+          <ns2:ligatures ns2:val="none"/>
+        </w:rPr>
+      </w:pPr>
+    </w:p>
+    <w:p ns2:paraId="087322B4" ns2:textId="77777777">
       <w:pPr>
         <w:numPr>
           <w:ilvl w:val="0"/>
@@ -625,22 +625,22 @@
           <w:color w:val="000000"/>
           <w:kern w:val="0"/>
           <w:lang w:eastAsia="es-PE"/>
-          <w14:ligatures w14:val="none"/>
-        </w:rPr>
-      </w:pPr>
-      <w:r>
-        <w:rPr>
-          <w:rFonts w:ascii="Arial Narrow" w:eastAsia="Arial Narrow" w:hAnsi="Arial Narrow" w:cs="Arial Narrow"/>
-          <w:b/>
-          <w:color w:val="000000"/>
-          <w:kern w:val="0"/>
-          <w:lang w:eastAsia="es-PE"/>
-          <w14:ligatures w14:val="none"/>
+          <ns2:ligatures ns2:val="none"/>
+        </w:rPr>
+      </w:pPr>
+      <w:r>
+        <w:rPr>
+          <w:rFonts w:ascii="Arial Narrow" w:eastAsia="Arial Narrow" w:hAnsi="Arial Narrow" w:cs="Arial Narrow"/>
+          <w:b/>
+          <w:color w:val="000000"/>
+          <w:kern w:val="0"/>
+          <w:lang w:eastAsia="es-PE"/>
+          <ns2:ligatures ns2:val="none"/>
         </w:rPr>
         <w:t xml:space="preserve">HECHOS </w:t>
       </w:r>
     </w:p>
-    <w:p>
+    <w:p ns2:paraId="4407157A" ns2:textId="77777777">
       <w:pPr>
         <w:spacing w:after="0" w:line="240" w:lineRule="auto"/>
         <w:jc w:val="both"/>
@@ -649,11 +649,11 @@
           <w:color w:val="000000"/>
           <w:kern w:val="0"/>
           <w:lang w:eastAsia="es-PE"/>
-          <w14:ligatures w14:val="none"/>
-        </w:rPr>
-      </w:pPr>
-    </w:p>
-    <w:p>
+          <ns2:ligatures ns2:val="none"/>
+        </w:rPr>
+      </w:pPr>
+    </w:p>
+    <w:p ns2:paraId="5ECFCB1A" ns2:textId="49531107">
       <w:pPr>
         <w:numPr>
           <w:ilvl w:val="1"/>
@@ -667,7 +667,7 @@
           <w:color w:val="000000"/>
           <w:kern w:val="0"/>
           <w:lang w:val="es-ES" w:eastAsia="es-ES"/>
-          <w14:ligatures w14:val="none"/>
+          <ns2:ligatures ns2:val="none"/>
         </w:rPr>
       </w:pPr>
       <w:r>
@@ -676,7 +676,7 @@
           <w:color w:val="000000"/>
           <w:kern w:val="0"/>
           <w:lang w:val="es-ES" w:eastAsia="es-ES"/>
-          <w14:ligatures w14:val="none"/>
+          <ns2:ligatures ns2:val="none"/>
         </w:rPr>
         <w:t xml:space="preserve">Mediante la denuncia del 24 de setiembre de 2025, complementada mediante escrito del 22 de octubre de 2025, la señora [APELLIDO] denunció a Chubb y al Banco por presuntas infracciones a la Ley 29571, Código de Protección y Defensa del Consumidor (en adelante, Código), señalando lo siguiente:</w:t>
       </w:r>
@@ -686,7 +686,7 @@
           <w:color w:val="000000"/>
           <w:kern w:val="0"/>
           <w:lang w:val="es-ES" w:eastAsia="es-ES"/>
-          <w14:ligatures w14:val="none"/>
+          <ns2:ligatures ns2:val="none"/>
         </w:rPr>
         <w:t/>
       </w:r>
@@ -696,7 +696,7 @@
           <w:color w:val="000000"/>
           <w:kern w:val="0"/>
           <w:lang w:val="es-ES" w:eastAsia="es-ES"/>
-          <w14:ligatures w14:val="none"/>
+          <ns2:ligatures ns2:val="none"/>
         </w:rPr>
         <w:t xml:space="preserve"/>
       </w:r>
@@ -706,7 +706,7 @@
           <w:color w:val="000000"/>
           <w:kern w:val="0"/>
           <w:lang w:val="es-ES" w:eastAsia="es-ES"/>
-          <w14:ligatures w14:val="none"/>
+          <ns2:ligatures ns2:val="none"/>
         </w:rPr>
         <w:t/>
       </w:r>
@@ -716,7 +716,7 @@
           <w:color w:val="000000"/>
           <w:kern w:val="0"/>
           <w:lang w:val="es-ES" w:eastAsia="es-ES"/>
-          <w14:ligatures w14:val="none"/>
+          <ns2:ligatures ns2:val="none"/>
         </w:rPr>
         <w:t xml:space="preserve"/>
       </w:r>
@@ -726,7 +726,7 @@
           <w:color w:val="000000"/>
           <w:kern w:val="0"/>
           <w:lang w:val="es-ES" w:eastAsia="es-ES"/>
-          <w14:ligatures w14:val="none"/>
+          <ns2:ligatures ns2:val="none"/>
         </w:rPr>
         <w:t/>
       </w:r>
@@ -734,7 +734,7 @@
         <w:rPr>
           <w:rFonts w:ascii="Arial Narrow" w:eastAsia="Calibri" w:hAnsi="Arial Narrow" w:cs="Arial"/>
           <w:kern w:val="0"/>
-          <w14:ligatures w14:val="none"/>
+          <ns2:ligatures ns2:val="none"/>
         </w:rPr>
         <w:t xml:space="preserve"/>
       </w:r>
@@ -742,7 +742,7 @@
         <w:rPr>
           <w:rFonts w:ascii="Arial Narrow" w:eastAsia="Calibri" w:hAnsi="Arial Narrow" w:cs="Arial"/>
           <w:kern w:val="0"/>
-          <w14:ligatures w14:val="none"/>
+          <ns2:ligatures ns2:val="none"/>
         </w:rPr>
         <w:t/>
       </w:r>
@@ -750,7 +750,7 @@
         <w:rPr>
           <w:rFonts w:ascii="Arial Narrow" w:eastAsia="Calibri" w:hAnsi="Arial Narrow" w:cs="Arial"/>
           <w:kern w:val="0"/>
-          <w14:ligatures w14:val="none"/>
+          <ns2:ligatures ns2:val="none"/>
         </w:rPr>
         <w:t xml:space="preserve"/>
       </w:r>
@@ -758,7 +758,7 @@
         <w:rPr>
           <w:rFonts w:ascii="Arial Narrow" w:eastAsia="Calibri" w:hAnsi="Arial Narrow" w:cs="Arial"/>
           <w:kern w:val="0"/>
-          <w14:ligatures w14:val="none"/>
+          <ns2:ligatures ns2:val="none"/>
         </w:rPr>
         <w:t xml:space="preserve"/>
       </w:r>
@@ -766,7 +766,7 @@
         <w:rPr>
           <w:rFonts w:ascii="Arial Narrow" w:eastAsia="Calibri" w:hAnsi="Arial Narrow" w:cs="Arial"/>
           <w:kern w:val="0"/>
-          <w14:ligatures w14:val="none"/>
+          <ns2:ligatures ns2:val="none"/>
         </w:rPr>
         <w:t/>
       </w:r>
@@ -776,7 +776,7 @@
           <w:color w:val="000000"/>
           <w:kern w:val="0"/>
           <w:lang w:val="es-ES" w:eastAsia="es-ES"/>
-          <w14:ligatures w14:val="none"/>
+          <ns2:ligatures ns2:val="none"/>
         </w:rPr>
         <w:t xml:space="preserve"/>
       </w:r>
@@ -786,7 +786,7 @@
           <w:color w:val="000000"/>
           <w:kern w:val="0"/>
           <w:lang w:val="es-ES" w:eastAsia="es-ES"/>
-          <w14:ligatures w14:val="none"/>
+          <ns2:ligatures ns2:val="none"/>
         </w:rPr>
         <w:t xml:space="preserve"/>
       </w:r>
@@ -796,7 +796,7 @@
           <w:color w:val="000000"/>
           <w:kern w:val="0"/>
           <w:lang w:val="es-ES" w:eastAsia="es-ES"/>
-          <w14:ligatures w14:val="none"/>
+          <ns2:ligatures ns2:val="none"/>
         </w:rPr>
         <w:t xml:space="preserve"/>
       </w:r>
@@ -806,7 +806,7 @@
           <w:color w:val="000000"/>
           <w:kern w:val="0"/>
           <w:lang w:val="es-ES" w:eastAsia="es-ES"/>
-          <w14:ligatures w14:val="none"/>
+          <ns2:ligatures ns2:val="none"/>
         </w:rPr>
         <w:t xml:space="preserve"/>
       </w:r>
@@ -816,7 +816,7 @@
           <w:color w:val="000000"/>
           <w:kern w:val="0"/>
           <w:lang w:val="es-ES" w:eastAsia="es-ES"/>
-          <w14:ligatures w14:val="none"/>
+          <ns2:ligatures ns2:val="none"/>
         </w:rPr>
         <w:t/>
       </w:r>
@@ -826,7 +826,7 @@
           <w:color w:val="000000"/>
           <w:kern w:val="0"/>
           <w:lang w:val="es-ES" w:eastAsia="es-ES"/>
-          <w14:ligatures w14:val="none"/>
+          <ns2:ligatures ns2:val="none"/>
         </w:rPr>
         <w:t/>
       </w:r>
@@ -838,7 +838,7 @@
           <w:kern w:val="0"/>
           <w:vertAlign w:val="superscript"/>
           <w:lang w:val="es-ES" w:eastAsia="es-ES"/>
-          <w14:ligatures w14:val="none"/>
+          <ns2:ligatures ns2:val="none"/>
         </w:rPr>
         <w:footnoteReference w:id="1"/>
       </w:r>
@@ -848,7 +848,7 @@
           <w:color w:val="000000"/>
           <w:kern w:val="0"/>
           <w:lang w:val="es-ES" w:eastAsia="es-ES"/>
-          <w14:ligatures w14:val="none"/>
+          <ns2:ligatures ns2:val="none"/>
         </w:rPr>
         <w:t xml:space="preserve"/>
       </w:r>
@@ -858,12 +858,12 @@
           <w:color w:val="000000"/>
           <w:kern w:val="0"/>
           <w:lang w:val="es-ES" w:eastAsia="es-ES"/>
-          <w14:ligatures w14:val="none"/>
+          <ns2:ligatures ns2:val="none"/>
         </w:rPr>
         <w:t/>
       </w:r>
     </w:p>
-    <w:p>
+    <w:p ns2:paraId="64AF7FDB" ns2:textId="77777777">
       <w:pPr>
         <w:tabs>
           <w:tab w:val="left" w:pos="1134"/>
@@ -875,11 +875,11 @@
           <w:color w:val="000000"/>
           <w:kern w:val="0"/>
           <w:lang w:val="es-ES" w:eastAsia="es-ES"/>
-          <w14:ligatures w14:val="none"/>
-        </w:rPr>
-      </w:pPr>
-    </w:p>
-    <w:p>
+          <ns2:ligatures ns2:val="none"/>
+        </w:rPr>
+      </w:pPr>
+    </w:p>
+    <w:p ns2:paraId="28DB8007" ns2:textId="52CA617F">
       <w:pPr>
         <w:pStyle w:val="Prrafodelista"/>
         <w:numPr>
@@ -896,7 +896,7 @@
           <w:color w:val="000000"/>
           <w:kern w:val="0"/>
           <w:lang w:eastAsia="es-ES"/>
-          <w14:ligatures w14:val="none"/>
+          <ns2:ligatures ns2:val="none"/>
         </w:rPr>
       </w:pPr>
       <w:r>
@@ -940,7 +940,7 @@
         <w:t xml:space="preserve"> no registraba movimientos de consumo distintos a los cargos del propio seguro y permanecía en su domicilio, guardada en el sobre original de entrega. </w:t>
       </w:r>
     </w:p>
-    <w:p>
+    <w:p ns2:paraId="62CEC7F4" ns2:textId="07B0EF55">
       <w:pPr>
         <w:pStyle w:val="Prrafodelista"/>
         <w:spacing w:after="0" w:line="240" w:lineRule="auto"/>
@@ -951,11 +951,11 @@
           <w:color w:val="000000"/>
           <w:kern w:val="0"/>
           <w:lang w:eastAsia="es-ES"/>
-          <w14:ligatures w14:val="none"/>
-        </w:rPr>
-      </w:pPr>
-    </w:p>
-    <w:p>
+          <ns2:ligatures ns2:val="none"/>
+        </w:rPr>
+      </w:pPr>
+    </w:p>
+    <w:p ns2:paraId="0621885B" ns2:textId="6DBEA84D">
       <w:pPr>
         <w:pStyle w:val="Prrafodelista"/>
         <w:numPr>
@@ -972,7 +972,7 @@
           <w:color w:val="000000"/>
           <w:kern w:val="0"/>
           <w:lang w:eastAsia="es-ES"/>
-          <w14:ligatures w14:val="none"/>
+          <ns2:ligatures ns2:val="none"/>
         </w:rPr>
       </w:pPr>
       <w:r>
@@ -1000,7 +1000,7 @@
         <w:t xml:space="preserve">, sin su autorización ni conocimiento. </w:t>
       </w:r>
     </w:p>
-    <w:p>
+    <w:p ns2:paraId="2098D058" ns2:textId="1B4AE442">
       <w:pPr>
         <w:pStyle w:val="Prrafodelista"/>
         <w:spacing w:after="0" w:line="240" w:lineRule="auto"/>
@@ -1011,11 +1011,11 @@
           <w:color w:val="000000"/>
           <w:kern w:val="0"/>
           <w:lang w:eastAsia="es-ES"/>
-          <w14:ligatures w14:val="none"/>
-        </w:rPr>
-      </w:pPr>
-    </w:p>
-    <w:p>
+          <ns2:ligatures ns2:val="none"/>
+        </w:rPr>
+      </w:pPr>
+    </w:p>
+    <w:p ns2:paraId="75143CED" ns2:textId="70208309">
       <w:pPr>
         <w:pStyle w:val="Prrafodelista"/>
         <w:numPr>
@@ -1032,7 +1032,7 @@
           <w:color w:val="000000"/>
           <w:kern w:val="0"/>
           <w:lang w:eastAsia="es-ES"/>
-          <w14:ligatures w14:val="none"/>
+          <ns2:ligatures ns2:val="none"/>
         </w:rPr>
       </w:pPr>
       <w:r>
@@ -1116,7 +1116,7 @@
         <w:t xml:space="preserve">. </w:t>
       </w:r>
     </w:p>
-    <w:p>
+    <w:p ns2:paraId="65671192" ns2:textId="08CC2049">
       <w:pPr>
         <w:pStyle w:val="Prrafodelista"/>
         <w:spacing w:after="0" w:line="240" w:lineRule="auto"/>
@@ -1127,11 +1127,11 @@
           <w:color w:val="000000"/>
           <w:kern w:val="0"/>
           <w:lang w:eastAsia="es-ES"/>
-          <w14:ligatures w14:val="none"/>
-        </w:rPr>
-      </w:pPr>
-    </w:p>
-    <w:p>
+          <ns2:ligatures ns2:val="none"/>
+        </w:rPr>
+      </w:pPr>
+    </w:p>
+    <w:p ns2:paraId="01D89CB0" ns2:textId="415FC204">
       <w:pPr>
         <w:pStyle w:val="Prrafodelista"/>
         <w:numPr>
@@ -1148,7 +1148,7 @@
           <w:color w:val="000000"/>
           <w:kern w:val="0"/>
           <w:lang w:eastAsia="es-ES"/>
-          <w14:ligatures w14:val="none"/>
+          <ns2:ligatures ns2:val="none"/>
         </w:rPr>
       </w:pPr>
       <w:r>
@@ -1232,7 +1232,7 @@
         <w:t xml:space="preserve">llamadas de cobranza reiteradas, incluso con intervalos de un minuto. </w:t>
       </w:r>
     </w:p>
-    <w:p>
+    <w:p ns2:paraId="5F7F56A4" ns2:textId="61B93ACA">
       <w:pPr>
         <w:pStyle w:val="Prrafodelista"/>
         <w:spacing w:after="0" w:line="240" w:lineRule="auto"/>
@@ -1243,11 +1243,11 @@
           <w:color w:val="000000"/>
           <w:kern w:val="0"/>
           <w:lang w:eastAsia="es-ES"/>
-          <w14:ligatures w14:val="none"/>
-        </w:rPr>
-      </w:pPr>
-    </w:p>
-    <w:p>
+          <ns2:ligatures ns2:val="none"/>
+        </w:rPr>
+      </w:pPr>
+    </w:p>
+    <w:p ns2:paraId="3CAB0691" ns2:textId="7D13CDA6">
       <w:pPr>
         <w:pStyle w:val="Prrafodelista"/>
         <w:numPr>
@@ -1264,7 +1264,7 @@
           <w:color w:val="000000"/>
           <w:kern w:val="0"/>
           <w:lang w:eastAsia="es-ES"/>
-          <w14:ligatures w14:val="none"/>
+          <ns2:ligatures ns2:val="none"/>
         </w:rPr>
       </w:pPr>
       <w:r>
@@ -1316,7 +1316,7 @@
         <w:t>el bloqueo de la tarjeta se efectuó el 20 de agosto de 2025 a las 11:55 horas, fuera del plazo de 4 horas, y que la denuncia policial se presentó el 20 de agosto de 2025 a las 16:57 horas, fuera del plazo de 24 horas.</w:t>
       </w:r>
     </w:p>
-    <w:p>
+    <w:p ns2:paraId="56967709" ns2:textId="1E8DAA63">
       <w:pPr>
         <w:pStyle w:val="Prrafodelista"/>
         <w:spacing w:after="0" w:line="240" w:lineRule="auto"/>
@@ -1327,11 +1327,11 @@
           <w:color w:val="000000"/>
           <w:kern w:val="0"/>
           <w:lang w:eastAsia="es-ES"/>
-          <w14:ligatures w14:val="none"/>
-        </w:rPr>
-      </w:pPr>
-    </w:p>
-    <w:p>
+          <ns2:ligatures ns2:val="none"/>
+        </w:rPr>
+      </w:pPr>
+    </w:p>
+    <w:p ns2:paraId="2FB14F49" ns2:textId="278E40EE">
       <w:pPr>
         <w:pStyle w:val="Prrafodelista"/>
         <w:numPr>
@@ -1348,7 +1348,7 @@
           <w:color w:val="000000"/>
           <w:kern w:val="0"/>
           <w:lang w:eastAsia="es-ES"/>
-          <w14:ligatures w14:val="none"/>
+          <ns2:ligatures ns2:val="none"/>
         </w:rPr>
       </w:pPr>
       <w:r>
@@ -1392,7 +1392,7 @@
         <w:t xml:space="preserve"> aprobó ni validó mensaje de autenticación alguno y no recibió notificación o alerta preventiva respecto de dicha operación. </w:t>
       </w:r>
     </w:p>
-    <w:p>
+    <w:p ns2:paraId="76630485" ns2:textId="77777777">
       <w:pPr>
         <w:tabs>
           <w:tab w:val="left" w:pos="1134"/>
@@ -1404,11 +1404,11 @@
           <w:color w:val="000000"/>
           <w:kern w:val="0"/>
           <w:lang w:eastAsia="es-ES"/>
-          <w14:ligatures w14:val="none"/>
-        </w:rPr>
-      </w:pPr>
-    </w:p>
-    <w:p>
+          <ns2:ligatures ns2:val="none"/>
+        </w:rPr>
+      </w:pPr>
+    </w:p>
+    <w:p ns2:paraId="4FB15987" ns2:textId="39ED8FF0">
       <w:pPr>
         <w:numPr>
           <w:ilvl w:val="1"/>
@@ -1426,14 +1426,14 @@
           <w:color w:val="000000"/>
           <w:kern w:val="0"/>
           <w:lang w:val="es-ES" w:eastAsia="es-ES"/>
-          <w14:ligatures w14:val="none"/>
+          <ns2:ligatures ns2:val="none"/>
         </w:rPr>
       </w:pPr>
       <w:r>
         <w:rPr>
           <w:rFonts w:ascii="Arial Narrow" w:eastAsia="Calibri" w:hAnsi="Arial Narrow" w:cs="Arial"/>
           <w:kern w:val="0"/>
-          <w14:ligatures w14:val="none"/>
+          <ns2:ligatures ns2:val="none"/>
         </w:rPr>
         <w:t xml:space="preserve">La señora [APELLIDO] solicitó, en calidad de medida correctiva, que Chubb y el Banco cumplan con: (i) cubrir el siniestro por fraude electrónico ocurrido el 19 de agosto de 2025, por el monto de S/ 17 497,00 soles; (ii) dejar sin efecto el compromiso de pago que no fue autorizado por su persona, y que se ordene el cese inmediato de presiones, llamadas telefónicas, mensajes y amenazas de reporte a Infocorp, mediante las cuales se me exige el pago de cuotas derivadas de una compra que no realizó. Asimismo, no requirió de manera expresa el reembolso de costos y costas del presente procedimiento.</w:t>
       </w:r>
@@ -1441,7 +1441,7 @@
         <w:rPr>
           <w:rFonts w:ascii="Arial Narrow" w:eastAsia="Calibri" w:hAnsi="Arial Narrow" w:cs="Arial"/>
           <w:kern w:val="0"/>
-          <w14:ligatures w14:val="none"/>
+          <ns2:ligatures ns2:val="none"/>
         </w:rPr>
         <w:t xml:space="preserve"/>
       </w:r>
@@ -1451,7 +1451,7 @@
           <w:color w:val="000000"/>
           <w:kern w:val="0"/>
           <w:lang w:val="es-ES" w:eastAsia="es-ES"/>
-          <w14:ligatures w14:val="none"/>
+          <ns2:ligatures ns2:val="none"/>
         </w:rPr>
         <w:t xml:space="preserve"/>
       </w:r>
@@ -1462,7 +1462,7 @@
           <w:color w:val="000000"/>
           <w:kern w:val="0"/>
           <w:lang w:val="es-ES" w:eastAsia="es-ES"/>
-          <w14:ligatures w14:val="none"/>
+          <ns2:ligatures ns2:val="none"/>
         </w:rPr>
         <w:t xml:space="preserve"/>
       </w:r>
@@ -1472,7 +1472,7 @@
           <w:color w:val="000000"/>
           <w:kern w:val="0"/>
           <w:lang w:val="es-ES" w:eastAsia="es-ES"/>
-          <w14:ligatures w14:val="none"/>
+          <ns2:ligatures ns2:val="none"/>
         </w:rPr>
         <w:t/>
       </w:r>
@@ -1482,7 +1482,7 @@
           <w:color w:val="000000"/>
           <w:kern w:val="0"/>
           <w:lang w:val="es-ES" w:eastAsia="es-ES"/>
-          <w14:ligatures w14:val="none"/>
+          <ns2:ligatures ns2:val="none"/>
         </w:rPr>
         <w:t xml:space="preserve"/>
       </w:r>
@@ -1492,7 +1492,7 @@
           <w:color w:val="000000"/>
           <w:kern w:val="0"/>
           <w:lang w:val="es-ES" w:eastAsia="es-ES"/>
-          <w14:ligatures w14:val="none"/>
+          <ns2:ligatures ns2:val="none"/>
         </w:rPr>
         <w:t/>
       </w:r>
@@ -1502,7 +1502,7 @@
           <w:color w:val="000000"/>
           <w:kern w:val="0"/>
           <w:lang w:val="es-ES" w:eastAsia="es-ES"/>
-          <w14:ligatures w14:val="none"/>
+          <ns2:ligatures ns2:val="none"/>
         </w:rPr>
         <w:t xml:space="preserve"/>
       </w:r>
@@ -1512,7 +1512,7 @@
           <w:color w:val="000000"/>
           <w:kern w:val="0"/>
           <w:lang w:val="es-ES" w:eastAsia="es-ES"/>
-          <w14:ligatures w14:val="none"/>
+          <ns2:ligatures ns2:val="none"/>
         </w:rPr>
         <w:t xml:space="preserve"/>
       </w:r>
@@ -1565,7 +1565,7 @@
           <w:color w:val="000000"/>
           <w:kern w:val="0"/>
           <w:lang w:val="es-ES" w:eastAsia="es-ES"/>
-          <w14:ligatures w14:val="none"/>
+          <ns2:ligatures ns2:val="none"/>
         </w:rPr>
         <w:t xml:space="preserve"/>
       </w:r>
@@ -1575,7 +1575,7 @@
           <w:color w:val="000000"/>
           <w:kern w:val="0"/>
           <w:lang w:val="es-ES" w:eastAsia="es-ES"/>
-          <w14:ligatures w14:val="none"/>
+          <ns2:ligatures ns2:val="none"/>
         </w:rPr>
         <w:t xml:space="preserve"/>
       </w:r>
@@ -1585,7 +1585,7 @@
           <w:color w:val="000000"/>
           <w:kern w:val="0"/>
           <w:lang w:val="es-ES" w:eastAsia="es-ES"/>
-          <w14:ligatures w14:val="none"/>
+          <ns2:ligatures ns2:val="none"/>
         </w:rPr>
         <w:t xml:space="preserve"/>
       </w:r>
@@ -1595,7 +1595,7 @@
           <w:color w:val="000000"/>
           <w:kern w:val="0"/>
           <w:lang w:val="es-ES" w:eastAsia="es-ES"/>
-          <w14:ligatures w14:val="none"/>
+          <ns2:ligatures ns2:val="none"/>
         </w:rPr>
         <w:t/>
       </w:r>
@@ -1605,7 +1605,7 @@
           <w:color w:val="000000"/>
           <w:kern w:val="0"/>
           <w:lang w:val="es-ES" w:eastAsia="es-ES"/>
-          <w14:ligatures w14:val="none"/>
+          <ns2:ligatures ns2:val="none"/>
         </w:rPr>
         <w:t xml:space="preserve"/>
       </w:r>
@@ -1615,7 +1615,7 @@
           <w:color w:val="000000"/>
           <w:kern w:val="0"/>
           <w:lang w:val="es-ES" w:eastAsia="es-ES"/>
-          <w14:ligatures w14:val="none"/>
+          <ns2:ligatures ns2:val="none"/>
         </w:rPr>
         <w:t xml:space="preserve"/>
       </w:r>
@@ -1625,13 +1625,13 @@
           <w:color w:val="000000"/>
           <w:kern w:val="0"/>
           <w:lang w:val="es-ES" w:eastAsia="es-ES"/>
-          <w14:ligatures w14:val="none"/>
+          <ns2:ligatures ns2:val="none"/>
         </w:rPr>
         <w:t/>
       </w:r>
     </w:p>
     <w:bookmarkEnd w:id="2"/>
-    <w:p>
+    <w:p ns2:paraId="61C46995" ns2:textId="77777777">
       <w:pPr>
         <w:spacing w:after="0" w:line="240" w:lineRule="auto"/>
         <w:contextualSpacing/>
@@ -1642,11 +1642,11 @@
           <w:color w:val="000000"/>
           <w:kern w:val="0"/>
           <w:lang w:eastAsia="es-PE"/>
-          <w14:ligatures w14:val="none"/>
-        </w:rPr>
-      </w:pPr>
-    </w:p>
-    <w:p>
+          <ns2:ligatures ns2:val="none"/>
+        </w:rPr>
+      </w:pPr>
+    </w:p>
+    <w:p ns2:paraId="4713554A" ns2:textId="77777777">
       <w:pPr>
         <w:pStyle w:val="Prrafodelista"/>
         <w:numPr>
@@ -1667,7 +1667,7 @@
           <w:color w:val="000000"/>
           <w:kern w:val="0"/>
           <w:lang w:eastAsia="es-PE"/>
-          <w14:ligatures w14:val="none"/>
+          <ns2:ligatures ns2:val="none"/>
         </w:rPr>
       </w:pPr>
       <w:r>
@@ -1678,12 +1678,12 @@
           <w:color w:val="000000"/>
           <w:kern w:val="0"/>
           <w:lang w:eastAsia="es-PE"/>
-          <w14:ligatures w14:val="none"/>
+          <ns2:ligatures ns2:val="none"/>
         </w:rPr>
         <w:t>DE LA ADMISIÓN A TRÁMITE DE LA DENUNCIA</w:t>
       </w:r>
     </w:p>
-    <w:p>
+    <w:p ns2:paraId="4BBBE1C2" ns2:textId="77777777">
       <w:pPr>
         <w:spacing w:after="0" w:line="240" w:lineRule="auto"/>
         <w:ind w:left="567"/>
@@ -1696,11 +1696,11 @@
           <w:color w:val="000000"/>
           <w:kern w:val="0"/>
           <w:lang w:eastAsia="es-PE"/>
-          <w14:ligatures w14:val="none"/>
-        </w:rPr>
-      </w:pPr>
-    </w:p>
-    <w:p>
+          <ns2:ligatures ns2:val="none"/>
+        </w:rPr>
+      </w:pPr>
+    </w:p>
+    <w:p ns2:paraId="749C69A0" ns2:textId="3B22486D">
       <w:pPr>
         <w:pStyle w:val="Prrafodelista"/>
         <w:numPr>
@@ -1713,7 +1713,7 @@
         <w:rPr>
           <w:rFonts w:ascii="Arial Narrow" w:eastAsia="Arial Narrow" w:hAnsi="Arial Narrow" w:cs="Arial Narrow"/>
           <w:kern w:val="0"/>
-          <w14:ligatures w14:val="none"/>
+          <ns2:ligatures ns2:val="none"/>
         </w:rPr>
       </w:pPr>
       <w:bookmarkStart w:id="3" w:name="_Hlk140755208"/>
@@ -1725,7 +1725,7 @@
           <w:color w:val="000000"/>
           <w:kern w:val="0"/>
           <w:lang w:eastAsia="es-PE"/>
-          <w14:ligatures w14:val="none"/>
+          <ns2:ligatures ns2:val="none"/>
         </w:rPr>
         <w:t xml:space="preserve">La Secretaría </w:t>
       </w:r>
@@ -1738,7 +1738,7 @@
           <w:color w:val="000000"/>
           <w:kern w:val="0"/>
           <w:lang w:eastAsia="es-PE"/>
-          <w14:ligatures w14:val="none"/>
+          <ns2:ligatures ns2:val="none"/>
         </w:rPr>
         <w:t>Técnica de la Comisión de Protección al Consumidor 1 (en adelante, la Secretaría Técnica), en ejercicio de sus facultades</w:t>
       </w:r>
@@ -1748,7 +1748,7 @@
           <w:rFonts w:ascii="Arial Narrow" w:eastAsia="Arial Narrow" w:hAnsi="Arial Narrow" w:cs="Arial Narrow"/>
           <w:kern w:val="0"/>
           <w:vertAlign w:val="superscript"/>
-          <w14:ligatures w14:val="none"/>
+          <ns2:ligatures ns2:val="none"/>
         </w:rPr>
         <w:footnoteReference w:id="2"/>
       </w:r>
@@ -1758,7 +1758,7 @@
           <w:color w:val="000000"/>
           <w:kern w:val="0"/>
           <w:lang w:eastAsia="es-PE"/>
-          <w14:ligatures w14:val="none"/>
+          <ns2:ligatures ns2:val="none"/>
         </w:rPr>
         <w:t xml:space="preserve">, considera </w:t>
       </w:r>
@@ -1766,7 +1766,7 @@
         <w:rPr>
           <w:rFonts w:ascii="Arial Narrow" w:eastAsia="Arial Narrow" w:hAnsi="Arial Narrow" w:cs="Arial Narrow"/>
           <w:kern w:val="0"/>
-          <w14:ligatures w14:val="none"/>
+          <ns2:ligatures ns2:val="none"/>
         </w:rPr>
         <w:t xml:space="preserve">que el hecho denunciado, </w:t>
       </w:r>
@@ -1774,7 +1774,7 @@
         <w:rPr>
           <w:rFonts w:ascii="Arial Narrow" w:eastAsia="Arial Narrow" w:hAnsi="Arial Narrow" w:cs="Arial Narrow"/>
           <w:kern w:val="0"/>
-          <w14:ligatures w14:val="none"/>
+          <ns2:ligatures ns2:val="none"/>
         </w:rPr>
         <w:t xml:space="preserve">consistente en que </w:t>
       </w:r>
@@ -1802,7 +1802,7 @@
         <w:rPr>
           <w:rFonts w:ascii="Arial Narrow" w:eastAsia="Arial Narrow" w:hAnsi="Arial Narrow" w:cs="Arial Narrow"/>
           <w:kern w:val="0"/>
-          <w14:ligatures w14:val="none"/>
+          <ns2:ligatures ns2:val="none"/>
         </w:rPr>
         <w:t>; involucraría una presunta afectación a sus expectativas, quien no habría encontrado una correspondencia entre lo que esperaba recibir de parte del proveedor y lo que realmente recibió. Por consiguiente, corresponde calificar el hecho materia de denuncia como una presunta infracción al deber de idoneidad, tipificado en los artículos 18</w:t>
       </w:r>
@@ -1812,7 +1812,7 @@
           <w:color w:val="000000"/>
           <w:kern w:val="0"/>
           <w:lang w:eastAsia="es-PE"/>
-          <w14:ligatures w14:val="none"/>
+          <ns2:ligatures ns2:val="none"/>
         </w:rPr>
         <w:t/>
       </w:r>
@@ -1820,7 +1820,7 @@
         <w:rPr>
           <w:rFonts w:ascii="Arial Narrow" w:eastAsia="Arial Narrow" w:hAnsi="Arial Narrow" w:cs="Arial Narrow"/>
           <w:kern w:val="0"/>
-          <w14:ligatures w14:val="none"/>
+          <ns2:ligatures ns2:val="none"/>
         </w:rPr>
         <w:t xml:space="preserve"> y 19</w:t>
       </w:r>
@@ -1830,7 +1830,7 @@
           <w:color w:val="000000"/>
           <w:kern w:val="0"/>
           <w:lang w:eastAsia="es-PE"/>
-          <w14:ligatures w14:val="none"/>
+          <ns2:ligatures ns2:val="none"/>
         </w:rPr>
         <w:t/>
       </w:r>
@@ -1838,7 +1838,7 @@
         <w:rPr>
           <w:rFonts w:ascii="Arial Narrow" w:eastAsia="Arial Narrow" w:hAnsi="Arial Narrow" w:cs="Arial Narrow"/>
           <w:kern w:val="0"/>
-          <w14:ligatures w14:val="none"/>
+          <ns2:ligatures ns2:val="none"/>
         </w:rPr>
         <w:t xml:space="preserve"> del Código</w:t>
       </w:r>
@@ -1849,7 +1849,7 @@
           <w:rFonts w:ascii="Arial Narrow" w:eastAsia="Arial Narrow" w:hAnsi="Arial Narrow" w:cs="Arial"/>
           <w:kern w:val="0"/>
           <w:vertAlign w:val="superscript"/>
-          <w14:ligatures w14:val="none"/>
+          <ns2:ligatures ns2:val="none"/>
         </w:rPr>
         <w:footnoteReference w:id="3"/>
       </w:r>
@@ -1857,13 +1857,13 @@
         <w:rPr>
           <w:rFonts w:ascii="Arial Narrow" w:eastAsia="Arial Narrow" w:hAnsi="Arial Narrow" w:cs="Arial Narrow"/>
           <w:kern w:val="0"/>
-          <w14:ligatures w14:val="none"/>
+          <ns2:ligatures ns2:val="none"/>
         </w:rPr>
         <w:t>.</w:t>
       </w:r>
       <w:bookmarkEnd w:id="6"/>
     </w:p>
-    <w:p>
+    <w:p ns2:paraId="6BDA4B7E" ns2:textId="5E6CB64F">
       <w:pPr>
         <w:spacing w:after="0" w:line="240" w:lineRule="auto"/>
         <w:ind w:left="567"/>
@@ -1871,11 +1871,11 @@
         <w:rPr>
           <w:rFonts w:ascii="Arial Narrow" w:eastAsia="Arial Narrow" w:hAnsi="Arial Narrow" w:cs="Arial Narrow"/>
           <w:kern w:val="0"/>
-          <w14:ligatures w14:val="none"/>
-        </w:rPr>
-      </w:pPr>
-    </w:p>
-    <w:p>
+          <ns2:ligatures ns2:val="none"/>
+        </w:rPr>
+      </w:pPr>
+    </w:p>
+    <w:p ns2:paraId="308F08C6" ns2:textId="2276F8F5">
       <w:pPr>
         <w:pStyle w:val="Prrafodelista"/>
         <w:numPr>
@@ -1888,14 +1888,14 @@
         <w:rPr>
           <w:rFonts w:ascii="Arial Narrow" w:eastAsia="Arial Narrow" w:hAnsi="Arial Narrow" w:cs="Arial Narrow"/>
           <w:kern w:val="0"/>
-          <w14:ligatures w14:val="none"/>
-        </w:rPr>
-      </w:pPr>
-      <w:r>
-        <w:rPr>
-          <w:rFonts w:ascii="Arial Narrow" w:eastAsia="Arial Narrow" w:hAnsi="Arial Narrow" w:cs="Arial Narrow"/>
-          <w:kern w:val="0"/>
-          <w14:ligatures w14:val="none"/>
+          <ns2:ligatures ns2:val="none"/>
+        </w:rPr>
+      </w:pPr>
+      <w:r>
+        <w:rPr>
+          <w:rFonts w:ascii="Arial Narrow" w:eastAsia="Arial Narrow" w:hAnsi="Arial Narrow" w:cs="Arial Narrow"/>
+          <w:kern w:val="0"/>
+          <ns2:ligatures ns2:val="none"/>
         </w:rPr>
         <w:t xml:space="preserve">Asimismo, </w:t>
       </w:r>
@@ -1905,7 +1905,7 @@
           <w:color w:val="000000"/>
           <w:kern w:val="0"/>
           <w:lang w:eastAsia="es-PE"/>
-          <w14:ligatures w14:val="none"/>
+          <ns2:ligatures ns2:val="none"/>
         </w:rPr>
         <w:t xml:space="preserve">la Secretaría Técnica, en ejercicio de sus facultades, considera </w:t>
       </w:r>
@@ -1913,7 +1913,7 @@
         <w:rPr>
           <w:rFonts w:ascii="Arial Narrow" w:eastAsia="Arial Narrow" w:hAnsi="Arial Narrow" w:cs="Arial"/>
           <w:kern w:val="0"/>
-          <w14:ligatures w14:val="none"/>
+          <ns2:ligatures ns2:val="none"/>
         </w:rPr>
         <w:t xml:space="preserve">que el hecho denunciado, consistente en que </w:t>
       </w:r>
@@ -1969,23 +1969,23 @@
         <w:rPr>
           <w:rFonts w:ascii="Arial Narrow" w:eastAsia="Arial Narrow" w:hAnsi="Arial Narrow" w:cs="Arial"/>
           <w:kern w:val="0"/>
-          <w14:ligatures w14:val="none"/>
+          <ns2:ligatures ns2:val="none"/>
         </w:rPr>
         <w:t>.</w:t>
       </w:r>
     </w:p>
-    <w:p>
-      <w:pPr>
-        <w:spacing w:after="0" w:line="240" w:lineRule="auto"/>
-        <w:jc w:val="both"/>
-        <w:rPr>
-          <w:rFonts w:ascii="Arial Narrow" w:eastAsia="Arial Narrow" w:hAnsi="Arial Narrow" w:cs="Arial Narrow"/>
-          <w:kern w:val="0"/>
-          <w14:ligatures w14:val="none"/>
-        </w:rPr>
-      </w:pPr>
-    </w:p>
-    <w:p>
+    <w:p ns2:paraId="7A507243" ns2:textId="77777777">
+      <w:pPr>
+        <w:spacing w:after="0" w:line="240" w:lineRule="auto"/>
+        <w:jc w:val="both"/>
+        <w:rPr>
+          <w:rFonts w:ascii="Arial Narrow" w:eastAsia="Arial Narrow" w:hAnsi="Arial Narrow" w:cs="Arial Narrow"/>
+          <w:kern w:val="0"/>
+          <ns2:ligatures ns2:val="none"/>
+        </w:rPr>
+      </w:pPr>
+    </w:p>
+    <w:p ns2:paraId="2E7770E0" ns2:textId="3A2F0D02">
       <w:pPr>
         <w:pStyle w:val="Prrafodelista"/>
         <w:numPr>
@@ -1999,16 +1999,16 @@
           <w:rFonts w:ascii="Arial Narrow" w:eastAsia="Arial Narrow" w:hAnsi="Arial Narrow" w:cs="Arial Narrow"/>
           <w:kern w:val="0"/>
           <w:lang w:eastAsia="es-PE"/>
-          <w14:ligatures w14:val="none"/>
-        </w:rPr>
-      </w:pPr>
-      <w:r>
-        <w:rPr>
-          <w:rFonts w:ascii="Arial Narrow" w:eastAsia="Times New Roman" w:hAnsi="Arial Narrow" w:cs="Arial"/>
-          <w:color w:val="000000"/>
-          <w:kern w:val="0"/>
-          <w:lang w:eastAsia="es-PE"/>
-          <w14:ligatures w14:val="none"/>
+          <ns2:ligatures ns2:val="none"/>
+        </w:rPr>
+      </w:pPr>
+      <w:r>
+        <w:rPr>
+          <w:rFonts w:ascii="Arial Narrow" w:eastAsia="Times New Roman" w:hAnsi="Arial Narrow" w:cs="Arial"/>
+          <w:color w:val="000000"/>
+          <w:kern w:val="0"/>
+          <w:lang w:eastAsia="es-PE"/>
+          <ns2:ligatures ns2:val="none"/>
         </w:rPr>
         <w:t xml:space="preserve">Además, la Secretaría Técnica, en ejercicio de sus facultades, considera </w:t>
       </w:r>
@@ -2016,7 +2016,7 @@
         <w:rPr>
           <w:rFonts w:ascii="Arial Narrow" w:eastAsia="Arial Narrow" w:hAnsi="Arial Narrow" w:cs="Arial"/>
           <w:kern w:val="0"/>
-          <w14:ligatures w14:val="none"/>
+          <ns2:ligatures ns2:val="none"/>
         </w:rPr>
         <w:t xml:space="preserve">que el hecho denunciado, consistente en que </w:t>
       </w:r>
@@ -2069,7 +2069,7 @@
           <w:rFonts w:ascii="Arial Narrow" w:eastAsia="Arial Narrow" w:hAnsi="Arial Narrow" w:cs="Arial"/>
           <w:kern w:val="0"/>
           <w:vertAlign w:val="superscript"/>
-          <w14:ligatures w14:val="none"/>
+          <ns2:ligatures ns2:val="none"/>
         </w:rPr>
         <w:footnoteReference w:id="4"/>
       </w:r>
@@ -2079,12 +2079,12 @@
           <w:color w:val="000000"/>
           <w:kern w:val="0"/>
           <w:lang w:eastAsia="es-PE"/>
-          <w14:ligatures w14:val="none"/>
+          <ns2:ligatures ns2:val="none"/>
         </w:rPr>
         <w:t xml:space="preserve">. </w:t>
       </w:r>
     </w:p>
-    <w:p>
+    <w:p ns2:paraId="5A859BCD" ns2:textId="01B683F8">
       <w:pPr>
         <w:pStyle w:val="Prrafodelista"/>
         <w:spacing w:after="0" w:line="240" w:lineRule="auto"/>
@@ -2096,7 +2096,7 @@
         </w:rPr>
       </w:pPr>
     </w:p>
-    <w:p>
+    <w:p ns2:paraId="37321452" ns2:textId="77777777">
       <w:pPr>
         <w:pStyle w:val="Prrafodelista"/>
         <w:numPr>
@@ -2110,7 +2110,7 @@
           <w:rFonts w:ascii="Arial Narrow" w:eastAsia="Calibri" w:hAnsi="Arial Narrow" w:cs="Arial Narrow"/>
           <w:kern w:val="0"/>
           <w:lang w:eastAsia="es-PE"/>
-          <w14:ligatures w14:val="none"/>
+          <ns2:ligatures ns2:val="none"/>
         </w:rPr>
       </w:pPr>
       <w:r>
@@ -2119,7 +2119,7 @@
           <w:color w:val="000000"/>
           <w:kern w:val="0"/>
           <w:lang w:eastAsia="es-PE"/>
-          <w14:ligatures w14:val="none"/>
+          <ns2:ligatures ns2:val="none"/>
         </w:rPr>
         <w:t>En tanto la denuncia reúne los requisitos establecidos por la norma citada, corresponde admitirla a trámite</w:t>
       </w:r>
@@ -2129,7 +2129,7 @@
           <w:rFonts w:ascii="Arial Narrow" w:eastAsia="Arial Narrow" w:hAnsi="Arial Narrow" w:cs="Arial Narrow"/>
           <w:kern w:val="0"/>
           <w:vertAlign w:val="superscript"/>
-          <w14:ligatures w14:val="none"/>
+          <ns2:ligatures ns2:val="none"/>
         </w:rPr>
         <w:footnoteReference w:id="5"/>
       </w:r>
@@ -2139,12 +2139,12 @@
           <w:color w:val="000000"/>
           <w:kern w:val="0"/>
           <w:lang w:eastAsia="es-PE"/>
-          <w14:ligatures w14:val="none"/>
+          <ns2:ligatures ns2:val="none"/>
         </w:rPr>
         <w:t>.</w:t>
       </w:r>
     </w:p>
-    <w:p>
+    <w:p ns2:paraId="17426A8E" ns2:textId="77777777">
       <w:pPr>
         <w:spacing w:after="0" w:line="240" w:lineRule="auto"/>
         <w:ind w:left="567"/>
@@ -2155,11 +2155,11 @@
           <w:color w:val="000000"/>
           <w:kern w:val="0"/>
           <w:lang w:eastAsia="es-PE"/>
-          <w14:ligatures w14:val="none"/>
-        </w:rPr>
-      </w:pPr>
-    </w:p>
-    <w:p>
+          <ns2:ligatures ns2:val="none"/>
+        </w:rPr>
+      </w:pPr>
+    </w:p>
+    <w:p ns2:paraId="69FE781D" ns2:textId="77777777">
       <w:pPr>
         <w:pStyle w:val="Prrafodelista"/>
         <w:numPr>
@@ -2179,22 +2179,22 @@
           <w:color w:val="000000"/>
           <w:kern w:val="0"/>
           <w:lang w:eastAsia="es-PE"/>
-          <w14:ligatures w14:val="none"/>
-        </w:rPr>
-      </w:pPr>
-      <w:r>
-        <w:rPr>
-          <w:rFonts w:ascii="Arial Narrow" w:eastAsia="Arial Narrow" w:hAnsi="Arial Narrow" w:cs="Arial Narrow"/>
-          <w:b/>
-          <w:color w:val="000000"/>
-          <w:kern w:val="0"/>
-          <w:lang w:eastAsia="es-PE"/>
-          <w14:ligatures w14:val="none"/>
+          <ns2:ligatures ns2:val="none"/>
+        </w:rPr>
+      </w:pPr>
+      <w:r>
+        <w:rPr>
+          <w:rFonts w:ascii="Arial Narrow" w:eastAsia="Arial Narrow" w:hAnsi="Arial Narrow" w:cs="Arial Narrow"/>
+          <w:b/>
+          <w:color w:val="000000"/>
+          <w:kern w:val="0"/>
+          <w:lang w:eastAsia="es-PE"/>
+          <ns2:ligatures ns2:val="none"/>
         </w:rPr>
         <w:t>REQUERIMIENTO DE INFORMACION</w:t>
       </w:r>
     </w:p>
-    <w:p>
+    <w:p ns2:paraId="6252E905" ns2:textId="77777777">
       <w:pPr>
         <w:spacing w:after="0" w:line="240" w:lineRule="auto"/>
         <w:jc w:val="both"/>
@@ -2203,11 +2203,11 @@
           <w:color w:val="000000"/>
           <w:kern w:val="0"/>
           <w:lang w:val="es-ES" w:eastAsia="es-ES"/>
-          <w14:ligatures w14:val="none"/>
-        </w:rPr>
-      </w:pPr>
-    </w:p>
-    <w:p>
+          <ns2:ligatures ns2:val="none"/>
+        </w:rPr>
+      </w:pPr>
+    </w:p>
+    <w:p ns2:paraId="21C241A8" ns2:textId="77777777">
       <w:pPr>
         <w:pStyle w:val="Prrafodelista"/>
         <w:numPr>
@@ -2222,7 +2222,7 @@
           <w:color w:val="000000"/>
           <w:kern w:val="0"/>
           <w:lang w:val="es-ES" w:eastAsia="es-ES"/>
-          <w14:ligatures w14:val="none"/>
+          <ns2:ligatures ns2:val="none"/>
         </w:rPr>
       </w:pPr>
       <w:r>
@@ -2231,7 +2231,7 @@
           <w:color w:val="000000"/>
           <w:kern w:val="0"/>
           <w:lang w:val="es-ES" w:eastAsia="es-ES"/>
-          <w14:ligatures w14:val="none"/>
+          <ns2:ligatures ns2:val="none"/>
         </w:rPr>
         <w:t xml:space="preserve">A efectos de tener mayores elementos que sirvan para la resolución definitiva del presente caso, </w:t>
       </w:r>
@@ -2241,7 +2241,7 @@
           <w:color w:val="000000"/>
           <w:kern w:val="0"/>
           <w:lang w:val="es-ES" w:eastAsia="es-ES"/>
-          <w14:ligatures w14:val="none"/>
+          <ns2:ligatures ns2:val="none"/>
         </w:rPr>
         <w:t xml:space="preserve">la Secretaría Técnica, </w:t>
       </w:r>
@@ -2251,7 +2251,7 @@
           <w:color w:val="000000"/>
           <w:kern w:val="0"/>
           <w:lang w:val="es-ES" w:eastAsia="es-ES"/>
-          <w14:ligatures w14:val="none"/>
+          <ns2:ligatures ns2:val="none"/>
         </w:rPr>
         <w:t xml:space="preserve">en ejercicio de las facultades que la ley le </w:t>
       </w:r>
@@ -2261,7 +2261,7 @@
           <w:color w:val="000000"/>
           <w:kern w:val="0"/>
           <w:lang w:val="es-ES" w:eastAsia="es-ES"/>
-          <w14:ligatures w14:val="none"/>
+          <ns2:ligatures ns2:val="none"/>
         </w:rPr>
         <w:t xml:space="preserve">confiere, </w:t>
       </w:r>
@@ -2272,7 +2272,7 @@
           <w:color w:val="000000"/>
           <w:kern w:val="0"/>
           <w:lang w:val="es-ES" w:eastAsia="es-ES"/>
-          <w14:ligatures w14:val="none"/>
+          <ns2:ligatures ns2:val="none"/>
         </w:rPr>
         <w:t xml:space="preserve">conviene requerir a los proveedores denunciados </w:t>
       </w:r>
@@ -2283,7 +2283,7 @@
           <w:color w:val="000000"/>
           <w:kern w:val="0"/>
           <w:lang w:val="es-ES" w:eastAsia="es-ES"/>
-          <w14:ligatures w14:val="none"/>
+          <ns2:ligatures ns2:val="none"/>
         </w:rPr>
         <w:t>que, en un plazo no mayor de cinco (5) dí</w:t>
       </w:r>
@@ -2293,7 +2293,7 @@
           <w:color w:val="000000"/>
           <w:kern w:val="0"/>
           <w:lang w:val="es-ES" w:eastAsia="es-ES"/>
-          <w14:ligatures w14:val="none"/>
+          <ns2:ligatures ns2:val="none"/>
         </w:rPr>
         <w:t xml:space="preserve">as hábiles contado a partir del </w:t>
       </w:r>
@@ -2303,7 +2303,7 @@
           <w:color w:val="000000"/>
           <w:kern w:val="0"/>
           <w:lang w:val="es-ES" w:eastAsia="es-ES"/>
-          <w14:ligatures w14:val="none"/>
+          <ns2:ligatures ns2:val="none"/>
         </w:rPr>
         <w:t xml:space="preserve">día siguiente de la notificación de la presente resolución, </w:t>
       </w:r>
@@ -2314,12 +2314,12 @@
           <w:color w:val="000000"/>
           <w:kern w:val="0"/>
           <w:lang w:val="es-ES" w:eastAsia="es-ES"/>
-          <w14:ligatures w14:val="none"/>
+          <ns2:ligatures ns2:val="none"/>
         </w:rPr>
         <w:t>cumplan con lo siguiente:</w:t>
       </w:r>
     </w:p>
-    <w:p>
+    <w:p ns2:paraId="345D7F88" ns2:textId="77777777">
       <w:pPr>
         <w:pStyle w:val="Prrafodelista"/>
         <w:spacing w:after="0" w:line="240" w:lineRule="auto"/>
@@ -2330,11 +2330,11 @@
           <w:color w:val="000000"/>
           <w:kern w:val="0"/>
           <w:lang w:val="es-ES" w:eastAsia="es-ES"/>
-          <w14:ligatures w14:val="none"/>
-        </w:rPr>
-      </w:pPr>
-    </w:p>
-    <w:p>
+          <ns2:ligatures ns2:val="none"/>
+        </w:rPr>
+      </w:pPr>
+    </w:p>
+    <w:p ns2:paraId="01F25269" ns2:textId="2F28BADF">
       <w:pPr>
         <w:pStyle w:val="Prrafodelista"/>
         <w:spacing w:after="0" w:line="240" w:lineRule="auto"/>
@@ -2345,7 +2345,7 @@
           <w:color w:val="000000"/>
           <w:kern w:val="0"/>
           <w:lang w:val="es-ES" w:eastAsia="es-ES"/>
-          <w14:ligatures w14:val="none"/>
+          <ns2:ligatures ns2:val="none"/>
         </w:rPr>
       </w:pPr>
       <w:r>
@@ -2355,7 +2355,7 @@
           <w:kern w:val="0"/>
           <w:u w:val="single"/>
           <w:lang w:val="es-ES" w:eastAsia="es-ES"/>
-          <w14:ligatures w14:val="none"/>
+          <ns2:ligatures ns2:val="none"/>
         </w:rPr>
         <w:t xml:space="preserve">A </w:t>
       </w:r>
@@ -2366,7 +2366,7 @@
           <w:kern w:val="0"/>
           <w:u w:val="single"/>
           <w:lang w:val="es-ES" w:eastAsia="es-ES"/>
-          <w14:ligatures w14:val="none"/>
+          <ns2:ligatures ns2:val="none"/>
         </w:rPr>
         <w:t>Chubb</w:t>
       </w:r>
@@ -2376,7 +2376,7 @@
           <w:color w:val="000000"/>
           <w:kern w:val="0"/>
           <w:lang w:val="es-ES" w:eastAsia="es-ES"/>
-          <w14:ligatures w14:val="none"/>
+          <ns2:ligatures ns2:val="none"/>
         </w:rPr>
         <w:t xml:space="preserve">: </w:t>
       </w:r>
@@ -2386,7 +2386,7 @@
           <w:color w:val="000000"/>
           <w:kern w:val="0"/>
           <w:lang w:val="es-ES" w:eastAsia="es-ES"/>
-          <w14:ligatures w14:val="none"/>
+          <ns2:ligatures ns2:val="none"/>
         </w:rPr>
         <w:t xml:space="preserve">(i) presentar una copia debidamente suscrita de la Póliza </w:t>
       </w:r>
@@ -2397,7 +2397,7 @@
           <w:color w:val="000000"/>
           <w:kern w:val="0"/>
           <w:lang w:val="es-ES" w:eastAsia="es-ES"/>
-          <w14:ligatures w14:val="none"/>
+          <ns2:ligatures ns2:val="none"/>
         </w:rPr>
         <w:t/>
       </w:r>
@@ -2408,7 +2408,7 @@
           <w:color w:val="000000"/>
           <w:kern w:val="0"/>
           <w:lang w:val="es-ES" w:eastAsia="es-ES"/>
-          <w14:ligatures w14:val="none"/>
+          <ns2:ligatures ns2:val="none"/>
         </w:rPr>
         <w:t xml:space="preserve"> 26720 del Seguro Protección de Tarjetas materia de denuncia, así como el cargo de remisión de la póliza; (</w:t>
       </w:r>
@@ -2419,7 +2419,7 @@
           <w:color w:val="000000"/>
           <w:kern w:val="0"/>
           <w:lang w:val="es-ES" w:eastAsia="es-ES"/>
-          <w14:ligatures w14:val="none"/>
+          <ns2:ligatures ns2:val="none"/>
         </w:rPr>
         <w:t>ii</w:t>
       </w:r>
@@ -2430,7 +2430,7 @@
           <w:color w:val="000000"/>
           <w:kern w:val="0"/>
           <w:lang w:val="es-ES" w:eastAsia="es-ES"/>
-          <w14:ligatures w14:val="none"/>
+          <ns2:ligatures ns2:val="none"/>
         </w:rPr>
         <w:t xml:space="preserve">) presentar los medios probatorios que acrediten que la negativa de otorgar la cobertura de la Póliza </w:t>
       </w:r>
@@ -2441,7 +2441,7 @@
           <w:color w:val="000000"/>
           <w:kern w:val="0"/>
           <w:lang w:val="es-ES" w:eastAsia="es-ES"/>
-          <w14:ligatures w14:val="none"/>
+          <ns2:ligatures ns2:val="none"/>
         </w:rPr>
         <w:t/>
       </w:r>
@@ -2452,7 +2452,7 @@
           <w:color w:val="000000"/>
           <w:kern w:val="0"/>
           <w:lang w:val="es-ES" w:eastAsia="es-ES"/>
-          <w14:ligatures w14:val="none"/>
+          <ns2:ligatures ns2:val="none"/>
         </w:rPr>
         <w:t xml:space="preserve"> 26720 del Seguro Protección de Tarjetas fue justificada y, (</w:t>
       </w:r>
@@ -2463,7 +2463,7 @@
           <w:color w:val="000000"/>
           <w:kern w:val="0"/>
           <w:lang w:val="es-ES" w:eastAsia="es-ES"/>
-          <w14:ligatures w14:val="none"/>
+          <ns2:ligatures ns2:val="none"/>
         </w:rPr>
         <w:t>iii</w:t>
       </w:r>
@@ -2474,7 +2474,7 @@
           <w:color w:val="000000"/>
           <w:kern w:val="0"/>
           <w:lang w:val="es-ES" w:eastAsia="es-ES"/>
-          <w14:ligatures w14:val="none"/>
+          <ns2:ligatures ns2:val="none"/>
         </w:rPr>
         <w:t>) presentar todas las comunicaciones cursadas con la parte denunciante en virtud de los hechos materia de denuncia</w:t>
       </w:r>
@@ -2484,12 +2484,12 @@
           <w:color w:val="000000"/>
           <w:kern w:val="0"/>
           <w:lang w:val="es-ES" w:eastAsia="es-ES"/>
-          <w14:ligatures w14:val="none"/>
+          <ns2:ligatures ns2:val="none"/>
         </w:rPr>
         <w:t>.</w:t>
       </w:r>
     </w:p>
-    <w:p>
+    <w:p ns2:paraId="48503CFE" ns2:textId="77777777">
       <w:pPr>
         <w:pStyle w:val="Prrafodelista"/>
         <w:spacing w:after="0" w:line="240" w:lineRule="auto"/>
@@ -2501,11 +2501,11 @@
           <w:kern w:val="0"/>
           <w:u w:val="single"/>
           <w:lang w:val="es-ES" w:eastAsia="es-ES"/>
-          <w14:ligatures w14:val="none"/>
-        </w:rPr>
-      </w:pPr>
-    </w:p>
-    <w:p>
+          <ns2:ligatures ns2:val="none"/>
+        </w:rPr>
+      </w:pPr>
+    </w:p>
+    <w:p ns2:paraId="4940B49E" ns2:textId="2BFA55A9">
       <w:pPr>
         <w:pStyle w:val="Prrafodelista"/>
         <w:spacing w:after="0" w:line="240" w:lineRule="auto"/>
@@ -2517,7 +2517,7 @@
           <w:kern w:val="0"/>
           <w:u w:val="single"/>
           <w:lang w:val="es-ES" w:eastAsia="es-ES"/>
-          <w14:ligatures w14:val="none"/>
+          <ns2:ligatures ns2:val="none"/>
         </w:rPr>
       </w:pPr>
       <w:r>
@@ -2527,7 +2527,7 @@
           <w:kern w:val="0"/>
           <w:u w:val="single"/>
           <w:lang w:val="es-ES" w:eastAsia="es-ES"/>
-          <w14:ligatures w14:val="none"/>
+          <ns2:ligatures ns2:val="none"/>
         </w:rPr>
         <w:t>A</w:t>
       </w:r>
@@ -2538,7 +2538,7 @@
           <w:kern w:val="0"/>
           <w:u w:val="single"/>
           <w:lang w:val="es-ES" w:eastAsia="es-ES"/>
-          <w14:ligatures w14:val="none"/>
+          <ns2:ligatures ns2:val="none"/>
         </w:rPr>
         <w:t>l</w:t>
       </w:r>
@@ -2549,7 +2549,7 @@
           <w:kern w:val="0"/>
           <w:u w:val="single"/>
           <w:lang w:val="es-ES" w:eastAsia="es-ES"/>
-          <w14:ligatures w14:val="none"/>
+          <ns2:ligatures ns2:val="none"/>
         </w:rPr>
         <w:t xml:space="preserve"> </w:t>
       </w:r>
@@ -2560,7 +2560,7 @@
           <w:kern w:val="0"/>
           <w:u w:val="single"/>
           <w:lang w:val="es-ES" w:eastAsia="es-ES"/>
-          <w14:ligatures w14:val="none"/>
+          <ns2:ligatures ns2:val="none"/>
         </w:rPr>
         <w:t>Banco</w:t>
       </w:r>
@@ -2570,7 +2570,7 @@
           <w:color w:val="000000"/>
           <w:kern w:val="0"/>
           <w:lang w:val="es-ES" w:eastAsia="es-ES"/>
-          <w14:ligatures w14:val="none"/>
+          <ns2:ligatures ns2:val="none"/>
         </w:rPr>
         <w:t>:</w:t>
       </w:r>
@@ -2580,7 +2580,7 @@
           <w:color w:val="000000"/>
           <w:kern w:val="0"/>
           <w:lang w:eastAsia="es-ES"/>
-          <w14:ligatures w14:val="none"/>
+          <ns2:ligatures ns2:val="none"/>
         </w:rPr>
         <w:t xml:space="preserve"> </w:t>
       </w:r>
@@ -2590,7 +2590,7 @@
           <w:color w:val="000000"/>
           <w:kern w:val="0"/>
           <w:lang w:val="es-ES" w:eastAsia="es-ES"/>
-          <w14:ligatures w14:val="none"/>
+          <ns2:ligatures ns2:val="none"/>
         </w:rPr>
         <w:t xml:space="preserve">(i) presentar una copia debidamente suscrita de la Póliza </w:t>
       </w:r>
@@ -2601,7 +2601,7 @@
           <w:color w:val="000000"/>
           <w:kern w:val="0"/>
           <w:lang w:val="es-ES" w:eastAsia="es-ES"/>
-          <w14:ligatures w14:val="none"/>
+          <ns2:ligatures ns2:val="none"/>
         </w:rPr>
         <w:t/>
       </w:r>
@@ -2612,7 +2612,7 @@
           <w:color w:val="000000"/>
           <w:kern w:val="0"/>
           <w:lang w:val="es-ES" w:eastAsia="es-ES"/>
-          <w14:ligatures w14:val="none"/>
+          <ns2:ligatures ns2:val="none"/>
         </w:rPr>
         <w:t xml:space="preserve"> 26720 del Seguro Protección de Tarjetas materia de denuncia, así como el cargo de remisión de la póliza; y, (</w:t>
       </w:r>
@@ -2623,7 +2623,7 @@
           <w:color w:val="000000"/>
           <w:kern w:val="0"/>
           <w:lang w:val="es-ES" w:eastAsia="es-ES"/>
-          <w14:ligatures w14:val="none"/>
+          <ns2:ligatures ns2:val="none"/>
         </w:rPr>
         <w:t>ii</w:t>
       </w:r>
@@ -2634,7 +2634,7 @@
           <w:color w:val="000000"/>
           <w:kern w:val="0"/>
           <w:lang w:val="es-ES" w:eastAsia="es-ES"/>
-          <w14:ligatures w14:val="none"/>
+          <ns2:ligatures ns2:val="none"/>
         </w:rPr>
         <w:t>) presentar todas las comunicaciones cursadas con la parte denunciante en virtud de los hechos materia de denuncia</w:t>
       </w:r>
@@ -2644,13 +2644,13 @@
           <w:color w:val="000000"/>
           <w:kern w:val="0"/>
           <w:lang w:val="es-ES" w:eastAsia="es-ES"/>
-          <w14:ligatures w14:val="none"/>
+          <ns2:ligatures ns2:val="none"/>
         </w:rPr>
         <w:t>.</w:t>
       </w:r>
     </w:p>
     <w:bookmarkEnd w:id="8"/>
-    <w:p>
+    <w:p ns2:paraId="525DE1CC" ns2:textId="77777777">
       <w:pPr>
         <w:spacing w:after="0" w:line="240" w:lineRule="auto"/>
         <w:jc w:val="both"/>
@@ -2659,11 +2659,11 @@
           <w:color w:val="000000"/>
           <w:kern w:val="0"/>
           <w:lang w:val="es-ES" w:eastAsia="es-ES"/>
-          <w14:ligatures w14:val="none"/>
-        </w:rPr>
-      </w:pPr>
-    </w:p>
-    <w:p>
+          <ns2:ligatures ns2:val="none"/>
+        </w:rPr>
+      </w:pPr>
+    </w:p>
+    <w:p ns2:paraId="76AC2520" ns2:textId="77777777">
       <w:pPr>
         <w:pStyle w:val="Prrafodelista"/>
         <w:spacing w:after="0" w:line="240" w:lineRule="auto"/>
@@ -2674,11 +2674,11 @@
           <w:color w:val="000000"/>
           <w:kern w:val="0"/>
           <w:lang w:val="es-ES" w:eastAsia="es-ES"/>
-          <w14:ligatures w14:val="none"/>
-        </w:rPr>
-      </w:pPr>
-    </w:p>
-    <w:p>
+          <ns2:ligatures ns2:val="none"/>
+        </w:rPr>
+      </w:pPr>
+    </w:p>
+    <w:p ns2:paraId="45192A8B" ns2:textId="77777777">
       <w:pPr>
         <w:pStyle w:val="Prrafodelista"/>
         <w:numPr>
@@ -2698,36 +2698,36 @@
           <w:color w:val="000000"/>
           <w:kern w:val="0"/>
           <w:lang w:eastAsia="es-PE"/>
-          <w14:ligatures w14:val="none"/>
-        </w:rPr>
-      </w:pPr>
-      <w:r>
-        <w:rPr>
-          <w:rFonts w:ascii="Arial Narrow" w:eastAsia="Arial Narrow" w:hAnsi="Arial Narrow" w:cs="Arial Narrow"/>
-          <w:b/>
-          <w:color w:val="000000"/>
-          <w:kern w:val="0"/>
-          <w:lang w:eastAsia="es-PE"/>
-          <w14:ligatures w14:val="none"/>
+          <ns2:ligatures ns2:val="none"/>
+        </w:rPr>
+      </w:pPr>
+      <w:r>
+        <w:rPr>
+          <w:rFonts w:ascii="Arial Narrow" w:eastAsia="Arial Narrow" w:hAnsi="Arial Narrow" w:cs="Arial Narrow"/>
+          <w:b/>
+          <w:color w:val="000000"/>
+          <w:kern w:val="0"/>
+          <w:lang w:eastAsia="es-PE"/>
+          <ns2:ligatures ns2:val="none"/>
         </w:rPr>
         <w:t xml:space="preserve">RESOLUCIÓN DE LA SECRETARÍA TÉCNICA </w:t>
       </w:r>
     </w:p>
-    <w:p>
-      <w:pPr>
-        <w:spacing w:after="0" w:line="240" w:lineRule="auto"/>
-        <w:jc w:val="both"/>
-        <w:rPr>
-          <w:rFonts w:ascii="Arial Narrow" w:eastAsia="Arial Narrow" w:hAnsi="Arial Narrow" w:cs="Arial Narrow"/>
-          <w:b/>
-          <w:color w:val="000000"/>
-          <w:kern w:val="0"/>
-          <w:lang w:eastAsia="es-PE"/>
-          <w14:ligatures w14:val="none"/>
-        </w:rPr>
-      </w:pPr>
-    </w:p>
-    <w:p>
+    <w:p ns2:paraId="71820251" ns2:textId="77777777">
+      <w:pPr>
+        <w:spacing w:after="0" w:line="240" w:lineRule="auto"/>
+        <w:jc w:val="both"/>
+        <w:rPr>
+          <w:rFonts w:ascii="Arial Narrow" w:eastAsia="Arial Narrow" w:hAnsi="Arial Narrow" w:cs="Arial Narrow"/>
+          <w:b/>
+          <w:color w:val="000000"/>
+          <w:kern w:val="0"/>
+          <w:lang w:eastAsia="es-PE"/>
+          <ns2:ligatures ns2:val="none"/>
+        </w:rPr>
+      </w:pPr>
+    </w:p>
+    <w:p ns2:paraId="5E432484" ns2:textId="6C0D777E">
       <w:pPr>
         <w:spacing w:after="0" w:line="240" w:lineRule="auto"/>
         <w:jc w:val="both"/>
@@ -2736,7 +2736,7 @@
           <w:color w:val="000000"/>
           <w:kern w:val="0"/>
           <w:lang w:eastAsia="es-PE"/>
-          <w14:ligatures w14:val="none"/>
+          <ns2:ligatures ns2:val="none"/>
         </w:rPr>
       </w:pPr>
       <w:r>
@@ -2747,7 +2747,7 @@
           <w:color w:val="000000"/>
           <w:kern w:val="0"/>
           <w:lang w:eastAsia="es-PE"/>
-          <w14:ligatures w14:val="none"/>
+          <ns2:ligatures ns2:val="none"/>
         </w:rPr>
         <w:t xml:space="preserve">PRIMERO: admitir a trámite la denuncia del 24 de setiembre de 2025, complementada mediante escrito del 22 de octubre de 2025, interpuesta por la señora [DENUNCIANTE] contra Chubb Perú S.A. Compañía de Seguros y Reaseguros y el Banco Internacional del Perú -Interbank S.A.A., por lo siguiente:</w:t>
       </w:r>
@@ -2758,7 +2758,7 @@
           <w:kern w:val="0"/>
           <w:shd w:val="clear" w:color="auto" w:fill="FFFFFF"/>
           <w:lang w:eastAsia="es-PE"/>
-          <w14:ligatures w14:val="none"/>
+          <ns2:ligatures ns2:val="none"/>
         </w:rPr>
         <w:t xml:space="preserve"/>
       </w:r>
@@ -2768,7 +2768,7 @@
           <w:color w:val="000000"/>
           <w:kern w:val="0"/>
           <w:lang w:val="es-ES" w:eastAsia="es-ES"/>
-          <w14:ligatures w14:val="none"/>
+          <ns2:ligatures ns2:val="none"/>
         </w:rPr>
         <w:t/>
       </w:r>
@@ -2778,7 +2778,7 @@
           <w:color w:val="000000"/>
           <w:kern w:val="0"/>
           <w:lang w:val="es-ES" w:eastAsia="es-ES"/>
-          <w14:ligatures w14:val="none"/>
+          <ns2:ligatures ns2:val="none"/>
         </w:rPr>
         <w:t xml:space="preserve"/>
       </w:r>
@@ -2789,7 +2789,7 @@
           <w:kern w:val="0"/>
           <w:shd w:val="clear" w:color="auto" w:fill="FFFFFF"/>
           <w:lang w:eastAsia="es-PE"/>
-          <w14:ligatures w14:val="none"/>
+          <ns2:ligatures ns2:val="none"/>
         </w:rPr>
         <w:t xml:space="preserve"/>
       </w:r>
@@ -2798,7 +2798,7 @@
           <w:rFonts w:ascii="Arial Narrow" w:hAnsi="Arial Narrow" w:cs="Arial"/>
           <w:spacing w:val="-3"/>
           <w:kern w:val="0"/>
-          <w14:ligatures w14:val="none"/>
+          <ns2:ligatures ns2:val="none"/>
         </w:rPr>
         <w:t xml:space="preserve"/>
       </w:r>
@@ -2809,7 +2809,7 @@
           <w:kern w:val="0"/>
           <w:shd w:val="clear" w:color="auto" w:fill="FFFFFF"/>
           <w:lang w:eastAsia="es-PE"/>
-          <w14:ligatures w14:val="none"/>
+          <ns2:ligatures ns2:val="none"/>
         </w:rPr>
         <w:t xml:space="preserve"/>
       </w:r>
@@ -2820,7 +2820,7 @@
           <w:kern w:val="0"/>
           <w:shd w:val="clear" w:color="auto" w:fill="FFFFFF"/>
           <w:lang w:eastAsia="es-PE"/>
-          <w14:ligatures w14:val="none"/>
+          <ns2:ligatures ns2:val="none"/>
         </w:rPr>
         <w:t xml:space="preserve"/>
       </w:r>
@@ -2837,7 +2837,7 @@
           <w:kern w:val="0"/>
           <w:shd w:val="clear" w:color="auto" w:fill="FFFFFF"/>
           <w:lang w:eastAsia="es-PE"/>
-          <w14:ligatures w14:val="none"/>
+          <ns2:ligatures ns2:val="none"/>
         </w:rPr>
         <w:t xml:space="preserve"/>
       </w:r>
@@ -2848,12 +2848,12 @@
           <w:kern w:val="0"/>
           <w:shd w:val="clear" w:color="auto" w:fill="FFFFFF"/>
           <w:lang w:eastAsia="es-PE"/>
-          <w14:ligatures w14:val="none"/>
+          <ns2:ligatures ns2:val="none"/>
         </w:rPr>
         <w:t/>
       </w:r>
     </w:p>
-    <w:p>
+    <w:p ns2:paraId="50DCBB7C" ns2:textId="77777777">
       <w:pPr>
         <w:spacing w:after="0" w:line="240" w:lineRule="auto"/>
         <w:jc w:val="both"/>
@@ -2862,11 +2862,11 @@
           <w:color w:val="000000"/>
           <w:kern w:val="0"/>
           <w:lang w:eastAsia="es-PE"/>
-          <w14:ligatures w14:val="none"/>
-        </w:rPr>
-      </w:pPr>
-    </w:p>
-    <w:p>
+          <ns2:ligatures ns2:val="none"/>
+        </w:rPr>
+      </w:pPr>
+    </w:p>
+    <w:p ns2:paraId="30399E60" ns2:textId="130C06F6">
       <w:pPr>
         <w:pStyle w:val="Prrafodelista"/>
         <w:numPr>
@@ -2992,7 +2992,7 @@
         <w:t>.</w:t>
       </w:r>
     </w:p>
-    <w:p>
+    <w:p ns2:paraId="08F9EA92" ns2:textId="75AD4C38">
       <w:pPr>
         <w:pStyle w:val="Prrafodelista"/>
         <w:tabs>
@@ -3006,7 +3006,7 @@
         </w:rPr>
       </w:pPr>
     </w:p>
-    <w:p>
+    <w:p ns2:paraId="6BA03BE1" ns2:textId="5F4AF1E2">
       <w:pPr>
         <w:pStyle w:val="Prrafodelista"/>
         <w:numPr>
@@ -3111,7 +3111,7 @@
         <w:t>.</w:t>
       </w:r>
     </w:p>
-    <w:p>
+    <w:p ns2:paraId="1B0411ED" ns2:textId="578A7981">
       <w:pPr>
         <w:pStyle w:val="Prrafodelista"/>
         <w:tabs>
@@ -3122,7 +3122,7 @@
         <w:jc w:val="both"/>
       </w:pPr>
     </w:p>
-    <w:p>
+    <w:p ns2:paraId="56E24D4D" ns2:textId="27551EE9">
       <w:pPr>
         <w:pStyle w:val="Prrafodelista"/>
         <w:numPr>
@@ -3276,18 +3276,18 @@
         <w:t>.</w:t>
       </w:r>
     </w:p>
-    <w:p>
-      <w:pPr>
-        <w:spacing w:after="0" w:line="240" w:lineRule="auto"/>
-        <w:jc w:val="both"/>
-        <w:rPr>
-          <w:rFonts w:ascii="Arial Narrow" w:eastAsia="Arial Narrow" w:hAnsi="Arial Narrow" w:cs="Arial Narrow"/>
-          <w:kern w:val="0"/>
-          <w14:ligatures w14:val="none"/>
-        </w:rPr>
-      </w:pPr>
-    </w:p>
-    <w:p>
+    <w:p ns2:paraId="1DEB3481" ns2:textId="77777777">
+      <w:pPr>
+        <w:spacing w:after="0" w:line="240" w:lineRule="auto"/>
+        <w:jc w:val="both"/>
+        <w:rPr>
+          <w:rFonts w:ascii="Arial Narrow" w:eastAsia="Arial Narrow" w:hAnsi="Arial Narrow" w:cs="Arial Narrow"/>
+          <w:kern w:val="0"/>
+          <ns2:ligatures ns2:val="none"/>
+        </w:rPr>
+      </w:pPr>
+    </w:p>
+    <w:p ns2:paraId="634A0D61" ns2:textId="42BB229E">
       <w:pPr>
         <w:spacing w:line="240" w:lineRule="auto"/>
         <w:contextualSpacing/>
@@ -3295,7 +3295,7 @@
         <w:rPr>
           <w:rFonts w:ascii="Arial Narrow" w:eastAsia="Calibri" w:hAnsi="Arial Narrow" w:cs="Arial"/>
           <w:kern w:val="0"/>
-          <w14:ligatures w14:val="none"/>
+          <ns2:ligatures ns2:val="none"/>
         </w:rPr>
       </w:pPr>
       <w:r>
@@ -3306,7 +3306,7 @@
           <w:color w:val="000000"/>
           <w:kern w:val="0"/>
           <w:lang w:eastAsia="es-PE"/>
-          <w14:ligatures w14:val="none"/>
+          <ns2:ligatures ns2:val="none"/>
         </w:rPr>
         <w:t>SEGUNDO:</w:t>
       </w:r>
@@ -3316,7 +3316,7 @@
           <w:color w:val="000000"/>
           <w:kern w:val="0"/>
           <w:lang w:eastAsia="es-PE"/>
-          <w14:ligatures w14:val="none"/>
+          <ns2:ligatures ns2:val="none"/>
         </w:rPr>
         <w:t xml:space="preserve"> tener por ofrecidos los medios probatorios presentados en el escrito de denuncia </w:t>
       </w:r>
@@ -3326,7 +3326,7 @@
           <w:color w:val="000000"/>
           <w:kern w:val="0"/>
           <w:lang w:val="es-ES" w:eastAsia="es-ES"/>
-          <w14:ligatures w14:val="none"/>
+          <ns2:ligatures ns2:val="none"/>
         </w:rPr>
         <w:t xml:space="preserve">del </w:t>
       </w:r>
@@ -3336,7 +3336,7 @@
           <w:color w:val="000000"/>
           <w:kern w:val="0"/>
           <w:lang w:val="es-ES" w:eastAsia="es-ES"/>
-          <w14:ligatures w14:val="none"/>
+          <ns2:ligatures ns2:val="none"/>
         </w:rPr>
         <w:t>24 de setiembre de 2025, complementada mediante escrito del 22 de octubre de 2025</w:t>
       </w:r>
@@ -3344,12 +3344,12 @@
         <w:rPr>
           <w:rFonts w:ascii="Arial Narrow" w:eastAsia="Calibri" w:hAnsi="Arial Narrow" w:cs="Arial"/>
           <w:kern w:val="0"/>
-          <w14:ligatures w14:val="none"/>
+          <ns2:ligatures ns2:val="none"/>
         </w:rPr>
         <w:t>.</w:t>
       </w:r>
     </w:p>
-    <w:p>
+    <w:p ns2:paraId="2AF03E3F" ns2:textId="77777777">
       <w:pPr>
         <w:spacing w:line="240" w:lineRule="auto"/>
         <w:contextualSpacing/>
@@ -3359,30 +3359,30 @@
           <w:color w:val="000000"/>
           <w:kern w:val="0"/>
           <w:lang w:eastAsia="es-PE"/>
-          <w14:ligatures w14:val="none"/>
-        </w:rPr>
-      </w:pPr>
-    </w:p>
-    <w:p>
-      <w:pPr>
-        <w:spacing w:after="0" w:line="240" w:lineRule="auto"/>
-        <w:jc w:val="both"/>
-        <w:rPr>
-          <w:rFonts w:ascii="Arial Narrow" w:eastAsia="Arial Narrow" w:hAnsi="Arial Narrow" w:cs="Arial Narrow"/>
-          <w:color w:val="000000"/>
-          <w:kern w:val="0"/>
-          <w:lang w:eastAsia="es-PE"/>
-          <w14:ligatures w14:val="none"/>
-        </w:rPr>
-      </w:pPr>
-      <w:r>
-        <w:rPr>
-          <w:rFonts w:ascii="Arial Narrow" w:eastAsia="Arial Narrow" w:hAnsi="Arial Narrow" w:cs="Arial Narrow"/>
-          <w:b/>
-          <w:color w:val="000000"/>
-          <w:kern w:val="0"/>
-          <w:lang w:eastAsia="es-PE"/>
-          <w14:ligatures w14:val="none"/>
+          <ns2:ligatures ns2:val="none"/>
+        </w:rPr>
+      </w:pPr>
+    </w:p>
+    <w:p ns2:paraId="5D90C1F7" ns2:textId="662C87C5">
+      <w:pPr>
+        <w:spacing w:after="0" w:line="240" w:lineRule="auto"/>
+        <w:jc w:val="both"/>
+        <w:rPr>
+          <w:rFonts w:ascii="Arial Narrow" w:eastAsia="Arial Narrow" w:hAnsi="Arial Narrow" w:cs="Arial Narrow"/>
+          <w:color w:val="000000"/>
+          <w:kern w:val="0"/>
+          <w:lang w:eastAsia="es-PE"/>
+          <ns2:ligatures ns2:val="none"/>
+        </w:rPr>
+      </w:pPr>
+      <w:r>
+        <w:rPr>
+          <w:rFonts w:ascii="Arial Narrow" w:eastAsia="Arial Narrow" w:hAnsi="Arial Narrow" w:cs="Arial Narrow"/>
+          <w:b/>
+          <w:color w:val="000000"/>
+          <w:kern w:val="0"/>
+          <w:lang w:eastAsia="es-PE"/>
+          <ns2:ligatures ns2:val="none"/>
         </w:rPr>
         <w:t xml:space="preserve">TERCERO: </w:t>
       </w:r>
@@ -3392,7 +3392,7 @@
           <w:color w:val="000000"/>
           <w:kern w:val="0"/>
           <w:lang w:eastAsia="es-PE"/>
-          <w14:ligatures w14:val="none"/>
+          <ns2:ligatures ns2:val="none"/>
         </w:rPr>
         <w:t xml:space="preserve">requerir a </w:t>
       </w:r>
@@ -3423,7 +3423,7 @@
           <w:color w:val="000000"/>
           <w:kern w:val="0"/>
           <w:lang w:eastAsia="es-PE"/>
-          <w14:ligatures w14:val="none"/>
+          <ns2:ligatures ns2:val="none"/>
         </w:rPr>
         <w:t xml:space="preserve"> </w:t>
       </w:r>
@@ -3433,7 +3433,7 @@
           <w:color w:val="000000"/>
           <w:kern w:val="0"/>
           <w:lang w:eastAsia="es-PE"/>
-          <w14:ligatures w14:val="none"/>
+          <ns2:ligatures ns2:val="none"/>
         </w:rPr>
         <w:t>que cumpla</w:t>
       </w:r>
@@ -3443,7 +3443,7 @@
           <w:color w:val="000000"/>
           <w:kern w:val="0"/>
           <w:lang w:eastAsia="es-PE"/>
-          <w14:ligatures w14:val="none"/>
+          <ns2:ligatures ns2:val="none"/>
         </w:rPr>
         <w:t>n</w:t>
       </w:r>
@@ -3453,12 +3453,12 @@
           <w:color w:val="000000"/>
           <w:kern w:val="0"/>
           <w:lang w:eastAsia="es-PE"/>
-          <w14:ligatures w14:val="none"/>
+          <ns2:ligatures ns2:val="none"/>
         </w:rPr>
         <w:t xml:space="preserve"> con lo siguiente:</w:t>
       </w:r>
     </w:p>
-    <w:p>
+    <w:p ns2:paraId="156DFAB9" ns2:textId="77777777">
       <w:pPr>
         <w:spacing w:after="0" w:line="240" w:lineRule="auto"/>
         <w:jc w:val="both"/>
@@ -3467,11 +3467,11 @@
           <w:color w:val="000000"/>
           <w:kern w:val="0"/>
           <w:lang w:eastAsia="es-PE"/>
-          <w14:ligatures w14:val="none"/>
-        </w:rPr>
-      </w:pPr>
-    </w:p>
-    <w:p>
+          <ns2:ligatures ns2:val="none"/>
+        </w:rPr>
+      </w:pPr>
+    </w:p>
+    <w:p ns2:paraId="37384474" ns2:textId="77777777">
       <w:pPr>
         <w:numPr>
           <w:ilvl w:val="0"/>
@@ -3485,21 +3485,21 @@
           <w:color w:val="000000"/>
           <w:kern w:val="0"/>
           <w:lang w:eastAsia="es-PE"/>
-          <w14:ligatures w14:val="none"/>
-        </w:rPr>
-      </w:pPr>
-      <w:r>
-        <w:rPr>
-          <w:rFonts w:ascii="Arial Narrow" w:eastAsia="Arial Narrow" w:hAnsi="Arial Narrow" w:cs="Arial Narrow"/>
-          <w:color w:val="000000"/>
-          <w:kern w:val="0"/>
-          <w:lang w:eastAsia="es-PE"/>
-          <w14:ligatures w14:val="none"/>
+          <ns2:ligatures ns2:val="none"/>
+        </w:rPr>
+      </w:pPr>
+      <w:r>
+        <w:rPr>
+          <w:rFonts w:ascii="Arial Narrow" w:eastAsia="Arial Narrow" w:hAnsi="Arial Narrow" w:cs="Arial Narrow"/>
+          <w:color w:val="000000"/>
+          <w:kern w:val="0"/>
+          <w:lang w:eastAsia="es-PE"/>
+          <ns2:ligatures ns2:val="none"/>
         </w:rPr>
         <w:t>presentar documentos que acrediten su inscripción en los Registros Públicos o una declaración jurada que indique que cuenta con dicha inscripción;</w:t>
       </w:r>
     </w:p>
-    <w:p>
+    <w:p ns2:paraId="04A6E74B" ns2:textId="77777777">
       <w:pPr>
         <w:numPr>
           <w:ilvl w:val="0"/>
@@ -3513,21 +3513,21 @@
           <w:color w:val="000000"/>
           <w:kern w:val="0"/>
           <w:lang w:eastAsia="es-PE"/>
-          <w14:ligatures w14:val="none"/>
-        </w:rPr>
-      </w:pPr>
-      <w:r>
-        <w:rPr>
-          <w:rFonts w:ascii="Arial Narrow" w:eastAsia="Arial Narrow" w:hAnsi="Arial Narrow" w:cs="Arial Narrow"/>
-          <w:color w:val="000000"/>
-          <w:kern w:val="0"/>
-          <w:lang w:eastAsia="es-PE"/>
-          <w14:ligatures w14:val="none"/>
+          <ns2:ligatures ns2:val="none"/>
+        </w:rPr>
+      </w:pPr>
+      <w:r>
+        <w:rPr>
+          <w:rFonts w:ascii="Arial Narrow" w:eastAsia="Arial Narrow" w:hAnsi="Arial Narrow" w:cs="Arial Narrow"/>
+          <w:color w:val="000000"/>
+          <w:kern w:val="0"/>
+          <w:lang w:eastAsia="es-PE"/>
+          <ns2:ligatures ns2:val="none"/>
         </w:rPr>
         <w:t>presentar copia simple de las facultades de representación de su representante legal en el presente procedimiento o la declaración jurada que indique que cuenta con dichas facultades y que estas se encuentran vigentes;</w:t>
       </w:r>
     </w:p>
-    <w:p>
+    <w:p ns2:paraId="1203D0DC" ns2:textId="77777777">
       <w:pPr>
         <w:numPr>
           <w:ilvl w:val="0"/>
@@ -3541,21 +3541,21 @@
           <w:color w:val="000000"/>
           <w:kern w:val="0"/>
           <w:lang w:eastAsia="es-PE"/>
-          <w14:ligatures w14:val="none"/>
-        </w:rPr>
-      </w:pPr>
-      <w:r>
-        <w:rPr>
-          <w:rFonts w:ascii="Arial Narrow" w:eastAsia="Arial Narrow" w:hAnsi="Arial Narrow" w:cs="Arial Narrow"/>
-          <w:color w:val="000000"/>
-          <w:kern w:val="0"/>
-          <w:lang w:eastAsia="es-PE"/>
-          <w14:ligatures w14:val="none"/>
+          <ns2:ligatures ns2:val="none"/>
+        </w:rPr>
+      </w:pPr>
+      <w:r>
+        <w:rPr>
+          <w:rFonts w:ascii="Arial Narrow" w:eastAsia="Arial Narrow" w:hAnsi="Arial Narrow" w:cs="Arial Narrow"/>
+          <w:color w:val="000000"/>
+          <w:kern w:val="0"/>
+          <w:lang w:eastAsia="es-PE"/>
+          <ns2:ligatures ns2:val="none"/>
         </w:rPr>
         <w:t>consignar el Número de Registro Único de Contribuyentes (RUC); y,</w:t>
       </w:r>
     </w:p>
-    <w:p>
+    <w:p ns2:paraId="37704CA2" ns2:textId="77777777">
       <w:pPr>
         <w:numPr>
           <w:ilvl w:val="0"/>
@@ -3567,16 +3567,16 @@
         <w:rPr>
           <w:rFonts w:ascii="Arial Narrow" w:eastAsia="Calibri" w:hAnsi="Arial Narrow" w:cs="Arial"/>
           <w:kern w:val="0"/>
-          <w14:ligatures w14:val="none"/>
-        </w:rPr>
-      </w:pPr>
-      <w:r>
-        <w:rPr>
-          <w:rFonts w:ascii="Arial Narrow" w:eastAsia="Arial Narrow" w:hAnsi="Arial Narrow" w:cs="Arial Narrow"/>
-          <w:color w:val="000000"/>
-          <w:kern w:val="0"/>
-          <w:lang w:eastAsia="es-PE"/>
-          <w14:ligatures w14:val="none"/>
+          <ns2:ligatures ns2:val="none"/>
+        </w:rPr>
+      </w:pPr>
+      <w:r>
+        <w:rPr>
+          <w:rFonts w:ascii="Arial Narrow" w:eastAsia="Arial Narrow" w:hAnsi="Arial Narrow" w:cs="Arial Narrow"/>
+          <w:color w:val="000000"/>
+          <w:kern w:val="0"/>
+          <w:lang w:eastAsia="es-PE"/>
+          <ns2:ligatures ns2:val="none"/>
         </w:rPr>
         <w:t>fijar domicilio procesal para el procedimiento, de conformidad con el numeral 1 del artículo 442</w:t>
       </w:r>
@@ -3586,7 +3586,7 @@
           <w:color w:val="000000"/>
           <w:kern w:val="0"/>
           <w:lang w:eastAsia="es-PE"/>
-          <w14:ligatures w14:val="none"/>
+          <ns2:ligatures ns2:val="none"/>
         </w:rPr>
         <w:t/>
       </w:r>
@@ -3596,7 +3596,7 @@
           <w:color w:val="000000"/>
           <w:kern w:val="0"/>
           <w:lang w:eastAsia="es-PE"/>
-          <w14:ligatures w14:val="none"/>
+          <ns2:ligatures ns2:val="none"/>
         </w:rPr>
         <w:t xml:space="preserve"> del Código Procesal Civil. </w:t>
       </w:r>
@@ -3604,7 +3604,7 @@
         <w:rPr>
           <w:rFonts w:ascii="Arial Narrow" w:eastAsia="Calibri" w:hAnsi="Arial Narrow" w:cs="Arial"/>
           <w:kern w:val="0"/>
-          <w14:ligatures w14:val="none"/>
+          <ns2:ligatures ns2:val="none"/>
         </w:rPr>
         <w:t>Para ello podrá señalar domicilio físico o una dirección electrónica a la que pueda remitirse las notificaciones</w:t>
       </w:r>
@@ -3613,12 +3613,12 @@
           <w:rFonts w:ascii="Arial Narrow" w:eastAsia="Arial" w:hAnsi="Arial Narrow" w:cs="Arial"/>
           <w:kern w:val="0"/>
           <w:lang w:val="es"/>
-          <w14:ligatures w14:val="none"/>
+          <ns2:ligatures ns2:val="none"/>
         </w:rPr>
         <w:t>;</w:t>
       </w:r>
     </w:p>
-    <w:p>
+    <w:p ns2:paraId="6A38ABFB" ns2:textId="77777777">
       <w:pPr>
         <w:numPr>
           <w:ilvl w:val="0"/>
@@ -3630,14 +3630,14 @@
         <w:rPr>
           <w:rFonts w:ascii="Arial Narrow" w:eastAsia="Calibri" w:hAnsi="Arial Narrow" w:cs="Arial"/>
           <w:kern w:val="0"/>
-          <w14:ligatures w14:val="none"/>
+          <ns2:ligatures ns2:val="none"/>
         </w:rPr>
       </w:pPr>
       <w:r>
         <w:rPr>
           <w:rFonts w:ascii="Arial Narrow" w:eastAsia="Calibri" w:hAnsi="Arial Narrow" w:cs="Arial"/>
           <w:kern w:val="0"/>
-          <w14:ligatures w14:val="none"/>
+          <ns2:ligatures ns2:val="none"/>
         </w:rPr>
         <w:t xml:space="preserve">en caso califique como </w:t>
       </w:r>
@@ -3646,7 +3646,7 @@
         <w:rPr>
           <w:rFonts w:ascii="Arial Narrow" w:eastAsia="Calibri" w:hAnsi="Arial Narrow" w:cs="Arial"/>
           <w:kern w:val="0"/>
-          <w14:ligatures w14:val="none"/>
+          <ns2:ligatures ns2:val="none"/>
         </w:rPr>
         <w:t>micro empresa</w:t>
       </w:r>
@@ -3655,7 +3655,7 @@
         <w:rPr>
           <w:rFonts w:ascii="Arial Narrow" w:eastAsia="Calibri" w:hAnsi="Arial Narrow" w:cs="Arial"/>
           <w:kern w:val="0"/>
-          <w14:ligatures w14:val="none"/>
+          <ns2:ligatures ns2:val="none"/>
         </w:rPr>
         <w:t xml:space="preserve"> o pequeña empresa, presentar los documentos que acrediten su volumen de ventas o ingresos brutos percibidos el año anterior relativo a todas sus actividades económicas y el número de trabajadores con el que cuenta</w:t>
       </w:r>
@@ -3665,7 +3665,7 @@
           <w:rFonts w:ascii="Arial Narrow" w:eastAsia="Calibri" w:hAnsi="Arial Narrow" w:cs="Arial"/>
           <w:kern w:val="0"/>
           <w:vertAlign w:val="superscript"/>
-          <w14:ligatures w14:val="none"/>
+          <ns2:ligatures ns2:val="none"/>
         </w:rPr>
         <w:footnoteReference w:id="6"/>
       </w:r>
@@ -3673,7 +3673,7 @@
         <w:rPr>
           <w:rFonts w:ascii="Arial Narrow" w:eastAsia="Calibri" w:hAnsi="Arial Narrow" w:cs="Arial"/>
           <w:kern w:val="0"/>
-          <w14:ligatures w14:val="none"/>
+          <ns2:ligatures ns2:val="none"/>
         </w:rPr>
         <w:t>. Ello, a fin de que la Comisión pueda meritar dicha documentación, conforme lo establece el artículo 110</w:t>
       </w:r>
@@ -3683,7 +3683,7 @@
           <w:color w:val="000000"/>
           <w:kern w:val="0"/>
           <w:lang w:eastAsia="es-PE"/>
-          <w14:ligatures w14:val="none"/>
+          <ns2:ligatures ns2:val="none"/>
         </w:rPr>
         <w:t/>
       </w:r>
@@ -3691,7 +3691,7 @@
         <w:rPr>
           <w:rFonts w:ascii="Arial Narrow" w:eastAsia="Calibri" w:hAnsi="Arial Narrow" w:cs="Arial"/>
           <w:kern w:val="0"/>
-          <w14:ligatures w14:val="none"/>
+          <ns2:ligatures ns2:val="none"/>
         </w:rPr>
         <w:t xml:space="preserve"> del </w:t>
       </w:r>
@@ -3700,7 +3700,7 @@
           <w:rFonts w:ascii="Arial Narrow" w:eastAsia="Calibri" w:hAnsi="Arial Narrow" w:cs="Arial"/>
           <w:spacing w:val="-2"/>
           <w:kern w:val="0"/>
-          <w14:ligatures w14:val="none"/>
+          <ns2:ligatures ns2:val="none"/>
         </w:rPr>
         <w:t>Código</w:t>
       </w:r>
@@ -3711,7 +3711,7 @@
           <w:spacing w:val="-2"/>
           <w:kern w:val="0"/>
           <w:vertAlign w:val="superscript"/>
-          <w14:ligatures w14:val="none"/>
+          <ns2:ligatures ns2:val="none"/>
         </w:rPr>
         <w:footnoteReference w:id="7"/>
       </w:r>
@@ -3720,67 +3720,103 @@
           <w:rFonts w:ascii="Arial Narrow" w:eastAsia="Calibri" w:hAnsi="Arial Narrow" w:cs="Arial"/>
           <w:spacing w:val="-2"/>
           <w:kern w:val="0"/>
-          <w14:ligatures w14:val="none"/>
+          <ns2:ligatures ns2:val="none"/>
         </w:rPr>
         <w:t>.</w:t>
       </w:r>
     </w:p>
+    <w:p ns2:paraId="1B2AA0D1" ns2:textId="77777777">
+      <w:pPr>
+        <w:spacing w:after="0" w:line="240" w:lineRule="auto"/>
+        <w:ind w:left="567"/>
+        <w:jc w:val="both"/>
+        <w:rPr>
+          <w:rFonts w:ascii="Arial Narrow" w:eastAsia="Arial Narrow" w:hAnsi="Arial Narrow" w:cs="Arial Narrow"/>
+          <w:color w:val="000000"/>
+          <w:kern w:val="0"/>
+          <w:lang w:eastAsia="es-PE"/>
+          <ns2:ligatures ns2:val="none"/>
+        </w:rPr>
+      </w:pPr>
+    </w:p>
     <w:p>
       <w:pPr>
         <w:spacing w:after="0" w:line="240" w:lineRule="auto"/>
-        <w:ind w:left="567"/>
-        <w:jc w:val="both"/>
-        <w:rPr>
-          <w:rFonts w:ascii="Arial Narrow" w:eastAsia="Arial Narrow" w:hAnsi="Arial Narrow" w:cs="Arial Narrow"/>
-          <w:color w:val="000000"/>
-          <w:kern w:val="0"/>
-          <w:lang w:eastAsia="es-PE"/>
-          <w14:ligatures w14:val="none"/>
-        </w:rPr>
-      </w:pPr>
-    </w:p>
-    <w:p>
-      <w:pPr>
-        <w:spacing w:after="0" w:line="240" w:lineRule="auto"/>
-        <w:jc w:val="both"/>
-        <w:rPr>
-          <w:rFonts w:ascii="Arial Narrow" w:eastAsia="Arial Narrow" w:hAnsi="Arial Narrow" w:cs="Arial Narrow"/>
-          <w:color w:val="000000"/>
-          <w:kern w:val="0"/>
-          <w:lang w:eastAsia="es-PE"/>
-          <w14:ligatures w14:val="none"/>
-        </w:rPr>
-      </w:pPr>
-      <w:r>
-        <w:rPr>
-          <w:rFonts w:ascii="Arial Narrow" w:eastAsia="Arial Narrow" w:hAnsi="Arial Narrow" w:cs="Arial Narrow"/>
-          <w:b/>
-          <w:color w:val="000000"/>
-          <w:kern w:val="0"/>
-          <w:lang w:eastAsia="es-PE"/>
-          <w14:ligatures w14:val="none"/>
+        <w:jc w:val="both"/>
+        <w:rPr>
+          <w:rFonts w:ascii="Arial Narrow" w:eastAsia="Arial Narrow" w:hAnsi="Arial Narrow" w:cs="Arial Narrow"/>
+          <w:color w:val="000000"/>
+          <w:kern w:val="0"/>
+          <w:lang w:eastAsia="es-PE"/>
+          <ns2:ligatures ns2:val="none"/>
+        </w:rPr>
+      </w:pPr>
+      <w:r>
+        <w:rPr>
+          <w:rFonts w:ascii="Arial Narrow" w:hAnsi="Arial Narrow" w:cs="Arial Narrow"/>
+          <w:b w:val="1"/>
+          <w:bCs w:val="1"/>
+          <w:sz w:val="20"/>
+          <w:szCs w:val="20"/>
         </w:rPr>
         <w:t xml:space="preserve">CUARTO: </w:t>
       </w:r>
       <w:r>
         <w:rPr>
-          <w:rFonts w:ascii="Arial Narrow" w:eastAsia="Arial Narrow" w:hAnsi="Arial Narrow" w:cs="Arial Narrow"/>
-          <w:color w:val="000000"/>
-          <w:kern w:val="0"/>
-          <w:lang w:eastAsia="es-PE"/>
-          <w14:ligatures w14:val="none"/>
-        </w:rPr>
-        <w:t xml:space="preserve">correr traslado de la denuncia interpuesta </w:t>
-      </w:r>
-      <w:r>
+          <w:rFonts w:ascii="Arial Narrow" w:hAnsi="Arial Narrow" w:cs="Arial Narrow"/>
+          <w:sz w:val="20"/>
+          <w:szCs w:val="20"/>
+        </w:rPr>
+        <w:t xml:space="preserve">correr traslado de la presente resolución a Chubb Perú S.A. Compañía de Seguros y Reaseguros y el Banco Internacional del Perú -Interbank S.A.A para que, de conformidad con lo dispuesto por el artículo 26° de la Ley sobre Facultades, Normas y Organización del Indecopi, aprobado por Decreto Legislativo N° 8079, presenten sus descargos sobre la imputación de cargos realizada en un plazo no mayor a cinco (5) días hábiles contado a partir del día siguiente de la notificación de la presente resolución, vencido el cual, el Secretario Técnico declarará en rebeldía a los denunciados que no lo hubieran presentado. Debe precisarse que de conformidad con lo establecido por el artículo 223° del Texto Único Ordenado de la Ley N° 27444, Ley del Procedimiento Administrativo General, las alegaciones y los hechos relevantes de la reclamación, salvo que hayan sido específicamente negadas en la contestación, se tendrán por aceptadas o meritadas como ciertas.</w:t>
+      </w:r>
+    </w:p>
+    <w:p ns2:paraId="2F1C55D7" ns2:textId="77777777">
+      <w:pPr>
+        <w:spacing w:after="0" w:line="240" w:lineRule="auto"/>
+        <w:jc w:val="both"/>
+        <w:rPr>
+          <w:rFonts w:ascii="Arial Narrow" w:eastAsia="Arial Narrow" w:hAnsi="Arial Narrow" w:cs="Arial Narrow"/>
+          <w:color w:val="000000"/>
+          <w:kern w:val="0"/>
+          <w:lang w:eastAsia="es-PE"/>
+          <ns2:ligatures ns2:val="none"/>
+        </w:rPr>
+      </w:pPr>
+    </w:p>
+    <w:p ns2:paraId="6D15F6EA" ns2:textId="6867351E">
+      <w:pPr>
+        <w:spacing w:after="0" w:line="240" w:lineRule="auto"/>
+        <w:jc w:val="both"/>
         <w:rPr>
           <w:rFonts w:ascii="Arial Narrow" w:eastAsia="Times New Roman" w:hAnsi="Arial Narrow" w:cs="Arial"/>
           <w:color w:val="000000"/>
           <w:kern w:val="0"/>
           <w:lang w:val="es-ES" w:eastAsia="es-ES"/>
-          <w14:ligatures w14:val="none"/>
-        </w:rPr>
-        <w:t xml:space="preserve">el </w:t>
+          <ns2:ligatures ns2:val="none"/>
+        </w:rPr>
+      </w:pPr>
+      <w:r>
+        <w:rPr>
+          <w:rFonts w:ascii="Arial Narrow" w:eastAsia="Arial Narrow" w:hAnsi="Arial Narrow" w:cs="Arial Narrow"/>
+          <w:b/>
+          <w:bCs/>
+          <w:color w:val="000000"/>
+          <w:kern w:val="0"/>
+          <w:lang w:eastAsia="es-PE"/>
+          <ns2:ligatures ns2:val="none"/>
+        </w:rPr>
+        <w:t xml:space="preserve">QUINTO: </w:t>
+      </w:r>
+      <w:bookmarkStart w:id="9" w:name="_Hlk188286813"/>
+      <w:r>
+        <w:rPr>
+          <w:rFonts w:ascii="Arial Narrow" w:eastAsia="Times New Roman" w:hAnsi="Arial Narrow" w:cs="Arial"/>
+          <w:color w:val="000000"/>
+          <w:kern w:val="0"/>
+          <w:lang w:eastAsia="es-ES"/>
+          <ns2:ligatures ns2:val="none"/>
+        </w:rPr>
+        <w:t xml:space="preserve">requerir </w:t>
       </w:r>
       <w:r>
         <w:rPr>
@@ -3788,154 +3824,58 @@
           <w:color w:val="000000"/>
           <w:kern w:val="0"/>
           <w:lang w:val="es-ES" w:eastAsia="es-ES"/>
-          <w14:ligatures w14:val="none"/>
-        </w:rPr>
-        <w:t>24 de setiembre de 2025, complementada mediante escrito del 22 de octubre de 2025</w:t>
-      </w:r>
-      <w:r>
-        <w:rPr>
-          <w:rFonts w:ascii="Arial Narrow" w:eastAsia="Calibri" w:hAnsi="Arial Narrow" w:cs="Arial"/>
-          <w:kern w:val="0"/>
-          <w14:ligatures w14:val="none"/>
+          <ns2:ligatures ns2:val="none"/>
+        </w:rPr>
+        <w:t xml:space="preserve">que, en un </w:t>
+      </w:r>
+      <w:r>
+        <w:rPr>
+          <w:rFonts w:ascii="Arial Narrow" w:eastAsia="Times New Roman" w:hAnsi="Arial Narrow" w:cs="Arial"/>
+          <w:color w:val="000000"/>
+          <w:kern w:val="0"/>
+          <w:lang w:eastAsia="es-ES"/>
+          <ns2:ligatures ns2:val="none"/>
+        </w:rPr>
+        <w:t>plazo no mayor de cinco (5) días hábiles contado a partir del día siguiente de la notificación de la presente resolución</w:t>
+      </w:r>
+      <w:bookmarkEnd w:id="9"/>
+      <w:r>
+        <w:rPr>
+          <w:rFonts w:ascii="Arial Narrow" w:eastAsia="Times New Roman" w:hAnsi="Arial Narrow" w:cs="Arial"/>
+          <w:color w:val="000000"/>
+          <w:kern w:val="0"/>
+          <w:lang w:eastAsia="es-ES"/>
+          <ns2:ligatures ns2:val="none"/>
         </w:rPr>
         <w:t xml:space="preserve">, </w:t>
       </w:r>
-      <w:r>
-        <w:rPr>
-          <w:rFonts w:ascii="Arial Narrow" w:eastAsia="Arial Narrow" w:hAnsi="Arial Narrow" w:cs="Arial Narrow"/>
-          <w:color w:val="000000"/>
-          <w:kern w:val="0"/>
-          <w:lang w:eastAsia="es-PE"/>
-          <w14:ligatures w14:val="none"/>
-        </w:rPr>
-        <w:t>a</w:t>
-      </w:r>
-      <w:r>
-        <w:rPr>
-          <w:rFonts w:ascii="Arial Narrow" w:eastAsia="Times New Roman" w:hAnsi="Arial Narrow" w:cs="Times New Roman"/>
-          <w:color w:val="000000"/>
-          <w:kern w:val="0"/>
-          <w:shd w:val="clear" w:color="auto" w:fill="FFFFFF"/>
-          <w:lang w:eastAsia="es-PE"/>
-          <w14:ligatures w14:val="none"/>
-        </w:rPr>
-        <w:t xml:space="preserve"> </w:t>
-      </w:r>
-      <w:r>
-        <w:rPr>
-          <w:rFonts w:ascii="Arial Narrow" w:eastAsia="Arial Narrow" w:hAnsi="Arial Narrow" w:cs="Arial Narrow"/>
-          <w:bCs/>
-        </w:rPr>
-        <w:t>Chubb Perú S.A. Compañía de Seguros y Reaseguros y el Banco Internacional del Perú -Interbank S.A.A.</w:t>
-      </w:r>
-      <w:r>
-        <w:rPr>
-          <w:rFonts w:ascii="Arial Narrow" w:eastAsia="Arial Narrow" w:hAnsi="Arial Narrow" w:cs="Arial Narrow"/>
-          <w:color w:val="000000"/>
-          <w:kern w:val="0"/>
-          <w:lang w:eastAsia="es-PE"/>
-          <w14:ligatures w14:val="none"/>
-        </w:rPr>
-        <w:t>, pa</w:t>
-      </w:r>
-      <w:r>
-        <w:rPr>
-          <w:rFonts w:ascii="Arial Narrow" w:eastAsia="Arial Narrow" w:hAnsi="Arial Narrow" w:cs="Arial Narrow"/>
-          <w:color w:val="000000"/>
-          <w:kern w:val="0"/>
-          <w:lang w:eastAsia="es-PE"/>
-          <w14:ligatures w14:val="none"/>
-        </w:rPr>
-        <w:t>ra que, de conformidad con lo dispuesto por el artículo 26</w:t>
-      </w:r>
-      <w:r>
-        <w:rPr>
-          <w:rFonts w:ascii="Arial Narrow" w:eastAsia="Times New Roman" w:hAnsi="Arial Narrow" w:cs="Segoe UI"/>
-          <w:color w:val="000000"/>
-          <w:kern w:val="0"/>
-          <w:lang w:eastAsia="es-PE"/>
-          <w14:ligatures w14:val="none"/>
-        </w:rPr>
-        <w:t/>
-      </w:r>
-      <w:r>
-        <w:rPr>
-          <w:rFonts w:ascii="Arial Narrow" w:eastAsia="Arial Narrow" w:hAnsi="Arial Narrow" w:cs="Arial Narrow"/>
-          <w:color w:val="000000"/>
-          <w:kern w:val="0"/>
-          <w:lang w:eastAsia="es-PE"/>
-          <w14:ligatures w14:val="none"/>
-        </w:rPr>
-        <w:t xml:space="preserve"> de la Ley sobre Facultades, Normas y Organización del Indecopi, aprobada por Decreto Legislativo 807, </w:t>
-      </w:r>
-      <w:r>
-        <w:rPr>
-          <w:rFonts w:ascii="Arial Narrow" w:eastAsia="Arial Narrow" w:hAnsi="Arial Narrow" w:cs="Arial Narrow"/>
-          <w:color w:val="000000"/>
-          <w:kern w:val="0"/>
-          <w:lang w:eastAsia="es-PE"/>
-          <w14:ligatures w14:val="none"/>
-        </w:rPr>
-        <w:t>presenten</w:t>
-      </w:r>
-      <w:r>
-        <w:rPr>
-          <w:rFonts w:ascii="Arial Narrow" w:eastAsia="Arial Narrow" w:hAnsi="Arial Narrow" w:cs="Arial Narrow"/>
-          <w:color w:val="000000"/>
-          <w:kern w:val="0"/>
-          <w:lang w:eastAsia="es-PE"/>
-          <w14:ligatures w14:val="none"/>
-        </w:rPr>
-        <w:t xml:space="preserve"> sus descargos en un plazo no mayor de cinco (5) días hábiles contados desde la notificación. </w:t>
-      </w:r>
-    </w:p>
-    <w:p>
-      <w:pPr>
-        <w:spacing w:after="0" w:line="240" w:lineRule="auto"/>
-        <w:jc w:val="both"/>
-        <w:rPr>
-          <w:rFonts w:ascii="Arial Narrow" w:eastAsia="Arial Narrow" w:hAnsi="Arial Narrow" w:cs="Arial Narrow"/>
-          <w:color w:val="000000"/>
-          <w:kern w:val="0"/>
-          <w:lang w:eastAsia="es-PE"/>
-          <w14:ligatures w14:val="none"/>
-        </w:rPr>
-      </w:pPr>
-    </w:p>
-    <w:p>
-      <w:pPr>
-        <w:spacing w:after="0" w:line="240" w:lineRule="auto"/>
-        <w:jc w:val="both"/>
+      <w:bookmarkStart w:id="10" w:name="_Hlk188286828"/>
+      <w:r>
+        <w:rPr>
+          <w:rFonts w:ascii="Arial Narrow" w:eastAsia="Arial Narrow" w:hAnsi="Arial Narrow" w:cs="Arial Narrow"/>
+        </w:rPr>
+        <w:t>Chubb Perú S.A. Compañía de Seguros y Reaseguros</w:t>
+      </w:r>
+      <w:r>
+        <w:rPr>
+          <w:rFonts w:ascii="Arial Narrow" w:eastAsia="Times New Roman" w:hAnsi="Arial Narrow" w:cs="Arial"/>
+          <w:color w:val="000000"/>
+          <w:kern w:val="0"/>
+          <w:lang w:eastAsia="es-ES"/>
+          <ns2:ligatures ns2:val="none"/>
+        </w:rPr>
+        <w:t xml:space="preserve">, </w:t>
+      </w:r>
+      <w:bookmarkEnd w:id="10"/>
+      <w:r>
         <w:rPr>
           <w:rFonts w:ascii="Arial Narrow" w:eastAsia="Times New Roman" w:hAnsi="Arial Narrow" w:cs="Arial"/>
           <w:color w:val="000000"/>
           <w:kern w:val="0"/>
           <w:lang w:val="es-ES" w:eastAsia="es-ES"/>
-          <w14:ligatures w14:val="none"/>
-        </w:rPr>
-      </w:pPr>
-      <w:r>
-        <w:rPr>
-          <w:rFonts w:ascii="Arial Narrow" w:eastAsia="Arial Narrow" w:hAnsi="Arial Narrow" w:cs="Arial Narrow"/>
-          <w:b/>
-          <w:bCs/>
-          <w:color w:val="000000"/>
-          <w:kern w:val="0"/>
-          <w:lang w:eastAsia="es-PE"/>
-          <w14:ligatures w14:val="none"/>
-        </w:rPr>
-        <w:t xml:space="preserve">QUINTO: </w:t>
-      </w:r>
-      <w:bookmarkStart w:id="9" w:name="_Hlk188286813"/>
-      <w:r>
-        <w:rPr>
-          <w:rFonts w:ascii="Arial Narrow" w:eastAsia="Times New Roman" w:hAnsi="Arial Narrow" w:cs="Arial"/>
-          <w:color w:val="000000"/>
-          <w:kern w:val="0"/>
-          <w:lang w:eastAsia="es-ES"/>
-          <w14:ligatures w14:val="none"/>
-        </w:rPr>
-        <w:t xml:space="preserve">requerir </w:t>
+          <ns2:ligatures ns2:val="none"/>
+        </w:rPr>
+        <w:t>cumpla</w:t>
       </w:r>
       <w:r>
         <w:rPr>
@@ -3943,66 +3883,7 @@
           <w:color w:val="000000"/>
           <w:kern w:val="0"/>
           <w:lang w:val="es-ES" w:eastAsia="es-ES"/>
-          <w14:ligatures w14:val="none"/>
-        </w:rPr>
-        <w:t xml:space="preserve">que, en un </w:t>
-      </w:r>
-      <w:r>
-        <w:rPr>
-          <w:rFonts w:ascii="Arial Narrow" w:eastAsia="Times New Roman" w:hAnsi="Arial Narrow" w:cs="Arial"/>
-          <w:color w:val="000000"/>
-          <w:kern w:val="0"/>
-          <w:lang w:eastAsia="es-ES"/>
-          <w14:ligatures w14:val="none"/>
-        </w:rPr>
-        <w:t>plazo no mayor de cinco (5) días hábiles contado a partir del día siguiente de la notificación de la presente resolución</w:t>
-      </w:r>
-      <w:bookmarkEnd w:id="9"/>
-      <w:r>
-        <w:rPr>
-          <w:rFonts w:ascii="Arial Narrow" w:eastAsia="Times New Roman" w:hAnsi="Arial Narrow" w:cs="Arial"/>
-          <w:color w:val="000000"/>
-          <w:kern w:val="0"/>
-          <w:lang w:eastAsia="es-ES"/>
-          <w14:ligatures w14:val="none"/>
-        </w:rPr>
-        <w:t xml:space="preserve">, </w:t>
-      </w:r>
-      <w:bookmarkStart w:id="10" w:name="_Hlk188286828"/>
-      <w:r>
-        <w:rPr>
-          <w:rFonts w:ascii="Arial Narrow" w:eastAsia="Arial Narrow" w:hAnsi="Arial Narrow" w:cs="Arial Narrow"/>
-        </w:rPr>
-        <w:t>Chubb Perú S.A. Compañía de Seguros y Reaseguros</w:t>
-      </w:r>
-      <w:r>
-        <w:rPr>
-          <w:rFonts w:ascii="Arial Narrow" w:eastAsia="Times New Roman" w:hAnsi="Arial Narrow" w:cs="Arial"/>
-          <w:color w:val="000000"/>
-          <w:kern w:val="0"/>
-          <w:lang w:eastAsia="es-ES"/>
-          <w14:ligatures w14:val="none"/>
-        </w:rPr>
-        <w:t xml:space="preserve">, </w:t>
-      </w:r>
-      <w:bookmarkEnd w:id="10"/>
-      <w:r>
-        <w:rPr>
-          <w:rFonts w:ascii="Arial Narrow" w:eastAsia="Times New Roman" w:hAnsi="Arial Narrow" w:cs="Arial"/>
-          <w:color w:val="000000"/>
-          <w:kern w:val="0"/>
-          <w:lang w:val="es-ES" w:eastAsia="es-ES"/>
-          <w14:ligatures w14:val="none"/>
-        </w:rPr>
-        <w:t>cumpla</w:t>
-      </w:r>
-      <w:r>
-        <w:rPr>
-          <w:rFonts w:ascii="Arial Narrow" w:eastAsia="Times New Roman" w:hAnsi="Arial Narrow" w:cs="Arial"/>
-          <w:color w:val="000000"/>
-          <w:kern w:val="0"/>
-          <w:lang w:val="es-ES" w:eastAsia="es-ES"/>
-          <w14:ligatures w14:val="none"/>
+          <ns2:ligatures ns2:val="none"/>
         </w:rPr>
         <w:t xml:space="preserve"> con: </w:t>
       </w:r>
@@ -4065,12 +3946,12 @@
           <w:color w:val="000000"/>
           <w:kern w:val="0"/>
           <w:lang w:val="es-ES" w:eastAsia="es-ES"/>
-          <w14:ligatures w14:val="none"/>
+          <ns2:ligatures ns2:val="none"/>
         </w:rPr>
         <w:t>.</w:t>
       </w:r>
     </w:p>
-    <w:p>
+    <w:p ns2:paraId="7EAE58BA" ns2:textId="77777777">
       <w:pPr>
         <w:spacing w:after="0" w:line="240" w:lineRule="auto"/>
         <w:jc w:val="both"/>
@@ -4079,11 +3960,11 @@
           <w:color w:val="000000"/>
           <w:kern w:val="0"/>
           <w:lang w:val="es-ES" w:eastAsia="es-ES"/>
-          <w14:ligatures w14:val="none"/>
-        </w:rPr>
-      </w:pPr>
-    </w:p>
-    <w:p>
+          <ns2:ligatures ns2:val="none"/>
+        </w:rPr>
+      </w:pPr>
+    </w:p>
+    <w:p ns2:paraId="018EE32A" ns2:textId="38D144F8">
       <w:pPr>
         <w:spacing w:after="0" w:line="240" w:lineRule="auto"/>
         <w:jc w:val="both"/>
@@ -4092,7 +3973,7 @@
           <w:color w:val="000000"/>
           <w:kern w:val="0"/>
           <w:lang w:val="es-ES" w:eastAsia="es-ES"/>
-          <w14:ligatures w14:val="none"/>
+          <ns2:ligatures ns2:val="none"/>
         </w:rPr>
       </w:pPr>
       <w:r>
@@ -4103,7 +3984,7 @@
           <w:color w:val="000000"/>
           <w:kern w:val="0"/>
           <w:lang w:eastAsia="es-PE"/>
-          <w14:ligatures w14:val="none"/>
+          <ns2:ligatures ns2:val="none"/>
         </w:rPr>
         <w:t xml:space="preserve">SEXTO: </w:t>
       </w:r>
@@ -4113,7 +3994,7 @@
           <w:color w:val="000000"/>
           <w:kern w:val="0"/>
           <w:lang w:eastAsia="es-ES"/>
-          <w14:ligatures w14:val="none"/>
+          <ns2:ligatures ns2:val="none"/>
         </w:rPr>
         <w:t xml:space="preserve">requerir </w:t>
       </w:r>
@@ -4123,7 +4004,7 @@
           <w:color w:val="000000"/>
           <w:kern w:val="0"/>
           <w:lang w:val="es-ES" w:eastAsia="es-ES"/>
-          <w14:ligatures w14:val="none"/>
+          <ns2:ligatures ns2:val="none"/>
         </w:rPr>
         <w:t xml:space="preserve">que, en un </w:t>
       </w:r>
@@ -4133,7 +4014,7 @@
           <w:color w:val="000000"/>
           <w:kern w:val="0"/>
           <w:lang w:eastAsia="es-ES"/>
-          <w14:ligatures w14:val="none"/>
+          <ns2:ligatures ns2:val="none"/>
         </w:rPr>
         <w:t xml:space="preserve">plazo no mayor de cinco (5) días hábiles contado a partir del día siguiente de la notificación de la presente resolución, </w:t>
       </w:r>
@@ -4150,7 +4031,7 @@
           <w:kern w:val="0"/>
           <w:shd w:val="clear" w:color="auto" w:fill="FFFFFF"/>
           <w:lang w:eastAsia="es-PE"/>
-          <w14:ligatures w14:val="none"/>
+          <ns2:ligatures ns2:val="none"/>
         </w:rPr>
         <w:t>.</w:t>
       </w:r>
@@ -4160,7 +4041,7 @@
           <w:color w:val="000000"/>
           <w:kern w:val="0"/>
           <w:lang w:eastAsia="es-ES"/>
-          <w14:ligatures w14:val="none"/>
+          <ns2:ligatures ns2:val="none"/>
         </w:rPr>
         <w:t xml:space="preserve">, </w:t>
       </w:r>
@@ -4170,7 +4051,7 @@
           <w:color w:val="000000"/>
           <w:kern w:val="0"/>
           <w:lang w:val="es-ES" w:eastAsia="es-ES"/>
-          <w14:ligatures w14:val="none"/>
+          <ns2:ligatures ns2:val="none"/>
         </w:rPr>
         <w:t xml:space="preserve">cumpla con: </w:t>
       </w:r>
@@ -4206,12 +4087,12 @@
           <w:color w:val="000000"/>
           <w:kern w:val="0"/>
           <w:lang w:val="es-ES" w:eastAsia="es-ES"/>
-          <w14:ligatures w14:val="none"/>
+          <ns2:ligatures ns2:val="none"/>
         </w:rPr>
         <w:t>.</w:t>
       </w:r>
     </w:p>
-    <w:p>
+    <w:p ns2:paraId="61AD8504" ns2:textId="77777777">
       <w:pPr>
         <w:spacing w:after="0" w:line="240" w:lineRule="auto"/>
         <w:jc w:val="both"/>
@@ -4221,20 +4102,20 @@
           <w:color w:val="000000"/>
           <w:kern w:val="0"/>
           <w:lang w:val="es-ES" w:eastAsia="es-PE"/>
-          <w14:ligatures w14:val="none"/>
-        </w:rPr>
-      </w:pPr>
-    </w:p>
-    <w:p>
-      <w:pPr>
-        <w:spacing w:after="0" w:line="240" w:lineRule="auto"/>
-        <w:jc w:val="both"/>
-        <w:rPr>
-          <w:rFonts w:ascii="Arial Narrow" w:eastAsia="Arial Narrow" w:hAnsi="Arial Narrow" w:cs="Arial Narrow"/>
-          <w:color w:val="000000"/>
-          <w:kern w:val="0"/>
-          <w:lang w:eastAsia="es-PE"/>
-          <w14:ligatures w14:val="none"/>
+          <ns2:ligatures ns2:val="none"/>
+        </w:rPr>
+      </w:pPr>
+    </w:p>
+    <w:p ns2:paraId="58D4E496" ns2:textId="77777777">
+      <w:pPr>
+        <w:spacing w:after="0" w:line="240" w:lineRule="auto"/>
+        <w:jc w:val="both"/>
+        <w:rPr>
+          <w:rFonts w:ascii="Arial Narrow" w:eastAsia="Arial Narrow" w:hAnsi="Arial Narrow" w:cs="Arial Narrow"/>
+          <w:color w:val="000000"/>
+          <w:kern w:val="0"/>
+          <w:lang w:eastAsia="es-PE"/>
+          <ns2:ligatures ns2:val="none"/>
         </w:rPr>
       </w:pPr>
       <w:r>
@@ -4245,7 +4126,7 @@
           <w:color w:val="000000"/>
           <w:kern w:val="0"/>
           <w:lang w:eastAsia="es-PE"/>
-          <w14:ligatures w14:val="none"/>
+          <ns2:ligatures ns2:val="none"/>
         </w:rPr>
         <w:t>SÉTIMO:</w:t>
       </w:r>
@@ -4255,7 +4136,7 @@
           <w:color w:val="000000"/>
           <w:kern w:val="0"/>
           <w:lang w:eastAsia="es-PE"/>
-          <w14:ligatures w14:val="none"/>
+          <ns2:ligatures ns2:val="none"/>
         </w:rPr>
         <w:t xml:space="preserve"> </w:t>
       </w:r>
@@ -4266,7 +4147,7 @@
           <w:color w:val="000000"/>
           <w:kern w:val="0"/>
           <w:lang w:eastAsia="es-PE"/>
-          <w14:ligatures w14:val="none"/>
+          <ns2:ligatures ns2:val="none"/>
         </w:rPr>
         <w:t>informar a las partes que el artículo 110</w:t>
       </w:r>
@@ -4276,7 +4157,7 @@
           <w:color w:val="000000"/>
           <w:kern w:val="0"/>
           <w:lang w:eastAsia="es-PE"/>
-          <w14:ligatures w14:val="none"/>
+          <ns2:ligatures ns2:val="none"/>
         </w:rPr>
         <w:t/>
       </w:r>
@@ -4286,7 +4167,7 @@
           <w:color w:val="000000"/>
           <w:kern w:val="0"/>
           <w:lang w:eastAsia="es-PE"/>
-          <w14:ligatures w14:val="none"/>
+          <ns2:ligatures ns2:val="none"/>
         </w:rPr>
         <w:t xml:space="preserve"> de la Ley 29571, Código de Protección y Defensa del Consumidor</w:t>
       </w:r>
@@ -4298,7 +4179,7 @@
           <w:kern w:val="0"/>
           <w:vertAlign w:val="superscript"/>
           <w:lang w:eastAsia="es-PE"/>
-          <w14:ligatures w14:val="none"/>
+          <ns2:ligatures ns2:val="none"/>
         </w:rPr>
         <w:footnoteReference w:id="8"/>
       </w:r>
@@ -4308,7 +4189,7 @@
           <w:color w:val="000000"/>
           <w:kern w:val="0"/>
           <w:lang w:eastAsia="es-PE"/>
-          <w14:ligatures w14:val="none"/>
+          <ns2:ligatures ns2:val="none"/>
         </w:rPr>
         <w:t>, faculta a la Comisión a calificar las infracciones de la referida norma como leves, graves o muy graves e imponer sanciones que van desde una amonestación hasta una multa por un máximo de 450 Unidades Impositivas Tributarias, sin perjuicio de las medidas correctivas, reparadoras y complementarias, que puedan ordenarse de acuerdo a lo estipulado en los artículos 114</w:t>
       </w:r>
@@ -4318,7 +4199,7 @@
           <w:color w:val="000000"/>
           <w:kern w:val="0"/>
           <w:lang w:eastAsia="es-PE"/>
-          <w14:ligatures w14:val="none"/>
+          <ns2:ligatures ns2:val="none"/>
         </w:rPr>
         <w:t/>
       </w:r>
@@ -4328,7 +4209,7 @@
           <w:color w:val="000000"/>
           <w:kern w:val="0"/>
           <w:lang w:eastAsia="es-PE"/>
-          <w14:ligatures w14:val="none"/>
+          <ns2:ligatures ns2:val="none"/>
         </w:rPr>
         <w:t>, 115</w:t>
       </w:r>
@@ -4338,7 +4219,7 @@
           <w:color w:val="000000"/>
           <w:kern w:val="0"/>
           <w:lang w:eastAsia="es-PE"/>
-          <w14:ligatures w14:val="none"/>
+          <ns2:ligatures ns2:val="none"/>
         </w:rPr>
         <w:t/>
       </w:r>
@@ -4348,7 +4229,7 @@
           <w:color w:val="000000"/>
           <w:kern w:val="0"/>
           <w:lang w:eastAsia="es-PE"/>
-          <w14:ligatures w14:val="none"/>
+          <ns2:ligatures ns2:val="none"/>
         </w:rPr>
         <w:t xml:space="preserve"> y 116</w:t>
       </w:r>
@@ -4358,7 +4239,7 @@
           <w:color w:val="000000"/>
           <w:kern w:val="0"/>
           <w:lang w:eastAsia="es-PE"/>
-          <w14:ligatures w14:val="none"/>
+          <ns2:ligatures ns2:val="none"/>
         </w:rPr>
         <w:t/>
       </w:r>
@@ -4368,7 +4249,7 @@
           <w:color w:val="000000"/>
           <w:kern w:val="0"/>
           <w:lang w:eastAsia="es-PE"/>
-          <w14:ligatures w14:val="none"/>
+          <ns2:ligatures ns2:val="none"/>
         </w:rPr>
         <w:t xml:space="preserve"> de la referida norma</w:t>
       </w:r>
@@ -4380,7 +4261,7 @@
           <w:kern w:val="0"/>
           <w:vertAlign w:val="superscript"/>
           <w:lang w:eastAsia="es-PE"/>
-          <w14:ligatures w14:val="none"/>
+          <ns2:ligatures ns2:val="none"/>
         </w:rPr>
         <w:footnoteReference w:id="9"/>
       </w:r>
@@ -4390,7 +4271,7 @@
           <w:color w:val="000000"/>
           <w:kern w:val="0"/>
           <w:lang w:eastAsia="es-PE"/>
-          <w14:ligatures w14:val="none"/>
+          <ns2:ligatures ns2:val="none"/>
         </w:rPr>
         <w:t xml:space="preserve">. </w:t>
       </w:r>
@@ -4401,7 +4282,7 @@
           <w:color w:val="000000"/>
           <w:kern w:val="0"/>
           <w:lang w:eastAsia="es-PE"/>
-          <w14:ligatures w14:val="none"/>
+          <ns2:ligatures ns2:val="none"/>
         </w:rPr>
         <w:lastRenderedPageBreak/>
         <w:t>Asimismo, se consideran circunstancias atenuantes para la graduación de la sanción, el allanamiento de la denuncia o el reconocimiento de las pretensiones en ella contenidas, de acuerdo con el artículo 112</w:t>
@@ -4412,7 +4293,7 @@
           <w:color w:val="000000"/>
           <w:kern w:val="0"/>
           <w:lang w:eastAsia="es-PE"/>
-          <w14:ligatures w14:val="none"/>
+          <ns2:ligatures ns2:val="none"/>
         </w:rPr>
         <w:t/>
       </w:r>
@@ -4422,7 +4303,7 @@
           <w:color w:val="000000"/>
           <w:kern w:val="0"/>
           <w:lang w:eastAsia="es-PE"/>
-          <w14:ligatures w14:val="none"/>
+          <ns2:ligatures ns2:val="none"/>
         </w:rPr>
         <w:t xml:space="preserve"> del Código</w:t>
       </w:r>
@@ -4434,7 +4315,7 @@
           <w:kern w:val="0"/>
           <w:vertAlign w:val="superscript"/>
           <w:lang w:eastAsia="es-PE"/>
-          <w14:ligatures w14:val="none"/>
+          <ns2:ligatures ns2:val="none"/>
         </w:rPr>
         <w:footnoteReference w:id="10"/>
       </w:r>
@@ -4444,12 +4325,12 @@
           <w:color w:val="000000"/>
           <w:kern w:val="0"/>
           <w:lang w:eastAsia="es-PE"/>
-          <w14:ligatures w14:val="none"/>
+          <ns2:ligatures ns2:val="none"/>
         </w:rPr>
         <w:t>.</w:t>
       </w:r>
     </w:p>
-    <w:p>
+    <w:p ns2:paraId="7A5236A4" ns2:textId="77777777">
       <w:pPr>
         <w:shd w:val="clear" w:color="auto" w:fill="FFFFFF"/>
         <w:spacing w:after="0" w:line="240" w:lineRule="auto"/>
@@ -4460,11 +4341,11 @@
           <w:color w:val="000000"/>
           <w:kern w:val="0"/>
           <w:lang w:eastAsia="es-PE"/>
-          <w14:ligatures w14:val="none"/>
-        </w:rPr>
-      </w:pPr>
-    </w:p>
-    <w:p>
+          <ns2:ligatures ns2:val="none"/>
+        </w:rPr>
+      </w:pPr>
+    </w:p>
+    <w:p ns2:paraId="3F071DDA" ns2:textId="77777777">
       <w:pPr>
         <w:shd w:val="clear" w:color="auto" w:fill="FFFFFF"/>
         <w:spacing w:after="0" w:line="240" w:lineRule="auto"/>
@@ -4474,7 +4355,7 @@
           <w:color w:val="000000"/>
           <w:kern w:val="0"/>
           <w:lang w:eastAsia="es-PE"/>
-          <w14:ligatures w14:val="none"/>
+          <ns2:ligatures ns2:val="none"/>
         </w:rPr>
       </w:pPr>
       <w:r>
@@ -4483,7 +4364,7 @@
           <w:b/>
           <w:bCs/>
           <w:kern w:val="0"/>
-          <w14:ligatures w14:val="none"/>
+          <ns2:ligatures ns2:val="none"/>
         </w:rPr>
         <w:t>OCTAVO</w:t>
       </w:r>
@@ -4494,7 +4375,7 @@
           <w:color w:val="000000"/>
           <w:kern w:val="0"/>
           <w:lang w:eastAsia="es-PE"/>
-          <w14:ligatures w14:val="none"/>
+          <ns2:ligatures ns2:val="none"/>
         </w:rPr>
         <w:t>:</w:t>
       </w:r>
@@ -4504,7 +4385,7 @@
           <w:color w:val="000000"/>
           <w:kern w:val="0"/>
           <w:lang w:eastAsia="es-PE"/>
-          <w14:ligatures w14:val="none"/>
+          <ns2:ligatures ns2:val="none"/>
         </w:rPr>
         <w:t xml:space="preserve"> informar a las partes que conforme a lo establecido en el artículo 39</w:t>
       </w:r>
@@ -4514,7 +4395,7 @@
           <w:color w:val="000000"/>
           <w:kern w:val="0"/>
           <w:lang w:eastAsia="es-PE"/>
-          <w14:ligatures w14:val="none"/>
+          <ns2:ligatures ns2:val="none"/>
         </w:rPr>
         <w:t/>
       </w:r>
@@ -4524,12 +4405,12 @@
           <w:color w:val="000000"/>
           <w:kern w:val="0"/>
           <w:lang w:eastAsia="es-PE"/>
-          <w14:ligatures w14:val="none"/>
+          <ns2:ligatures ns2:val="none"/>
         </w:rPr>
         <w:t xml:space="preserve"> de la Ley sobre Facultades, Normas y Organización del Indecopi, aprobada por Decreto Legislativo 807, los gastos por los peritajes realizados, actuación de pruebas, inspecciones y otros derivados de la tramitación del proceso serán de cargo de la parte que solicita la prueba, salvo pacto en contrario. En todos los casos, la resolución final determinará si los gastos deben ser asumidos por alguna de las partes, o reembolsados a la otra parte o al Indecopi, según sea el caso, de manera adicional a la sanción que haya podido imponerse. </w:t>
       </w:r>
     </w:p>
-    <w:p>
+    <w:p ns2:paraId="0F10F9CF" ns2:textId="77777777">
       <w:pPr>
         <w:shd w:val="clear" w:color="auto" w:fill="FFFFFF"/>
         <w:spacing w:after="0" w:line="240" w:lineRule="auto"/>
@@ -4539,11 +4420,11 @@
           <w:color w:val="000000"/>
           <w:kern w:val="0"/>
           <w:lang w:eastAsia="es-PE"/>
-          <w14:ligatures w14:val="none"/>
-        </w:rPr>
-      </w:pPr>
-    </w:p>
-    <w:p>
+          <ns2:ligatures ns2:val="none"/>
+        </w:rPr>
+      </w:pPr>
+    </w:p>
+    <w:p ns2:paraId="194C23DD" ns2:textId="77777777">
       <w:pPr>
         <w:suppressAutoHyphens/>
         <w:spacing w:after="0" w:line="240" w:lineRule="auto"/>
@@ -4552,7 +4433,7 @@
           <w:rFonts w:ascii="Arial Narrow" w:eastAsia="Calibri" w:hAnsi="Arial Narrow" w:cs="Arial"/>
           <w:kern w:val="0"/>
           <w:u w:val="single"/>
-          <w14:ligatures w14:val="none"/>
+          <ns2:ligatures ns2:val="none"/>
         </w:rPr>
       </w:pPr>
       <w:r>
@@ -4563,7 +4444,7 @@
           <w:color w:val="000000"/>
           <w:kern w:val="0"/>
           <w:lang w:eastAsia="es-PE"/>
-          <w14:ligatures w14:val="none"/>
+          <ns2:ligatures ns2:val="none"/>
         </w:rPr>
         <w:t>NOVENO</w:t>
       </w:r>
@@ -4573,7 +4454,7 @@
           <w:b/>
           <w:bCs/>
           <w:kern w:val="0"/>
-          <w14:ligatures w14:val="none"/>
+          <ns2:ligatures ns2:val="none"/>
         </w:rPr>
         <w:t>:</w:t>
       </w:r>
@@ -4581,7 +4462,7 @@
         <w:rPr>
           <w:rFonts w:ascii="Arial Narrow" w:eastAsia="Calibri" w:hAnsi="Arial Narrow" w:cs="Arial"/>
           <w:kern w:val="0"/>
-          <w14:ligatures w14:val="none"/>
+          <ns2:ligatures ns2:val="none"/>
         </w:rPr>
         <w:t xml:space="preserve"> comunicar a las partes que, </w:t>
       </w:r>
@@ -4590,7 +4471,7 @@
         <w:rPr>
           <w:rFonts w:ascii="Arial Narrow" w:eastAsia="Calibri" w:hAnsi="Arial Narrow" w:cs="Arial"/>
           <w:kern w:val="0"/>
-          <w14:ligatures w14:val="none"/>
+          <ns2:ligatures ns2:val="none"/>
         </w:rPr>
         <w:t>de acuerdo a</w:t>
       </w:r>
@@ -4599,7 +4480,7 @@
         <w:rPr>
           <w:rFonts w:ascii="Arial Narrow" w:eastAsia="Calibri" w:hAnsi="Arial Narrow" w:cs="Arial"/>
           <w:kern w:val="0"/>
-          <w14:ligatures w14:val="none"/>
+          <ns2:ligatures ns2:val="none"/>
         </w:rPr>
         <w:t xml:space="preserve"> lo señalado por el artículo 29</w:t>
       </w:r>
@@ -4609,7 +4490,7 @@
           <w:color w:val="000000"/>
           <w:kern w:val="0"/>
           <w:lang w:eastAsia="es-PE"/>
-          <w14:ligatures w14:val="none"/>
+          <ns2:ligatures ns2:val="none"/>
         </w:rPr>
         <w:t/>
       </w:r>
@@ -4617,7 +4498,7 @@
         <w:rPr>
           <w:rFonts w:ascii="Arial Narrow" w:eastAsia="Calibri" w:hAnsi="Arial Narrow" w:cs="Arial"/>
           <w:kern w:val="0"/>
-          <w14:ligatures w14:val="none"/>
+          <ns2:ligatures ns2:val="none"/>
         </w:rPr>
         <w:t xml:space="preserve"> del Decreto Legislativo 807</w:t>
       </w:r>
@@ -4627,7 +4508,7 @@
           <w:rFonts w:ascii="Arial Narrow" w:eastAsia="Calibri" w:hAnsi="Arial Narrow" w:cs="Arial"/>
           <w:kern w:val="0"/>
           <w:vertAlign w:val="superscript"/>
-          <w14:ligatures w14:val="none"/>
+          <ns2:ligatures ns2:val="none"/>
         </w:rPr>
         <w:footnoteReference w:id="11"/>
       </w:r>
@@ -4635,7 +4516,7 @@
         <w:rPr>
           <w:rFonts w:ascii="Arial Narrow" w:eastAsia="Calibri" w:hAnsi="Arial Narrow" w:cs="Arial"/>
           <w:kern w:val="0"/>
-          <w14:ligatures w14:val="none"/>
+          <ns2:ligatures ns2:val="none"/>
         </w:rPr>
         <w:t xml:space="preserve">, hasta antes de la emisión de la Resolución Final tienen la posibilidad de solicitar una audiencia de conciliación. En caso deleguen a favor de una tercera persona su actuación en la diligencia programada, esta deberá presentar un poder especial con firma legalizada ante Notario Público, donde conste </w:t>
       </w:r>
@@ -4644,7 +4525,7 @@
           <w:rFonts w:ascii="Arial Narrow" w:eastAsia="Calibri" w:hAnsi="Arial Narrow" w:cs="Arial"/>
           <w:kern w:val="0"/>
           <w:u w:val="single"/>
-          <w14:ligatures w14:val="none"/>
+          <ns2:ligatures ns2:val="none"/>
         </w:rPr>
         <w:t>expresamente su facultad para asistir y conciliar en su representación</w:t>
       </w:r>
@@ -4652,7 +4533,7 @@
         <w:rPr>
           <w:rFonts w:ascii="Arial Narrow" w:eastAsia="Calibri" w:hAnsi="Arial Narrow" w:cs="Arial"/>
           <w:kern w:val="0"/>
-          <w14:ligatures w14:val="none"/>
+          <ns2:ligatures ns2:val="none"/>
         </w:rPr>
         <w:t>.</w:t>
       </w:r>
@@ -4662,7 +4543,7 @@
           <w:b/>
           <w:bCs/>
           <w:kern w:val="0"/>
-          <w14:ligatures w14:val="none"/>
+          <ns2:ligatures ns2:val="none"/>
         </w:rPr>
         <w:t xml:space="preserve"> </w:t>
       </w:r>
@@ -4671,12 +4552,12 @@
           <w:rFonts w:ascii="Arial Narrow" w:eastAsia="Calibri" w:hAnsi="Arial Narrow" w:cs="Arial"/>
           <w:kern w:val="0"/>
           <w:u w:val="single"/>
-          <w14:ligatures w14:val="none"/>
+          <ns2:ligatures ns2:val="none"/>
         </w:rPr>
         <w:t xml:space="preserve">Ello bajo apercibimiento de no realizar la audiencia de conciliación y levantar el acta de inasistencia correspondiente. </w:t>
       </w:r>
     </w:p>
-    <w:p>
+    <w:p ns2:paraId="19088877" ns2:textId="77777777">
       <w:pPr>
         <w:suppressAutoHyphens/>
         <w:spacing w:after="0" w:line="240" w:lineRule="auto"/>
@@ -4685,11 +4566,11 @@
           <w:rFonts w:ascii="Arial Narrow" w:eastAsia="Calibri" w:hAnsi="Arial Narrow" w:cs="Arial"/>
           <w:kern w:val="0"/>
           <w:u w:val="single"/>
-          <w14:ligatures w14:val="none"/>
-        </w:rPr>
-      </w:pPr>
-    </w:p>
-    <w:p>
+          <ns2:ligatures ns2:val="none"/>
+        </w:rPr>
+      </w:pPr>
+    </w:p>
+    <w:p ns2:paraId="7767F307" ns2:textId="77777777">
       <w:pPr>
         <w:suppressAutoHyphens/>
         <w:spacing w:after="0" w:line="240" w:lineRule="auto"/>
@@ -4706,7 +4587,7 @@
           <w:b/>
           <w:spacing w:val="-3"/>
           <w:kern w:val="0"/>
-          <w14:ligatures w14:val="none"/>
+          <ns2:ligatures ns2:val="none"/>
         </w:rPr>
         <w:t>DÉCIMO</w:t>
       </w:r>
@@ -4717,7 +4598,7 @@
           <w:color w:val="000000"/>
           <w:kern w:val="0"/>
           <w:lang w:eastAsia="es-PE"/>
-          <w14:ligatures w14:val="none"/>
+          <ns2:ligatures ns2:val="none"/>
         </w:rPr>
         <w:t>:</w:t>
       </w:r>
@@ -4727,14 +4608,14 @@
           <w:color w:val="000000"/>
           <w:kern w:val="0"/>
           <w:lang w:eastAsia="es-PE"/>
-          <w14:ligatures w14:val="none"/>
+          <ns2:ligatures ns2:val="none"/>
         </w:rPr>
         <w:t xml:space="preserve"> poner en conocimiento de las partes que, antes de la emisión de la Resolución Final, tienen la posibilidad de formular su desistimiento o presentar el acuerdo arribado mediante la conciliación, mediación, transacción o cualquier otro que, de forma indubitable, deje constancia que se ha solucionado la controversia materia de denuncia.</w:t>
       </w:r>
       <w:bookmarkStart w:id="12" w:name="h.gjdgxs" w:colFirst="0" w:colLast="0"/>
       <w:bookmarkEnd w:id="12"/>
     </w:p>
-    <w:p>
+    <w:p ns2:paraId="69E33D6A" ns2:textId="77777777">
       <w:pPr>
         <w:suppressAutoHyphens/>
         <w:spacing w:after="0" w:line="240" w:lineRule="auto"/>
@@ -4744,11 +4625,11 @@
           <w:color w:val="000000"/>
           <w:kern w:val="0"/>
           <w:lang w:eastAsia="es-PE"/>
-          <w14:ligatures w14:val="none"/>
-        </w:rPr>
-      </w:pPr>
-    </w:p>
-    <w:p>
+          <ns2:ligatures ns2:val="none"/>
+        </w:rPr>
+      </w:pPr>
+    </w:p>
+    <w:p ns2:paraId="4DB7FEAC" ns2:textId="134FAA02">
       <w:pPr>
         <w:suppressAutoHyphens/>
         <w:spacing w:after="0" w:line="240" w:lineRule="auto"/>
@@ -4780,7 +4661,7 @@
           <w:bCs/>
           <w:spacing w:val="-3"/>
           <w:kern w:val="0"/>
-          <w14:ligatures w14:val="none"/>
+          <ns2:ligatures ns2:val="none"/>
         </w:rPr>
         <w:t/>
       </w:r>
@@ -4789,7 +4670,7 @@
           <w:rFonts w:ascii="Arial Narrow" w:hAnsi="Arial Narrow" w:cs="Arial"/>
           <w:spacing w:val="-3"/>
           <w:kern w:val="0"/>
-          <w14:ligatures w14:val="none"/>
+          <ns2:ligatures ns2:val="none"/>
         </w:rPr>
         <w:t xml:space="preserve"/>
       </w:r>
@@ -4798,7 +4679,7 @@
           <w:rFonts w:ascii="Arial Narrow" w:hAnsi="Arial Narrow" w:cs="Arial"/>
           <w:spacing w:val="-3"/>
           <w:kern w:val="0"/>
-          <w14:ligatures w14:val="none"/>
+          <ns2:ligatures ns2:val="none"/>
         </w:rPr>
         <w:t xml:space="preserve"/>
       </w:r>
@@ -4809,7 +4690,7 @@
           <w:kern w:val="0"/>
           <w:shd w:val="clear" w:color="auto" w:fill="FFFFFF"/>
           <w:lang w:eastAsia="es-PE"/>
-          <w14:ligatures w14:val="none"/>
+          <ns2:ligatures ns2:val="none"/>
         </w:rPr>
         <w:t xml:space="preserve"/>
       </w:r>
@@ -4820,7 +4701,7 @@
           <w:kern w:val="0"/>
           <w:shd w:val="clear" w:color="auto" w:fill="FFFFFF"/>
           <w:lang w:eastAsia="es-PE"/>
-          <w14:ligatures w14:val="none"/>
+          <ns2:ligatures ns2:val="none"/>
         </w:rPr>
         <w:t xml:space="preserve"/>
       </w:r>
@@ -4837,7 +4718,7 @@
           <w:color w:val="000000"/>
           <w:kern w:val="0"/>
           <w:lang w:eastAsia="es-PE"/>
-          <w14:ligatures w14:val="none"/>
+          <ns2:ligatures ns2:val="none"/>
         </w:rPr>
         <w:t/>
       </w:r>
@@ -4862,7 +4743,7 @@
           <w:color w:val="000000"/>
           <w:kern w:val="0"/>
           <w:lang w:eastAsia="es-PE"/>
-          <w14:ligatures w14:val="none"/>
+          <ns2:ligatures ns2:val="none"/>
         </w:rPr>
         <w:t/>
       </w:r>
@@ -4888,7 +4769,7 @@
         <w:t/>
       </w:r>
     </w:p>
-    <w:p>
+    <w:p ns2:paraId="26B1ED4B" ns2:textId="77777777">
       <w:pPr>
         <w:suppressAutoHyphens/>
         <w:spacing w:after="0" w:line="240" w:lineRule="auto"/>
@@ -4898,7 +4779,7 @@
         </w:rPr>
       </w:pPr>
     </w:p>
-    <w:p>
+    <w:p ns2:paraId="12E923CD" ns2:textId="789553A9">
       <w:pPr>
         <w:suppressAutoHyphens/>
         <w:spacing w:line="240" w:lineRule="auto"/>
@@ -4965,7 +4846,7 @@
         <w:t>efectúe el acuse de recibo mediante la confirmación de recepción de la notificación remitida por este despacho a su Casilla Electrónica, dentro de los cinco (5) primeros días hábiles siguientes a la fecha en que recibe la notificación.</w:t>
       </w:r>
     </w:p>
-    <w:p>
+    <w:p ns2:paraId="2F2A96AE" ns2:textId="77777777">
       <w:pPr>
         <w:suppressAutoHyphens/>
         <w:spacing w:line="240" w:lineRule="auto"/>
@@ -4975,7 +4856,7 @@
         </w:rPr>
       </w:pPr>
     </w:p>
-    <w:p>
+    <w:p ns2:paraId="00B9B615" ns2:textId="77777777">
       <w:pPr>
         <w:suppressAutoHyphens/>
         <w:spacing w:after="0" w:line="240" w:lineRule="auto"/>
@@ -4986,40 +4867,40 @@
           <w:color w:val="000000"/>
           <w:kern w:val="0"/>
           <w:lang w:eastAsia="es-PE"/>
-          <w14:ligatures w14:val="none"/>
+          <ns2:ligatures ns2:val="none"/>
         </w:rPr>
       </w:pPr>
     </w:p>
     <w:bookmarkEnd w:id="0"/>
-    <w:p>
-      <w:pPr>
-        <w:spacing w:after="0" w:line="240" w:lineRule="auto"/>
-        <w:jc w:val="both"/>
-        <w:rPr>
-          <w:rFonts w:ascii="Arial Narrow" w:eastAsia="Arial Narrow" w:hAnsi="Arial Narrow" w:cs="Arial Narrow"/>
-          <w:b/>
-          <w:color w:val="000000"/>
-          <w:kern w:val="0"/>
-          <w:lang w:eastAsia="es-PE"/>
-          <w14:ligatures w14:val="none"/>
-        </w:rPr>
-      </w:pPr>
-    </w:p>
-    <w:p>
-      <w:pPr>
-        <w:spacing w:after="0" w:line="240" w:lineRule="auto"/>
-        <w:jc w:val="both"/>
-        <w:rPr>
-          <w:rFonts w:ascii="Arial Narrow" w:eastAsia="Arial Narrow" w:hAnsi="Arial Narrow" w:cs="Arial Narrow"/>
-          <w:b/>
-          <w:color w:val="000000"/>
-          <w:kern w:val="0"/>
-          <w:lang w:eastAsia="es-PE"/>
-          <w14:ligatures w14:val="none"/>
-        </w:rPr>
-      </w:pPr>
-    </w:p>
-    <w:p>
+    <w:p ns2:paraId="6F8AFAC6" ns2:textId="77777777">
+      <w:pPr>
+        <w:spacing w:after="0" w:line="240" w:lineRule="auto"/>
+        <w:jc w:val="both"/>
+        <w:rPr>
+          <w:rFonts w:ascii="Arial Narrow" w:eastAsia="Arial Narrow" w:hAnsi="Arial Narrow" w:cs="Arial Narrow"/>
+          <w:b/>
+          <w:color w:val="000000"/>
+          <w:kern w:val="0"/>
+          <w:lang w:eastAsia="es-PE"/>
+          <ns2:ligatures ns2:val="none"/>
+        </w:rPr>
+      </w:pPr>
+    </w:p>
+    <w:p ns2:paraId="41C37225" ns2:textId="77777777">
+      <w:pPr>
+        <w:spacing w:after="0" w:line="240" w:lineRule="auto"/>
+        <w:jc w:val="both"/>
+        <w:rPr>
+          <w:rFonts w:ascii="Arial Narrow" w:eastAsia="Arial Narrow" w:hAnsi="Arial Narrow" w:cs="Arial Narrow"/>
+          <w:b/>
+          <w:color w:val="000000"/>
+          <w:kern w:val="0"/>
+          <w:lang w:eastAsia="es-PE"/>
+          <ns2:ligatures ns2:val="none"/>
+        </w:rPr>
+      </w:pPr>
+    </w:p>
+    <w:p ns2:paraId="44C416C1" ns2:textId="77777777">
       <w:pPr>
         <w:shd w:val="clear" w:color="auto" w:fill="FFFFFF"/>
         <w:spacing w:after="0" w:line="240" w:lineRule="auto"/>
@@ -5030,7 +4911,7 @@
           <w:bCs/>
           <w:color w:val="000000"/>
           <w:kern w:val="0"/>
-          <w14:ligatures w14:val="none"/>
+          <ns2:ligatures ns2:val="none"/>
         </w:rPr>
       </w:pPr>
       <w:r>
@@ -5040,12 +4921,12 @@
           <w:bCs/>
           <w:color w:val="000000"/>
           <w:kern w:val="0"/>
-          <w14:ligatures w14:val="none"/>
+          <ns2:ligatures ns2:val="none"/>
         </w:rPr>
         <w:t>EVELING ROA QUISPE</w:t>
       </w:r>
     </w:p>
-    <w:p>
+    <w:p ns2:paraId="31A9CE85" ns2:textId="77777777">
       <w:pPr>
         <w:shd w:val="clear" w:color="auto" w:fill="FFFFFF"/>
         <w:spacing w:after="0" w:line="240" w:lineRule="auto"/>
@@ -5056,7 +4937,7 @@
           <w:bCs/>
           <w:color w:val="000000"/>
           <w:kern w:val="0"/>
-          <w14:ligatures w14:val="none"/>
+          <ns2:ligatures ns2:val="none"/>
         </w:rPr>
       </w:pPr>
       <w:r>
@@ -5066,12 +4947,12 @@
           <w:bCs/>
           <w:color w:val="000000"/>
           <w:kern w:val="0"/>
-          <w14:ligatures w14:val="none"/>
+          <ns2:ligatures ns2:val="none"/>
         </w:rPr>
         <w:t>Secretaria Técnica</w:t>
       </w:r>
     </w:p>
-    <w:p>
+    <w:p ns2:paraId="5A648714" ns2:textId="77777777">
       <w:pPr>
         <w:shd w:val="clear" w:color="auto" w:fill="FFFFFF"/>
         <w:spacing w:after="0" w:line="240" w:lineRule="auto"/>
@@ -5082,7 +4963,7 @@
           <w:bCs/>
           <w:color w:val="000000"/>
           <w:kern w:val="0"/>
-          <w14:ligatures w14:val="none"/>
+          <ns2:ligatures ns2:val="none"/>
         </w:rPr>
       </w:pPr>
       <w:r>
@@ -5092,26 +4973,26 @@
           <w:bCs/>
           <w:color w:val="000000"/>
           <w:kern w:val="0"/>
-          <w14:ligatures w14:val="none"/>
+          <ns2:ligatures ns2:val="none"/>
         </w:rPr>
         <w:t>Comisión de Protección al Consumidor 1</w:t>
       </w:r>
     </w:p>
-    <w:p>
-      <w:pPr>
-        <w:spacing w:after="0" w:line="240" w:lineRule="auto"/>
-        <w:jc w:val="both"/>
-        <w:rPr>
-          <w:rFonts w:ascii="Arial Narrow" w:eastAsia="Arial Narrow" w:hAnsi="Arial Narrow" w:cs="Arial Narrow"/>
-          <w:b/>
-          <w:color w:val="000000"/>
-          <w:kern w:val="0"/>
-          <w:lang w:eastAsia="es-PE"/>
-          <w14:ligatures w14:val="none"/>
-        </w:rPr>
-      </w:pPr>
-    </w:p>
-    <w:p>
+    <w:p ns2:paraId="5D9EDE09" ns2:textId="77777777">
+      <w:pPr>
+        <w:spacing w:after="0" w:line="240" w:lineRule="auto"/>
+        <w:jc w:val="both"/>
+        <w:rPr>
+          <w:rFonts w:ascii="Arial Narrow" w:eastAsia="Arial Narrow" w:hAnsi="Arial Narrow" w:cs="Arial Narrow"/>
+          <w:b/>
+          <w:color w:val="000000"/>
+          <w:kern w:val="0"/>
+          <w:lang w:eastAsia="es-PE"/>
+          <ns2:ligatures ns2:val="none"/>
+        </w:rPr>
+      </w:pPr>
+    </w:p>
+    <w:p ns2:paraId="32B8DBF5" ns2:textId="77777777">
       <w:pPr>
         <w:spacing w:after="0" w:line="240" w:lineRule="auto"/>
         <w:jc w:val="both"/>
@@ -5129,12 +5010,12 @@
           <w:sz w:val="16"/>
           <w:szCs w:val="16"/>
           <w:lang w:eastAsia="es-PE"/>
-          <w14:ligatures w14:val="none"/>
+          <ns2:ligatures ns2:val="none"/>
         </w:rPr>
         <w:t>LSM/JCQ</w:t>
       </w:r>
     </w:p>
-    <w:p>
+    <w:p ns2:paraId="68107EE2" ns2:textId="77777777">
       <w:pPr>
         <w:spacing w:line="240" w:lineRule="auto"/>
         <w:rPr>
@@ -5143,8 +5024,8 @@
       </w:pPr>
     </w:p>
     <w:sectPr>
-      <w:headerReference w:type="default" r:id="rId8"/>
-      <w:footerReference w:type="default" r:id="rId9"/>
+      <w:headerReference w:type="default" ns3:id="rId8"/>
+      <w:footerReference w:type="default" ns3:id="rId9"/>
       <w:pgSz w:w="11906" w:h="16838"/>
       <w:pgMar w:top="1417" w:right="1701" w:bottom="1417" w:left="1701" w:header="708" w:footer="708" w:gutter="0"/>
       <w:cols w:space="708"/>
